--- a/Key_Aptis_Listening_Real_Tests.docx
+++ b/Key_Aptis_Listening_Real_Tests.docx
@@ -23,7 +23,7 @@
           <w:b/>
           <w:sz w:val="28"/>
         </w:rPr>
-        <w:t>Hệ thống trọng điểm nghe — PART 1</w:t>
+        <w:t>Hệ thống trọng điểm nghe — Đầy đủ Part 1–4</w:t>
       </w:r>
     </w:p>
     <w:p>
@@ -46,7 +46,60 @@
         <w:rPr>
           <w:i/>
         </w:rPr>
-        <w:t>NOTE: Thí sinh chú ý chủ động vào link này check thường xuyên, vì nếu có update gì, bên mình sẽ update ngay tại đường link này, và các bạn cũng sẽ nhìn thấy nha. Phần update sẽ để ở đầu của các part để các bạn dễ nhận thấy.</w:t>
+        <w:t>NOTE: Thí sinh chú ý chủ động vào link này check thường xuyên. Phần update sẽ để ở đầu các part để các bạn dễ nhận thấy.</w:t>
+      </w:r>
+    </w:p>
+    <w:p>
+      <w:pPr>
+        <w:pStyle w:val="Heading1"/>
+      </w:pPr>
+      <w:r>
+        <w:t>Tổng quan cấu trúc</w:t>
+      </w:r>
+    </w:p>
+    <w:p>
+      <w:pPr>
+        <w:pStyle w:val="ListBullet"/>
+      </w:pPr>
+      <w:r>
+        <w:t>PART 1: 13 câu nghe ngắn — chọn 1 trong 3 đáp án (key dưới đây là đáp án đúng).</w:t>
+      </w:r>
+    </w:p>
+    <w:p>
+      <w:pPr>
+        <w:pStyle w:val="ListBullet"/>
+      </w:pPr>
+      <w:r>
+        <w:t>PART 2: Câu 14 — 4 người A/B/C/D nói về cùng 1 chủ đề, ghép với 6 ý.</w:t>
+      </w:r>
+    </w:p>
+    <w:p>
+      <w:pPr>
+        <w:pStyle w:val="ListBullet"/>
+      </w:pPr>
+      <w:r>
+        <w:t>PART 3: Câu 15 — hội thoại nam/nữ, chọn Man / Woman / Both cho 4 phát biểu.</w:t>
+      </w:r>
+    </w:p>
+    <w:p>
+      <w:pPr>
+        <w:pStyle w:val="ListBullet"/>
+      </w:pPr>
+      <w:r>
+        <w:t>PART 4: Câu 16–17 — 2 bài nói, mỗi bài 2 câu hỏi (đề thật nhặt 2 trong số các topic).</w:t>
+      </w:r>
+    </w:p>
+    <w:p>
+      <w:pPr>
+        <w:pStyle w:val="ListBullet"/>
+      </w:pPr>
+      <w:r>
+        <w:t>Lưu ý: Hội đồng Anh hay tráo đề, tráo thứ tự người nói và tráo giọng nam/nữ. Không học tủ 1 phiên bản.</w:t>
+      </w:r>
+    </w:p>
+    <w:p>
+      <w:r>
+        <w:br w:type="page"/>
       </w:r>
     </w:p>
     <w:p>
@@ -69,14 +122,14 @@
         <w:tblLook w:firstColumn="1" w:firstRow="1" w:lastColumn="0" w:lastRow="0" w:noHBand="0" w:noVBand="1" w:val="04A0"/>
       </w:tblPr>
       <w:tblGrid>
-        <w:gridCol w:w="3312"/>
-        <w:gridCol w:w="3312"/>
-        <w:gridCol w:w="3312"/>
+        <w:gridCol w:w="3360"/>
+        <w:gridCol w:w="3360"/>
+        <w:gridCol w:w="3360"/>
       </w:tblGrid>
       <w:tr>
         <w:tc>
           <w:tcPr>
-            <w:tcW w:type="dxa" w:w="3312"/>
+            <w:tcW w:type="dxa" w:w="3360"/>
           </w:tcPr>
           <w:p>
             <w:r>
@@ -89,20 +142,20 @@
         </w:tc>
         <w:tc>
           <w:tcPr>
-            <w:tcW w:type="dxa" w:w="3312"/>
+            <w:tcW w:type="dxa" w:w="3360"/>
           </w:tcPr>
           <w:p>
             <w:r>
               <w:rPr>
                 <w:b/>
               </w:rPr>
-              <w:t>Đáp án / Key</w:t>
-            </w:r>
-          </w:p>
-        </w:tc>
-        <w:tc>
-          <w:tcPr>
-            <w:tcW w:type="dxa" w:w="3312"/>
+              <w:t>Key / Đáp án</w:t>
+            </w:r>
+          </w:p>
+        </w:tc>
+        <w:tc>
+          <w:tcPr>
+            <w:tcW w:type="dxa" w:w="3360"/>
           </w:tcPr>
           <w:p>
             <w:r>
@@ -117,7 +170,7 @@
       <w:tr>
         <w:tc>
           <w:tcPr>
-            <w:tcW w:type="dxa" w:w="3312"/>
+            <w:tcW w:type="dxa" w:w="3360"/>
           </w:tcPr>
           <w:p>
             <w:r>
@@ -127,7 +180,7 @@
         </w:tc>
         <w:tc>
           <w:tcPr>
-            <w:tcW w:type="dxa" w:w="3312"/>
+            <w:tcW w:type="dxa" w:w="3360"/>
           </w:tcPr>
           <w:p>
             <w:r>
@@ -137,7 +190,7 @@
         </w:tc>
         <w:tc>
           <w:tcPr>
-            <w:tcW w:type="dxa" w:w="3312"/>
+            <w:tcW w:type="dxa" w:w="3360"/>
           </w:tcPr>
           <w:p>
             <w:r>
@@ -149,7 +202,7 @@
       <w:tr>
         <w:tc>
           <w:tcPr>
-            <w:tcW w:type="dxa" w:w="3312"/>
+            <w:tcW w:type="dxa" w:w="3360"/>
           </w:tcPr>
           <w:p>
             <w:r>
@@ -159,7 +212,7 @@
         </w:tc>
         <w:tc>
           <w:tcPr>
-            <w:tcW w:type="dxa" w:w="3312"/>
+            <w:tcW w:type="dxa" w:w="3360"/>
           </w:tcPr>
           <w:p>
             <w:r>
@@ -169,7 +222,7 @@
         </w:tc>
         <w:tc>
           <w:tcPr>
-            <w:tcW w:type="dxa" w:w="3312"/>
+            <w:tcW w:type="dxa" w:w="3360"/>
           </w:tcPr>
           <w:p>
             <w:r>
@@ -181,7 +234,7 @@
       <w:tr>
         <w:tc>
           <w:tcPr>
-            <w:tcW w:type="dxa" w:w="3312"/>
+            <w:tcW w:type="dxa" w:w="3360"/>
           </w:tcPr>
           <w:p>
             <w:r>
@@ -191,7 +244,7 @@
         </w:tc>
         <w:tc>
           <w:tcPr>
-            <w:tcW w:type="dxa" w:w="3312"/>
+            <w:tcW w:type="dxa" w:w="3360"/>
           </w:tcPr>
           <w:p>
             <w:r>
@@ -201,7 +254,7 @@
         </w:tc>
         <w:tc>
           <w:tcPr>
-            <w:tcW w:type="dxa" w:w="3312"/>
+            <w:tcW w:type="dxa" w:w="3360"/>
           </w:tcPr>
           <w:p>
             <w:r>
@@ -213,7 +266,7 @@
       <w:tr>
         <w:tc>
           <w:tcPr>
-            <w:tcW w:type="dxa" w:w="3312"/>
+            <w:tcW w:type="dxa" w:w="3360"/>
           </w:tcPr>
           <w:p>
             <w:r>
@@ -223,7 +276,7 @@
         </w:tc>
         <w:tc>
           <w:tcPr>
-            <w:tcW w:type="dxa" w:w="3312"/>
+            <w:tcW w:type="dxa" w:w="3360"/>
           </w:tcPr>
           <w:p>
             <w:r>
@@ -233,7 +286,7 @@
         </w:tc>
         <w:tc>
           <w:tcPr>
-            <w:tcW w:type="dxa" w:w="3312"/>
+            <w:tcW w:type="dxa" w:w="3360"/>
           </w:tcPr>
           <w:p>
             <w:r>
@@ -245,7 +298,7 @@
       <w:tr>
         <w:tc>
           <w:tcPr>
-            <w:tcW w:type="dxa" w:w="3312"/>
+            <w:tcW w:type="dxa" w:w="3360"/>
           </w:tcPr>
           <w:p>
             <w:r>
@@ -255,7 +308,7 @@
         </w:tc>
         <w:tc>
           <w:tcPr>
-            <w:tcW w:type="dxa" w:w="3312"/>
+            <w:tcW w:type="dxa" w:w="3360"/>
           </w:tcPr>
           <w:p>
             <w:r>
@@ -265,7 +318,7 @@
         </w:tc>
         <w:tc>
           <w:tcPr>
-            <w:tcW w:type="dxa" w:w="3312"/>
+            <w:tcW w:type="dxa" w:w="3360"/>
           </w:tcPr>
           <w:p>
             <w:r>
@@ -277,7 +330,7 @@
       <w:tr>
         <w:tc>
           <w:tcPr>
-            <w:tcW w:type="dxa" w:w="3312"/>
+            <w:tcW w:type="dxa" w:w="3360"/>
           </w:tcPr>
           <w:p>
             <w:r>
@@ -287,7 +340,7 @@
         </w:tc>
         <w:tc>
           <w:tcPr>
-            <w:tcW w:type="dxa" w:w="3312"/>
+            <w:tcW w:type="dxa" w:w="3360"/>
           </w:tcPr>
           <w:p>
             <w:r>
@@ -297,7 +350,7 @@
         </w:tc>
         <w:tc>
           <w:tcPr>
-            <w:tcW w:type="dxa" w:w="3312"/>
+            <w:tcW w:type="dxa" w:w="3360"/>
           </w:tcPr>
           <w:p>
             <w:r>
@@ -309,7 +362,7 @@
       <w:tr>
         <w:tc>
           <w:tcPr>
-            <w:tcW w:type="dxa" w:w="3312"/>
+            <w:tcW w:type="dxa" w:w="3360"/>
           </w:tcPr>
           <w:p>
             <w:r>
@@ -319,7 +372,7 @@
         </w:tc>
         <w:tc>
           <w:tcPr>
-            <w:tcW w:type="dxa" w:w="3312"/>
+            <w:tcW w:type="dxa" w:w="3360"/>
           </w:tcPr>
           <w:p>
             <w:r>
@@ -329,7 +382,7 @@
         </w:tc>
         <w:tc>
           <w:tcPr>
-            <w:tcW w:type="dxa" w:w="3312"/>
+            <w:tcW w:type="dxa" w:w="3360"/>
           </w:tcPr>
           <w:p>
             <w:r>
@@ -341,7 +394,7 @@
       <w:tr>
         <w:tc>
           <w:tcPr>
-            <w:tcW w:type="dxa" w:w="3312"/>
+            <w:tcW w:type="dxa" w:w="3360"/>
           </w:tcPr>
           <w:p>
             <w:r>
@@ -351,7 +404,7 @@
         </w:tc>
         <w:tc>
           <w:tcPr>
-            <w:tcW w:type="dxa" w:w="3312"/>
+            <w:tcW w:type="dxa" w:w="3360"/>
           </w:tcPr>
           <w:p>
             <w:r>
@@ -361,7 +414,7 @@
         </w:tc>
         <w:tc>
           <w:tcPr>
-            <w:tcW w:type="dxa" w:w="3312"/>
+            <w:tcW w:type="dxa" w:w="3360"/>
           </w:tcPr>
           <w:p>
             <w:r>
@@ -373,7 +426,7 @@
       <w:tr>
         <w:tc>
           <w:tcPr>
-            <w:tcW w:type="dxa" w:w="3312"/>
+            <w:tcW w:type="dxa" w:w="3360"/>
           </w:tcPr>
           <w:p>
             <w:r>
@@ -383,7 +436,7 @@
         </w:tc>
         <w:tc>
           <w:tcPr>
-            <w:tcW w:type="dxa" w:w="3312"/>
+            <w:tcW w:type="dxa" w:w="3360"/>
           </w:tcPr>
           <w:p>
             <w:r>
@@ -393,7 +446,7 @@
         </w:tc>
         <w:tc>
           <w:tcPr>
-            <w:tcW w:type="dxa" w:w="3312"/>
+            <w:tcW w:type="dxa" w:w="3360"/>
           </w:tcPr>
           <w:p>
             <w:r>
@@ -405,7 +458,7 @@
       <w:tr>
         <w:tc>
           <w:tcPr>
-            <w:tcW w:type="dxa" w:w="3312"/>
+            <w:tcW w:type="dxa" w:w="3360"/>
           </w:tcPr>
           <w:p>
             <w:r>
@@ -415,7 +468,7 @@
         </w:tc>
         <w:tc>
           <w:tcPr>
-            <w:tcW w:type="dxa" w:w="3312"/>
+            <w:tcW w:type="dxa" w:w="3360"/>
           </w:tcPr>
           <w:p>
             <w:r>
@@ -425,7 +478,7 @@
         </w:tc>
         <w:tc>
           <w:tcPr>
-            <w:tcW w:type="dxa" w:w="3312"/>
+            <w:tcW w:type="dxa" w:w="3360"/>
           </w:tcPr>
           <w:p>
             <w:r>
@@ -437,7 +490,7 @@
       <w:tr>
         <w:tc>
           <w:tcPr>
-            <w:tcW w:type="dxa" w:w="3312"/>
+            <w:tcW w:type="dxa" w:w="3360"/>
           </w:tcPr>
           <w:p>
             <w:r>
@@ -447,7 +500,7 @@
         </w:tc>
         <w:tc>
           <w:tcPr>
-            <w:tcW w:type="dxa" w:w="3312"/>
+            <w:tcW w:type="dxa" w:w="3360"/>
           </w:tcPr>
           <w:p>
             <w:r>
@@ -457,7 +510,7 @@
         </w:tc>
         <w:tc>
           <w:tcPr>
-            <w:tcW w:type="dxa" w:w="3312"/>
+            <w:tcW w:type="dxa" w:w="3360"/>
           </w:tcPr>
           <w:p>
             <w:r>
@@ -469,7 +522,7 @@
       <w:tr>
         <w:tc>
           <w:tcPr>
-            <w:tcW w:type="dxa" w:w="3312"/>
+            <w:tcW w:type="dxa" w:w="3360"/>
           </w:tcPr>
           <w:p>
             <w:r>
@@ -479,7 +532,7 @@
         </w:tc>
         <w:tc>
           <w:tcPr>
-            <w:tcW w:type="dxa" w:w="3312"/>
+            <w:tcW w:type="dxa" w:w="3360"/>
           </w:tcPr>
           <w:p>
             <w:r>
@@ -489,7 +542,7 @@
         </w:tc>
         <w:tc>
           <w:tcPr>
-            <w:tcW w:type="dxa" w:w="3312"/>
+            <w:tcW w:type="dxa" w:w="3360"/>
           </w:tcPr>
           <w:p>
             <w:r>
@@ -501,7 +554,7 @@
       <w:tr>
         <w:tc>
           <w:tcPr>
-            <w:tcW w:type="dxa" w:w="3312"/>
+            <w:tcW w:type="dxa" w:w="3360"/>
           </w:tcPr>
           <w:p>
             <w:r>
@@ -511,7 +564,7 @@
         </w:tc>
         <w:tc>
           <w:tcPr>
-            <w:tcW w:type="dxa" w:w="3312"/>
+            <w:tcW w:type="dxa" w:w="3360"/>
           </w:tcPr>
           <w:p>
             <w:r>
@@ -521,7 +574,7 @@
         </w:tc>
         <w:tc>
           <w:tcPr>
-            <w:tcW w:type="dxa" w:w="3312"/>
+            <w:tcW w:type="dxa" w:w="3360"/>
           </w:tcPr>
           <w:p>
             <w:r>
@@ -533,7 +586,7 @@
       <w:tr>
         <w:tc>
           <w:tcPr>
-            <w:tcW w:type="dxa" w:w="3312"/>
+            <w:tcW w:type="dxa" w:w="3360"/>
           </w:tcPr>
           <w:p>
             <w:r>
@@ -543,7 +596,7 @@
         </w:tc>
         <w:tc>
           <w:tcPr>
-            <w:tcW w:type="dxa" w:w="3312"/>
+            <w:tcW w:type="dxa" w:w="3360"/>
           </w:tcPr>
           <w:p>
             <w:r>
@@ -553,7 +606,7 @@
         </w:tc>
         <w:tc>
           <w:tcPr>
-            <w:tcW w:type="dxa" w:w="3312"/>
+            <w:tcW w:type="dxa" w:w="3360"/>
           </w:tcPr>
           <w:p>
             <w:r>
@@ -565,7 +618,7 @@
       <w:tr>
         <w:tc>
           <w:tcPr>
-            <w:tcW w:type="dxa" w:w="3312"/>
+            <w:tcW w:type="dxa" w:w="3360"/>
           </w:tcPr>
           <w:p>
             <w:r>
@@ -575,7 +628,7 @@
         </w:tc>
         <w:tc>
           <w:tcPr>
-            <w:tcW w:type="dxa" w:w="3312"/>
+            <w:tcW w:type="dxa" w:w="3360"/>
           </w:tcPr>
           <w:p>
             <w:r>
@@ -585,7 +638,7 @@
         </w:tc>
         <w:tc>
           <w:tcPr>
-            <w:tcW w:type="dxa" w:w="3312"/>
+            <w:tcW w:type="dxa" w:w="3360"/>
           </w:tcPr>
           <w:p>
             <w:r>
@@ -597,7 +650,7 @@
       <w:tr>
         <w:tc>
           <w:tcPr>
-            <w:tcW w:type="dxa" w:w="3312"/>
+            <w:tcW w:type="dxa" w:w="3360"/>
           </w:tcPr>
           <w:p>
             <w:r>
@@ -607,7 +660,7 @@
         </w:tc>
         <w:tc>
           <w:tcPr>
-            <w:tcW w:type="dxa" w:w="3312"/>
+            <w:tcW w:type="dxa" w:w="3360"/>
           </w:tcPr>
           <w:p>
             <w:r>
@@ -617,7 +670,7 @@
         </w:tc>
         <w:tc>
           <w:tcPr>
-            <w:tcW w:type="dxa" w:w="3312"/>
+            <w:tcW w:type="dxa" w:w="3360"/>
           </w:tcPr>
           <w:p>
             <w:r>
@@ -629,7 +682,7 @@
       <w:tr>
         <w:tc>
           <w:tcPr>
-            <w:tcW w:type="dxa" w:w="3312"/>
+            <w:tcW w:type="dxa" w:w="3360"/>
           </w:tcPr>
           <w:p>
             <w:r>
@@ -639,7 +692,7 @@
         </w:tc>
         <w:tc>
           <w:tcPr>
-            <w:tcW w:type="dxa" w:w="3312"/>
+            <w:tcW w:type="dxa" w:w="3360"/>
           </w:tcPr>
           <w:p>
             <w:r>
@@ -649,7 +702,7 @@
         </w:tc>
         <w:tc>
           <w:tcPr>
-            <w:tcW w:type="dxa" w:w="3312"/>
+            <w:tcW w:type="dxa" w:w="3360"/>
           </w:tcPr>
           <w:p>
             <w:r>
@@ -661,7 +714,7 @@
       <w:tr>
         <w:tc>
           <w:tcPr>
-            <w:tcW w:type="dxa" w:w="3312"/>
+            <w:tcW w:type="dxa" w:w="3360"/>
           </w:tcPr>
           <w:p>
             <w:r>
@@ -671,7 +724,7 @@
         </w:tc>
         <w:tc>
           <w:tcPr>
-            <w:tcW w:type="dxa" w:w="3312"/>
+            <w:tcW w:type="dxa" w:w="3360"/>
           </w:tcPr>
           <w:p>
             <w:r>
@@ -681,7 +734,7 @@
         </w:tc>
         <w:tc>
           <w:tcPr>
-            <w:tcW w:type="dxa" w:w="3312"/>
+            <w:tcW w:type="dxa" w:w="3360"/>
           </w:tcPr>
           <w:p>
             <w:r>
@@ -693,7 +746,7 @@
       <w:tr>
         <w:tc>
           <w:tcPr>
-            <w:tcW w:type="dxa" w:w="3312"/>
+            <w:tcW w:type="dxa" w:w="3360"/>
           </w:tcPr>
           <w:p>
             <w:r>
@@ -703,7 +756,7 @@
         </w:tc>
         <w:tc>
           <w:tcPr>
-            <w:tcW w:type="dxa" w:w="3312"/>
+            <w:tcW w:type="dxa" w:w="3360"/>
           </w:tcPr>
           <w:p>
             <w:r>
@@ -713,7 +766,7 @@
         </w:tc>
         <w:tc>
           <w:tcPr>
-            <w:tcW w:type="dxa" w:w="3312"/>
+            <w:tcW w:type="dxa" w:w="3360"/>
           </w:tcPr>
           <w:p>
             <w:r>
@@ -725,7 +778,7 @@
       <w:tr>
         <w:tc>
           <w:tcPr>
-            <w:tcW w:type="dxa" w:w="3312"/>
+            <w:tcW w:type="dxa" w:w="3360"/>
           </w:tcPr>
           <w:p>
             <w:r>
@@ -735,7 +788,7 @@
         </w:tc>
         <w:tc>
           <w:tcPr>
-            <w:tcW w:type="dxa" w:w="3312"/>
+            <w:tcW w:type="dxa" w:w="3360"/>
           </w:tcPr>
           <w:p>
             <w:r>
@@ -745,7 +798,7 @@
         </w:tc>
         <w:tc>
           <w:tcPr>
-            <w:tcW w:type="dxa" w:w="3312"/>
+            <w:tcW w:type="dxa" w:w="3360"/>
           </w:tcPr>
           <w:p>
             <w:r>
@@ -757,7 +810,7 @@
       <w:tr>
         <w:tc>
           <w:tcPr>
-            <w:tcW w:type="dxa" w:w="3312"/>
+            <w:tcW w:type="dxa" w:w="3360"/>
           </w:tcPr>
           <w:p>
             <w:r>
@@ -767,7 +820,7 @@
         </w:tc>
         <w:tc>
           <w:tcPr>
-            <w:tcW w:type="dxa" w:w="3312"/>
+            <w:tcW w:type="dxa" w:w="3360"/>
           </w:tcPr>
           <w:p>
             <w:r>
@@ -777,7 +830,7 @@
         </w:tc>
         <w:tc>
           <w:tcPr>
-            <w:tcW w:type="dxa" w:w="3312"/>
+            <w:tcW w:type="dxa" w:w="3360"/>
           </w:tcPr>
           <w:p>
             <w:r>
@@ -789,7 +842,7 @@
       <w:tr>
         <w:tc>
           <w:tcPr>
-            <w:tcW w:type="dxa" w:w="3312"/>
+            <w:tcW w:type="dxa" w:w="3360"/>
           </w:tcPr>
           <w:p>
             <w:r>
@@ -799,7 +852,7 @@
         </w:tc>
         <w:tc>
           <w:tcPr>
-            <w:tcW w:type="dxa" w:w="3312"/>
+            <w:tcW w:type="dxa" w:w="3360"/>
           </w:tcPr>
           <w:p>
             <w:r>
@@ -809,7 +862,7 @@
         </w:tc>
         <w:tc>
           <w:tcPr>
-            <w:tcW w:type="dxa" w:w="3312"/>
+            <w:tcW w:type="dxa" w:w="3360"/>
           </w:tcPr>
           <w:p>
             <w:r>
@@ -821,7 +874,7 @@
       <w:tr>
         <w:tc>
           <w:tcPr>
-            <w:tcW w:type="dxa" w:w="3312"/>
+            <w:tcW w:type="dxa" w:w="3360"/>
           </w:tcPr>
           <w:p>
             <w:r>
@@ -831,7 +884,7 @@
         </w:tc>
         <w:tc>
           <w:tcPr>
-            <w:tcW w:type="dxa" w:w="3312"/>
+            <w:tcW w:type="dxa" w:w="3360"/>
           </w:tcPr>
           <w:p>
             <w:r>
@@ -841,7 +894,7 @@
         </w:tc>
         <w:tc>
           <w:tcPr>
-            <w:tcW w:type="dxa" w:w="3312"/>
+            <w:tcW w:type="dxa" w:w="3360"/>
           </w:tcPr>
           <w:p>
             <w:r>
@@ -853,7 +906,7 @@
       <w:tr>
         <w:tc>
           <w:tcPr>
-            <w:tcW w:type="dxa" w:w="3312"/>
+            <w:tcW w:type="dxa" w:w="3360"/>
           </w:tcPr>
           <w:p>
             <w:r>
@@ -863,7 +916,7 @@
         </w:tc>
         <w:tc>
           <w:tcPr>
-            <w:tcW w:type="dxa" w:w="3312"/>
+            <w:tcW w:type="dxa" w:w="3360"/>
           </w:tcPr>
           <w:p>
             <w:r>
@@ -873,7 +926,7 @@
         </w:tc>
         <w:tc>
           <w:tcPr>
-            <w:tcW w:type="dxa" w:w="3312"/>
+            <w:tcW w:type="dxa" w:w="3360"/>
           </w:tcPr>
           <w:p>
             <w:r>
@@ -885,7 +938,7 @@
       <w:tr>
         <w:tc>
           <w:tcPr>
-            <w:tcW w:type="dxa" w:w="3312"/>
+            <w:tcW w:type="dxa" w:w="3360"/>
           </w:tcPr>
           <w:p>
             <w:r>
@@ -895,7 +948,7 @@
         </w:tc>
         <w:tc>
           <w:tcPr>
-            <w:tcW w:type="dxa" w:w="3312"/>
+            <w:tcW w:type="dxa" w:w="3360"/>
           </w:tcPr>
           <w:p>
             <w:r>
@@ -905,7 +958,7 @@
         </w:tc>
         <w:tc>
           <w:tcPr>
-            <w:tcW w:type="dxa" w:w="3312"/>
+            <w:tcW w:type="dxa" w:w="3360"/>
           </w:tcPr>
           <w:p>
             <w:r>
@@ -917,7 +970,7 @@
       <w:tr>
         <w:tc>
           <w:tcPr>
-            <w:tcW w:type="dxa" w:w="3312"/>
+            <w:tcW w:type="dxa" w:w="3360"/>
           </w:tcPr>
           <w:p>
             <w:r>
@@ -927,7 +980,7 @@
         </w:tc>
         <w:tc>
           <w:tcPr>
-            <w:tcW w:type="dxa" w:w="3312"/>
+            <w:tcW w:type="dxa" w:w="3360"/>
           </w:tcPr>
           <w:p>
             <w:r>
@@ -937,7 +990,7 @@
         </w:tc>
         <w:tc>
           <w:tcPr>
-            <w:tcW w:type="dxa" w:w="3312"/>
+            <w:tcW w:type="dxa" w:w="3360"/>
           </w:tcPr>
           <w:p>
             <w:r>
@@ -949,7 +1002,7 @@
       <w:tr>
         <w:tc>
           <w:tcPr>
-            <w:tcW w:type="dxa" w:w="3312"/>
+            <w:tcW w:type="dxa" w:w="3360"/>
           </w:tcPr>
           <w:p>
             <w:r>
@@ -959,7 +1012,7 @@
         </w:tc>
         <w:tc>
           <w:tcPr>
-            <w:tcW w:type="dxa" w:w="3312"/>
+            <w:tcW w:type="dxa" w:w="3360"/>
           </w:tcPr>
           <w:p>
             <w:r>
@@ -969,7 +1022,7 @@
         </w:tc>
         <w:tc>
           <w:tcPr>
-            <w:tcW w:type="dxa" w:w="3312"/>
+            <w:tcW w:type="dxa" w:w="3360"/>
           </w:tcPr>
           <w:p>
             <w:r>
@@ -981,7 +1034,7 @@
       <w:tr>
         <w:tc>
           <w:tcPr>
-            <w:tcW w:type="dxa" w:w="3312"/>
+            <w:tcW w:type="dxa" w:w="3360"/>
           </w:tcPr>
           <w:p>
             <w:r>
@@ -991,7 +1044,7 @@
         </w:tc>
         <w:tc>
           <w:tcPr>
-            <w:tcW w:type="dxa" w:w="3312"/>
+            <w:tcW w:type="dxa" w:w="3360"/>
           </w:tcPr>
           <w:p>
             <w:r>
@@ -1001,7 +1054,7 @@
         </w:tc>
         <w:tc>
           <w:tcPr>
-            <w:tcW w:type="dxa" w:w="3312"/>
+            <w:tcW w:type="dxa" w:w="3360"/>
           </w:tcPr>
           <w:p>
             <w:r>
@@ -1013,7 +1066,7 @@
       <w:tr>
         <w:tc>
           <w:tcPr>
-            <w:tcW w:type="dxa" w:w="3312"/>
+            <w:tcW w:type="dxa" w:w="3360"/>
           </w:tcPr>
           <w:p>
             <w:r>
@@ -1023,7 +1076,7 @@
         </w:tc>
         <w:tc>
           <w:tcPr>
-            <w:tcW w:type="dxa" w:w="3312"/>
+            <w:tcW w:type="dxa" w:w="3360"/>
           </w:tcPr>
           <w:p>
             <w:r>
@@ -1033,7 +1086,7 @@
         </w:tc>
         <w:tc>
           <w:tcPr>
-            <w:tcW w:type="dxa" w:w="3312"/>
+            <w:tcW w:type="dxa" w:w="3360"/>
           </w:tcPr>
           <w:p>
             <w:r>
@@ -1045,7 +1098,7 @@
       <w:tr>
         <w:tc>
           <w:tcPr>
-            <w:tcW w:type="dxa" w:w="3312"/>
+            <w:tcW w:type="dxa" w:w="3360"/>
           </w:tcPr>
           <w:p>
             <w:r>
@@ -1055,7 +1108,7 @@
         </w:tc>
         <w:tc>
           <w:tcPr>
-            <w:tcW w:type="dxa" w:w="3312"/>
+            <w:tcW w:type="dxa" w:w="3360"/>
           </w:tcPr>
           <w:p>
             <w:r>
@@ -1065,7 +1118,7 @@
         </w:tc>
         <w:tc>
           <w:tcPr>
-            <w:tcW w:type="dxa" w:w="3312"/>
+            <w:tcW w:type="dxa" w:w="3360"/>
           </w:tcPr>
           <w:p>
             <w:r>
@@ -1077,7 +1130,7 @@
       <w:tr>
         <w:tc>
           <w:tcPr>
-            <w:tcW w:type="dxa" w:w="3312"/>
+            <w:tcW w:type="dxa" w:w="3360"/>
           </w:tcPr>
           <w:p>
             <w:r>
@@ -1087,7 +1140,7 @@
         </w:tc>
         <w:tc>
           <w:tcPr>
-            <w:tcW w:type="dxa" w:w="3312"/>
+            <w:tcW w:type="dxa" w:w="3360"/>
           </w:tcPr>
           <w:p>
             <w:r>
@@ -1097,7 +1150,7 @@
         </w:tc>
         <w:tc>
           <w:tcPr>
-            <w:tcW w:type="dxa" w:w="3312"/>
+            <w:tcW w:type="dxa" w:w="3360"/>
           </w:tcPr>
           <w:p>
             <w:r>
@@ -1109,7 +1162,7 @@
       <w:tr>
         <w:tc>
           <w:tcPr>
-            <w:tcW w:type="dxa" w:w="3312"/>
+            <w:tcW w:type="dxa" w:w="3360"/>
           </w:tcPr>
           <w:p>
             <w:r>
@@ -1119,7 +1172,7 @@
         </w:tc>
         <w:tc>
           <w:tcPr>
-            <w:tcW w:type="dxa" w:w="3312"/>
+            <w:tcW w:type="dxa" w:w="3360"/>
           </w:tcPr>
           <w:p>
             <w:r>
@@ -1129,7 +1182,7 @@
         </w:tc>
         <w:tc>
           <w:tcPr>
-            <w:tcW w:type="dxa" w:w="3312"/>
+            <w:tcW w:type="dxa" w:w="3360"/>
           </w:tcPr>
           <w:p>
             <w:r>
@@ -1141,7 +1194,7 @@
       <w:tr>
         <w:tc>
           <w:tcPr>
-            <w:tcW w:type="dxa" w:w="3312"/>
+            <w:tcW w:type="dxa" w:w="3360"/>
           </w:tcPr>
           <w:p>
             <w:r>
@@ -1151,7 +1204,7 @@
         </w:tc>
         <w:tc>
           <w:tcPr>
-            <w:tcW w:type="dxa" w:w="3312"/>
+            <w:tcW w:type="dxa" w:w="3360"/>
           </w:tcPr>
           <w:p>
             <w:r>
@@ -1161,7 +1214,7 @@
         </w:tc>
         <w:tc>
           <w:tcPr>
-            <w:tcW w:type="dxa" w:w="3312"/>
+            <w:tcW w:type="dxa" w:w="3360"/>
           </w:tcPr>
           <w:p>
             <w:r>
@@ -1173,7 +1226,7 @@
       <w:tr>
         <w:tc>
           <w:tcPr>
-            <w:tcW w:type="dxa" w:w="3312"/>
+            <w:tcW w:type="dxa" w:w="3360"/>
           </w:tcPr>
           <w:p>
             <w:r>
@@ -1183,7 +1236,7 @@
         </w:tc>
         <w:tc>
           <w:tcPr>
-            <w:tcW w:type="dxa" w:w="3312"/>
+            <w:tcW w:type="dxa" w:w="3360"/>
           </w:tcPr>
           <w:p>
             <w:r>
@@ -1193,7 +1246,7 @@
         </w:tc>
         <w:tc>
           <w:tcPr>
-            <w:tcW w:type="dxa" w:w="3312"/>
+            <w:tcW w:type="dxa" w:w="3360"/>
           </w:tcPr>
           <w:p>
             <w:r>
@@ -1205,7 +1258,7 @@
       <w:tr>
         <w:tc>
           <w:tcPr>
-            <w:tcW w:type="dxa" w:w="3312"/>
+            <w:tcW w:type="dxa" w:w="3360"/>
           </w:tcPr>
           <w:p>
             <w:r>
@@ -1215,7 +1268,7 @@
         </w:tc>
         <w:tc>
           <w:tcPr>
-            <w:tcW w:type="dxa" w:w="3312"/>
+            <w:tcW w:type="dxa" w:w="3360"/>
           </w:tcPr>
           <w:p>
             <w:r>
@@ -1225,7 +1278,7 @@
         </w:tc>
         <w:tc>
           <w:tcPr>
-            <w:tcW w:type="dxa" w:w="3312"/>
+            <w:tcW w:type="dxa" w:w="3360"/>
           </w:tcPr>
           <w:p>
             <w:r>
@@ -1237,7 +1290,7 @@
       <w:tr>
         <w:tc>
           <w:tcPr>
-            <w:tcW w:type="dxa" w:w="3312"/>
+            <w:tcW w:type="dxa" w:w="3360"/>
           </w:tcPr>
           <w:p>
             <w:r>
@@ -1247,7 +1300,7 @@
         </w:tc>
         <w:tc>
           <w:tcPr>
-            <w:tcW w:type="dxa" w:w="3312"/>
+            <w:tcW w:type="dxa" w:w="3360"/>
           </w:tcPr>
           <w:p>
             <w:r>
@@ -1257,7 +1310,7 @@
         </w:tc>
         <w:tc>
           <w:tcPr>
-            <w:tcW w:type="dxa" w:w="3312"/>
+            <w:tcW w:type="dxa" w:w="3360"/>
           </w:tcPr>
           <w:p>
             <w:r>
@@ -1269,7 +1322,7 @@
       <w:tr>
         <w:tc>
           <w:tcPr>
-            <w:tcW w:type="dxa" w:w="3312"/>
+            <w:tcW w:type="dxa" w:w="3360"/>
           </w:tcPr>
           <w:p>
             <w:r>
@@ -1279,7 +1332,7 @@
         </w:tc>
         <w:tc>
           <w:tcPr>
-            <w:tcW w:type="dxa" w:w="3312"/>
+            <w:tcW w:type="dxa" w:w="3360"/>
           </w:tcPr>
           <w:p>
             <w:r>
@@ -1289,7 +1342,7 @@
         </w:tc>
         <w:tc>
           <w:tcPr>
-            <w:tcW w:type="dxa" w:w="3312"/>
+            <w:tcW w:type="dxa" w:w="3360"/>
           </w:tcPr>
           <w:p>
             <w:r>
@@ -1301,7 +1354,7 @@
       <w:tr>
         <w:tc>
           <w:tcPr>
-            <w:tcW w:type="dxa" w:w="3312"/>
+            <w:tcW w:type="dxa" w:w="3360"/>
           </w:tcPr>
           <w:p>
             <w:r>
@@ -1311,7 +1364,7 @@
         </w:tc>
         <w:tc>
           <w:tcPr>
-            <w:tcW w:type="dxa" w:w="3312"/>
+            <w:tcW w:type="dxa" w:w="3360"/>
           </w:tcPr>
           <w:p>
             <w:r>
@@ -1321,7 +1374,7 @@
         </w:tc>
         <w:tc>
           <w:tcPr>
-            <w:tcW w:type="dxa" w:w="3312"/>
+            <w:tcW w:type="dxa" w:w="3360"/>
           </w:tcPr>
           <w:p>
             <w:r>
@@ -1333,7 +1386,7 @@
       <w:tr>
         <w:tc>
           <w:tcPr>
-            <w:tcW w:type="dxa" w:w="3312"/>
+            <w:tcW w:type="dxa" w:w="3360"/>
           </w:tcPr>
           <w:p>
             <w:r>
@@ -1343,7 +1396,7 @@
         </w:tc>
         <w:tc>
           <w:tcPr>
-            <w:tcW w:type="dxa" w:w="3312"/>
+            <w:tcW w:type="dxa" w:w="3360"/>
           </w:tcPr>
           <w:p>
             <w:r>
@@ -1353,7 +1406,7 @@
         </w:tc>
         <w:tc>
           <w:tcPr>
-            <w:tcW w:type="dxa" w:w="3312"/>
+            <w:tcW w:type="dxa" w:w="3360"/>
           </w:tcPr>
           <w:p>
             <w:r>
@@ -1365,7 +1418,7 @@
       <w:tr>
         <w:tc>
           <w:tcPr>
-            <w:tcW w:type="dxa" w:w="3312"/>
+            <w:tcW w:type="dxa" w:w="3360"/>
           </w:tcPr>
           <w:p>
             <w:r>
@@ -1375,7 +1428,7 @@
         </w:tc>
         <w:tc>
           <w:tcPr>
-            <w:tcW w:type="dxa" w:w="3312"/>
+            <w:tcW w:type="dxa" w:w="3360"/>
           </w:tcPr>
           <w:p>
             <w:r>
@@ -1385,7 +1438,7 @@
         </w:tc>
         <w:tc>
           <w:tcPr>
-            <w:tcW w:type="dxa" w:w="3312"/>
+            <w:tcW w:type="dxa" w:w="3360"/>
           </w:tcPr>
           <w:p>
             <w:r>
@@ -1397,7 +1450,7 @@
       <w:tr>
         <w:tc>
           <w:tcPr>
-            <w:tcW w:type="dxa" w:w="3312"/>
+            <w:tcW w:type="dxa" w:w="3360"/>
           </w:tcPr>
           <w:p>
             <w:r>
@@ -1407,7 +1460,7 @@
         </w:tc>
         <w:tc>
           <w:tcPr>
-            <w:tcW w:type="dxa" w:w="3312"/>
+            <w:tcW w:type="dxa" w:w="3360"/>
           </w:tcPr>
           <w:p>
             <w:r>
@@ -1417,7 +1470,7 @@
         </w:tc>
         <w:tc>
           <w:tcPr>
-            <w:tcW w:type="dxa" w:w="3312"/>
+            <w:tcW w:type="dxa" w:w="3360"/>
           </w:tcPr>
           <w:p>
             <w:r>
@@ -1429,7 +1482,7 @@
       <w:tr>
         <w:tc>
           <w:tcPr>
-            <w:tcW w:type="dxa" w:w="3312"/>
+            <w:tcW w:type="dxa" w:w="3360"/>
           </w:tcPr>
           <w:p>
             <w:r>
@@ -1439,7 +1492,7 @@
         </w:tc>
         <w:tc>
           <w:tcPr>
-            <w:tcW w:type="dxa" w:w="3312"/>
+            <w:tcW w:type="dxa" w:w="3360"/>
           </w:tcPr>
           <w:p>
             <w:r>
@@ -1449,7 +1502,7 @@
         </w:tc>
         <w:tc>
           <w:tcPr>
-            <w:tcW w:type="dxa" w:w="3312"/>
+            <w:tcW w:type="dxa" w:w="3360"/>
           </w:tcPr>
           <w:p>
             <w:r>
@@ -1461,7 +1514,7 @@
       <w:tr>
         <w:tc>
           <w:tcPr>
-            <w:tcW w:type="dxa" w:w="3312"/>
+            <w:tcW w:type="dxa" w:w="3360"/>
           </w:tcPr>
           <w:p>
             <w:r>
@@ -1471,7 +1524,7 @@
         </w:tc>
         <w:tc>
           <w:tcPr>
-            <w:tcW w:type="dxa" w:w="3312"/>
+            <w:tcW w:type="dxa" w:w="3360"/>
           </w:tcPr>
           <w:p>
             <w:r>
@@ -1481,7 +1534,7 @@
         </w:tc>
         <w:tc>
           <w:tcPr>
-            <w:tcW w:type="dxa" w:w="3312"/>
+            <w:tcW w:type="dxa" w:w="3360"/>
           </w:tcPr>
           <w:p>
             <w:r>
@@ -1493,7 +1546,7 @@
       <w:tr>
         <w:tc>
           <w:tcPr>
-            <w:tcW w:type="dxa" w:w="3312"/>
+            <w:tcW w:type="dxa" w:w="3360"/>
           </w:tcPr>
           <w:p>
             <w:r>
@@ -1503,7 +1556,7 @@
         </w:tc>
         <w:tc>
           <w:tcPr>
-            <w:tcW w:type="dxa" w:w="3312"/>
+            <w:tcW w:type="dxa" w:w="3360"/>
           </w:tcPr>
           <w:p>
             <w:r>
@@ -1513,7 +1566,7 @@
         </w:tc>
         <w:tc>
           <w:tcPr>
-            <w:tcW w:type="dxa" w:w="3312"/>
+            <w:tcW w:type="dxa" w:w="3360"/>
           </w:tcPr>
           <w:p>
             <w:r>
@@ -1525,7 +1578,7 @@
       <w:tr>
         <w:tc>
           <w:tcPr>
-            <w:tcW w:type="dxa" w:w="3312"/>
+            <w:tcW w:type="dxa" w:w="3360"/>
           </w:tcPr>
           <w:p>
             <w:r>
@@ -1535,7 +1588,7 @@
         </w:tc>
         <w:tc>
           <w:tcPr>
-            <w:tcW w:type="dxa" w:w="3312"/>
+            <w:tcW w:type="dxa" w:w="3360"/>
           </w:tcPr>
           <w:p>
             <w:r>
@@ -1545,7 +1598,7 @@
         </w:tc>
         <w:tc>
           <w:tcPr>
-            <w:tcW w:type="dxa" w:w="3312"/>
+            <w:tcW w:type="dxa" w:w="3360"/>
           </w:tcPr>
           <w:p>
             <w:r>
@@ -1557,7 +1610,7 @@
       <w:tr>
         <w:tc>
           <w:tcPr>
-            <w:tcW w:type="dxa" w:w="3312"/>
+            <w:tcW w:type="dxa" w:w="3360"/>
           </w:tcPr>
           <w:p>
             <w:r>
@@ -1567,7 +1620,7 @@
         </w:tc>
         <w:tc>
           <w:tcPr>
-            <w:tcW w:type="dxa" w:w="3312"/>
+            <w:tcW w:type="dxa" w:w="3360"/>
           </w:tcPr>
           <w:p>
             <w:r>
@@ -1577,7 +1630,7 @@
         </w:tc>
         <w:tc>
           <w:tcPr>
-            <w:tcW w:type="dxa" w:w="3312"/>
+            <w:tcW w:type="dxa" w:w="3360"/>
           </w:tcPr>
           <w:p>
             <w:r>
@@ -1589,7 +1642,7 @@
       <w:tr>
         <w:tc>
           <w:tcPr>
-            <w:tcW w:type="dxa" w:w="3312"/>
+            <w:tcW w:type="dxa" w:w="3360"/>
           </w:tcPr>
           <w:p>
             <w:r>
@@ -1599,7 +1652,7 @@
         </w:tc>
         <w:tc>
           <w:tcPr>
-            <w:tcW w:type="dxa" w:w="3312"/>
+            <w:tcW w:type="dxa" w:w="3360"/>
           </w:tcPr>
           <w:p>
             <w:r>
@@ -1609,7 +1662,7 @@
         </w:tc>
         <w:tc>
           <w:tcPr>
-            <w:tcW w:type="dxa" w:w="3312"/>
+            <w:tcW w:type="dxa" w:w="3360"/>
           </w:tcPr>
           <w:p>
             <w:r>
@@ -1621,7 +1674,7 @@
       <w:tr>
         <w:tc>
           <w:tcPr>
-            <w:tcW w:type="dxa" w:w="3312"/>
+            <w:tcW w:type="dxa" w:w="3360"/>
           </w:tcPr>
           <w:p>
             <w:r>
@@ -1631,7 +1684,7 @@
         </w:tc>
         <w:tc>
           <w:tcPr>
-            <w:tcW w:type="dxa" w:w="3312"/>
+            <w:tcW w:type="dxa" w:w="3360"/>
           </w:tcPr>
           <w:p>
             <w:r>
@@ -1641,7 +1694,7 @@
         </w:tc>
         <w:tc>
           <w:tcPr>
-            <w:tcW w:type="dxa" w:w="3312"/>
+            <w:tcW w:type="dxa" w:w="3360"/>
           </w:tcPr>
           <w:p>
             <w:r>
@@ -1653,7 +1706,7 @@
       <w:tr>
         <w:tc>
           <w:tcPr>
-            <w:tcW w:type="dxa" w:w="3312"/>
+            <w:tcW w:type="dxa" w:w="3360"/>
           </w:tcPr>
           <w:p>
             <w:r>
@@ -1663,7 +1716,7 @@
         </w:tc>
         <w:tc>
           <w:tcPr>
-            <w:tcW w:type="dxa" w:w="3312"/>
+            <w:tcW w:type="dxa" w:w="3360"/>
           </w:tcPr>
           <w:p>
             <w:r>
@@ -1673,7 +1726,7 @@
         </w:tc>
         <w:tc>
           <w:tcPr>
-            <w:tcW w:type="dxa" w:w="3312"/>
+            <w:tcW w:type="dxa" w:w="3360"/>
           </w:tcPr>
           <w:p>
             <w:r>
@@ -1685,7 +1738,7 @@
       <w:tr>
         <w:tc>
           <w:tcPr>
-            <w:tcW w:type="dxa" w:w="3312"/>
+            <w:tcW w:type="dxa" w:w="3360"/>
           </w:tcPr>
           <w:p>
             <w:r>
@@ -1695,7 +1748,7 @@
         </w:tc>
         <w:tc>
           <w:tcPr>
-            <w:tcW w:type="dxa" w:w="3312"/>
+            <w:tcW w:type="dxa" w:w="3360"/>
           </w:tcPr>
           <w:p>
             <w:r>
@@ -1705,7 +1758,7 @@
         </w:tc>
         <w:tc>
           <w:tcPr>
-            <w:tcW w:type="dxa" w:w="3312"/>
+            <w:tcW w:type="dxa" w:w="3360"/>
           </w:tcPr>
           <w:p>
             <w:r>
@@ -1717,7 +1770,7 @@
       <w:tr>
         <w:tc>
           <w:tcPr>
-            <w:tcW w:type="dxa" w:w="3312"/>
+            <w:tcW w:type="dxa" w:w="3360"/>
           </w:tcPr>
           <w:p>
             <w:r>
@@ -1727,7 +1780,7 @@
         </w:tc>
         <w:tc>
           <w:tcPr>
-            <w:tcW w:type="dxa" w:w="3312"/>
+            <w:tcW w:type="dxa" w:w="3360"/>
           </w:tcPr>
           <w:p>
             <w:r>
@@ -1737,7 +1790,7 @@
         </w:tc>
         <w:tc>
           <w:tcPr>
-            <w:tcW w:type="dxa" w:w="3312"/>
+            <w:tcW w:type="dxa" w:w="3360"/>
           </w:tcPr>
           <w:p>
             <w:r>
@@ -1749,7 +1802,7 @@
       <w:tr>
         <w:tc>
           <w:tcPr>
-            <w:tcW w:type="dxa" w:w="3312"/>
+            <w:tcW w:type="dxa" w:w="3360"/>
           </w:tcPr>
           <w:p>
             <w:r>
@@ -1759,7 +1812,7 @@
         </w:tc>
         <w:tc>
           <w:tcPr>
-            <w:tcW w:type="dxa" w:w="3312"/>
+            <w:tcW w:type="dxa" w:w="3360"/>
           </w:tcPr>
           <w:p>
             <w:r>
@@ -1769,7 +1822,7 @@
         </w:tc>
         <w:tc>
           <w:tcPr>
-            <w:tcW w:type="dxa" w:w="3312"/>
+            <w:tcW w:type="dxa" w:w="3360"/>
           </w:tcPr>
           <w:p>
             <w:r>
@@ -1781,7 +1834,7 @@
       <w:tr>
         <w:tc>
           <w:tcPr>
-            <w:tcW w:type="dxa" w:w="3312"/>
+            <w:tcW w:type="dxa" w:w="3360"/>
           </w:tcPr>
           <w:p>
             <w:r>
@@ -1791,7 +1844,7 @@
         </w:tc>
         <w:tc>
           <w:tcPr>
-            <w:tcW w:type="dxa" w:w="3312"/>
+            <w:tcW w:type="dxa" w:w="3360"/>
           </w:tcPr>
           <w:p>
             <w:r>
@@ -1801,7 +1854,7 @@
         </w:tc>
         <w:tc>
           <w:tcPr>
-            <w:tcW w:type="dxa" w:w="3312"/>
+            <w:tcW w:type="dxa" w:w="3360"/>
           </w:tcPr>
           <w:p>
             <w:r>
@@ -1813,7 +1866,7 @@
       <w:tr>
         <w:tc>
           <w:tcPr>
-            <w:tcW w:type="dxa" w:w="3312"/>
+            <w:tcW w:type="dxa" w:w="3360"/>
           </w:tcPr>
           <w:p>
             <w:r>
@@ -1823,7 +1876,7 @@
         </w:tc>
         <w:tc>
           <w:tcPr>
-            <w:tcW w:type="dxa" w:w="3312"/>
+            <w:tcW w:type="dxa" w:w="3360"/>
           </w:tcPr>
           <w:p>
             <w:r>
@@ -1833,7 +1886,7 @@
         </w:tc>
         <w:tc>
           <w:tcPr>
-            <w:tcW w:type="dxa" w:w="3312"/>
+            <w:tcW w:type="dxa" w:w="3360"/>
           </w:tcPr>
           <w:p>
             <w:r>
@@ -1845,7 +1898,7 @@
       <w:tr>
         <w:tc>
           <w:tcPr>
-            <w:tcW w:type="dxa" w:w="3312"/>
+            <w:tcW w:type="dxa" w:w="3360"/>
           </w:tcPr>
           <w:p>
             <w:r>
@@ -1855,7 +1908,7 @@
         </w:tc>
         <w:tc>
           <w:tcPr>
-            <w:tcW w:type="dxa" w:w="3312"/>
+            <w:tcW w:type="dxa" w:w="3360"/>
           </w:tcPr>
           <w:p>
             <w:r>
@@ -1865,7 +1918,7 @@
         </w:tc>
         <w:tc>
           <w:tcPr>
-            <w:tcW w:type="dxa" w:w="3312"/>
+            <w:tcW w:type="dxa" w:w="3360"/>
           </w:tcPr>
           <w:p>
             <w:r>
@@ -1877,7 +1930,7 @@
       <w:tr>
         <w:tc>
           <w:tcPr>
-            <w:tcW w:type="dxa" w:w="3312"/>
+            <w:tcW w:type="dxa" w:w="3360"/>
           </w:tcPr>
           <w:p>
             <w:r>
@@ -1887,7 +1940,7 @@
         </w:tc>
         <w:tc>
           <w:tcPr>
-            <w:tcW w:type="dxa" w:w="3312"/>
+            <w:tcW w:type="dxa" w:w="3360"/>
           </w:tcPr>
           <w:p>
             <w:r>
@@ -1897,7 +1950,7 @@
         </w:tc>
         <w:tc>
           <w:tcPr>
-            <w:tcW w:type="dxa" w:w="3312"/>
+            <w:tcW w:type="dxa" w:w="3360"/>
           </w:tcPr>
           <w:p>
             <w:r>
@@ -1909,7 +1962,7 @@
       <w:tr>
         <w:tc>
           <w:tcPr>
-            <w:tcW w:type="dxa" w:w="3312"/>
+            <w:tcW w:type="dxa" w:w="3360"/>
           </w:tcPr>
           <w:p>
             <w:r>
@@ -1919,7 +1972,7 @@
         </w:tc>
         <w:tc>
           <w:tcPr>
-            <w:tcW w:type="dxa" w:w="3312"/>
+            <w:tcW w:type="dxa" w:w="3360"/>
           </w:tcPr>
           <w:p>
             <w:r>
@@ -1929,7 +1982,7 @@
         </w:tc>
         <w:tc>
           <w:tcPr>
-            <w:tcW w:type="dxa" w:w="3312"/>
+            <w:tcW w:type="dxa" w:w="3360"/>
           </w:tcPr>
           <w:p>
             <w:r>
@@ -1941,7 +1994,7 @@
       <w:tr>
         <w:tc>
           <w:tcPr>
-            <w:tcW w:type="dxa" w:w="3312"/>
+            <w:tcW w:type="dxa" w:w="3360"/>
           </w:tcPr>
           <w:p>
             <w:r>
@@ -1951,7 +2004,7 @@
         </w:tc>
         <w:tc>
           <w:tcPr>
-            <w:tcW w:type="dxa" w:w="3312"/>
+            <w:tcW w:type="dxa" w:w="3360"/>
           </w:tcPr>
           <w:p>
             <w:r>
@@ -1961,7 +2014,7 @@
         </w:tc>
         <w:tc>
           <w:tcPr>
-            <w:tcW w:type="dxa" w:w="3312"/>
+            <w:tcW w:type="dxa" w:w="3360"/>
           </w:tcPr>
           <w:p>
             <w:r>
@@ -1973,7 +2026,7 @@
       <w:tr>
         <w:tc>
           <w:tcPr>
-            <w:tcW w:type="dxa" w:w="3312"/>
+            <w:tcW w:type="dxa" w:w="3360"/>
           </w:tcPr>
           <w:p>
             <w:r>
@@ -1983,7 +2036,7 @@
         </w:tc>
         <w:tc>
           <w:tcPr>
-            <w:tcW w:type="dxa" w:w="3312"/>
+            <w:tcW w:type="dxa" w:w="3360"/>
           </w:tcPr>
           <w:p>
             <w:r>
@@ -1993,7 +2046,7 @@
         </w:tc>
         <w:tc>
           <w:tcPr>
-            <w:tcW w:type="dxa" w:w="3312"/>
+            <w:tcW w:type="dxa" w:w="3360"/>
           </w:tcPr>
           <w:p>
             <w:r>
@@ -2005,7 +2058,7 @@
       <w:tr>
         <w:tc>
           <w:tcPr>
-            <w:tcW w:type="dxa" w:w="3312"/>
+            <w:tcW w:type="dxa" w:w="3360"/>
           </w:tcPr>
           <w:p>
             <w:r>
@@ -2015,7 +2068,7 @@
         </w:tc>
         <w:tc>
           <w:tcPr>
-            <w:tcW w:type="dxa" w:w="3312"/>
+            <w:tcW w:type="dxa" w:w="3360"/>
           </w:tcPr>
           <w:p>
             <w:r>
@@ -2025,7 +2078,7 @@
         </w:tc>
         <w:tc>
           <w:tcPr>
-            <w:tcW w:type="dxa" w:w="3312"/>
+            <w:tcW w:type="dxa" w:w="3360"/>
           </w:tcPr>
           <w:p>
             <w:r>
@@ -2037,7 +2090,7 @@
       <w:tr>
         <w:tc>
           <w:tcPr>
-            <w:tcW w:type="dxa" w:w="3312"/>
+            <w:tcW w:type="dxa" w:w="3360"/>
           </w:tcPr>
           <w:p>
             <w:r>
@@ -2047,7 +2100,7 @@
         </w:tc>
         <w:tc>
           <w:tcPr>
-            <w:tcW w:type="dxa" w:w="3312"/>
+            <w:tcW w:type="dxa" w:w="3360"/>
           </w:tcPr>
           <w:p>
             <w:r>
@@ -2057,7 +2110,7 @@
         </w:tc>
         <w:tc>
           <w:tcPr>
-            <w:tcW w:type="dxa" w:w="3312"/>
+            <w:tcW w:type="dxa" w:w="3360"/>
           </w:tcPr>
           <w:p>
             <w:r>
@@ -2069,7 +2122,7 @@
       <w:tr>
         <w:tc>
           <w:tcPr>
-            <w:tcW w:type="dxa" w:w="3312"/>
+            <w:tcW w:type="dxa" w:w="3360"/>
           </w:tcPr>
           <w:p>
             <w:r>
@@ -2079,7 +2132,7 @@
         </w:tc>
         <w:tc>
           <w:tcPr>
-            <w:tcW w:type="dxa" w:w="3312"/>
+            <w:tcW w:type="dxa" w:w="3360"/>
           </w:tcPr>
           <w:p>
             <w:r>
@@ -2089,7 +2142,7 @@
         </w:tc>
         <w:tc>
           <w:tcPr>
-            <w:tcW w:type="dxa" w:w="3312"/>
+            <w:tcW w:type="dxa" w:w="3360"/>
           </w:tcPr>
           <w:p>
             <w:r>
@@ -2101,7 +2154,7 @@
       <w:tr>
         <w:tc>
           <w:tcPr>
-            <w:tcW w:type="dxa" w:w="3312"/>
+            <w:tcW w:type="dxa" w:w="3360"/>
           </w:tcPr>
           <w:p>
             <w:r>
@@ -2111,7 +2164,7 @@
         </w:tc>
         <w:tc>
           <w:tcPr>
-            <w:tcW w:type="dxa" w:w="3312"/>
+            <w:tcW w:type="dxa" w:w="3360"/>
           </w:tcPr>
           <w:p>
             <w:r>
@@ -2121,7 +2174,7 @@
         </w:tc>
         <w:tc>
           <w:tcPr>
-            <w:tcW w:type="dxa" w:w="3312"/>
+            <w:tcW w:type="dxa" w:w="3360"/>
           </w:tcPr>
           <w:p>
             <w:r>
@@ -2133,7 +2186,7 @@
       <w:tr>
         <w:tc>
           <w:tcPr>
-            <w:tcW w:type="dxa" w:w="3312"/>
+            <w:tcW w:type="dxa" w:w="3360"/>
           </w:tcPr>
           <w:p>
             <w:r>
@@ -2143,7 +2196,7 @@
         </w:tc>
         <w:tc>
           <w:tcPr>
-            <w:tcW w:type="dxa" w:w="3312"/>
+            <w:tcW w:type="dxa" w:w="3360"/>
           </w:tcPr>
           <w:p>
             <w:r>
@@ -2153,7 +2206,7 @@
         </w:tc>
         <w:tc>
           <w:tcPr>
-            <w:tcW w:type="dxa" w:w="3312"/>
+            <w:tcW w:type="dxa" w:w="3360"/>
           </w:tcPr>
           <w:p>
             <w:r>
@@ -2165,7 +2218,7 @@
       <w:tr>
         <w:tc>
           <w:tcPr>
-            <w:tcW w:type="dxa" w:w="3312"/>
+            <w:tcW w:type="dxa" w:w="3360"/>
           </w:tcPr>
           <w:p>
             <w:r>
@@ -2175,7 +2228,7 @@
         </w:tc>
         <w:tc>
           <w:tcPr>
-            <w:tcW w:type="dxa" w:w="3312"/>
+            <w:tcW w:type="dxa" w:w="3360"/>
           </w:tcPr>
           <w:p>
             <w:r>
@@ -2185,7 +2238,7 @@
         </w:tc>
         <w:tc>
           <w:tcPr>
-            <w:tcW w:type="dxa" w:w="3312"/>
+            <w:tcW w:type="dxa" w:w="3360"/>
           </w:tcPr>
           <w:p>
             <w:r>
@@ -2197,7 +2250,7 @@
       <w:tr>
         <w:tc>
           <w:tcPr>
-            <w:tcW w:type="dxa" w:w="3312"/>
+            <w:tcW w:type="dxa" w:w="3360"/>
           </w:tcPr>
           <w:p>
             <w:r>
@@ -2207,7 +2260,7 @@
         </w:tc>
         <w:tc>
           <w:tcPr>
-            <w:tcW w:type="dxa" w:w="3312"/>
+            <w:tcW w:type="dxa" w:w="3360"/>
           </w:tcPr>
           <w:p>
             <w:r>
@@ -2217,7 +2270,7 @@
         </w:tc>
         <w:tc>
           <w:tcPr>
-            <w:tcW w:type="dxa" w:w="3312"/>
+            <w:tcW w:type="dxa" w:w="3360"/>
           </w:tcPr>
           <w:p>
             <w:r>
@@ -2229,7 +2282,7 @@
       <w:tr>
         <w:tc>
           <w:tcPr>
-            <w:tcW w:type="dxa" w:w="3312"/>
+            <w:tcW w:type="dxa" w:w="3360"/>
           </w:tcPr>
           <w:p>
             <w:r>
@@ -2239,7 +2292,7 @@
         </w:tc>
         <w:tc>
           <w:tcPr>
-            <w:tcW w:type="dxa" w:w="3312"/>
+            <w:tcW w:type="dxa" w:w="3360"/>
           </w:tcPr>
           <w:p>
             <w:r>
@@ -2249,7 +2302,7 @@
         </w:tc>
         <w:tc>
           <w:tcPr>
-            <w:tcW w:type="dxa" w:w="3312"/>
+            <w:tcW w:type="dxa" w:w="3360"/>
           </w:tcPr>
           <w:p>
             <w:r>
@@ -2261,7 +2314,7 @@
       <w:tr>
         <w:tc>
           <w:tcPr>
-            <w:tcW w:type="dxa" w:w="3312"/>
+            <w:tcW w:type="dxa" w:w="3360"/>
           </w:tcPr>
           <w:p>
             <w:r>
@@ -2271,7 +2324,7 @@
         </w:tc>
         <w:tc>
           <w:tcPr>
-            <w:tcW w:type="dxa" w:w="3312"/>
+            <w:tcW w:type="dxa" w:w="3360"/>
           </w:tcPr>
           <w:p>
             <w:r>
@@ -2281,7 +2334,7 @@
         </w:tc>
         <w:tc>
           <w:tcPr>
-            <w:tcW w:type="dxa" w:w="3312"/>
+            <w:tcW w:type="dxa" w:w="3360"/>
           </w:tcPr>
           <w:p>
             <w:r>
@@ -2293,7 +2346,7 @@
       <w:tr>
         <w:tc>
           <w:tcPr>
-            <w:tcW w:type="dxa" w:w="3312"/>
+            <w:tcW w:type="dxa" w:w="3360"/>
           </w:tcPr>
           <w:p>
             <w:r>
@@ -2303,7 +2356,7 @@
         </w:tc>
         <w:tc>
           <w:tcPr>
-            <w:tcW w:type="dxa" w:w="3312"/>
+            <w:tcW w:type="dxa" w:w="3360"/>
           </w:tcPr>
           <w:p>
             <w:r>
@@ -2313,7 +2366,7 @@
         </w:tc>
         <w:tc>
           <w:tcPr>
-            <w:tcW w:type="dxa" w:w="3312"/>
+            <w:tcW w:type="dxa" w:w="3360"/>
           </w:tcPr>
           <w:p>
             <w:r>
@@ -2325,7 +2378,7 @@
       <w:tr>
         <w:tc>
           <w:tcPr>
-            <w:tcW w:type="dxa" w:w="3312"/>
+            <w:tcW w:type="dxa" w:w="3360"/>
           </w:tcPr>
           <w:p>
             <w:r>
@@ -2335,7 +2388,7 @@
         </w:tc>
         <w:tc>
           <w:tcPr>
-            <w:tcW w:type="dxa" w:w="3312"/>
+            <w:tcW w:type="dxa" w:w="3360"/>
           </w:tcPr>
           <w:p>
             <w:r>
@@ -2345,7 +2398,7 @@
         </w:tc>
         <w:tc>
           <w:tcPr>
-            <w:tcW w:type="dxa" w:w="3312"/>
+            <w:tcW w:type="dxa" w:w="3360"/>
           </w:tcPr>
           <w:p>
             <w:r>
@@ -2357,7 +2410,7 @@
       <w:tr>
         <w:tc>
           <w:tcPr>
-            <w:tcW w:type="dxa" w:w="3312"/>
+            <w:tcW w:type="dxa" w:w="3360"/>
           </w:tcPr>
           <w:p>
             <w:r>
@@ -2367,7 +2420,7 @@
         </w:tc>
         <w:tc>
           <w:tcPr>
-            <w:tcW w:type="dxa" w:w="3312"/>
+            <w:tcW w:type="dxa" w:w="3360"/>
           </w:tcPr>
           <w:p>
             <w:r>
@@ -2377,7 +2430,7 @@
         </w:tc>
         <w:tc>
           <w:tcPr>
-            <w:tcW w:type="dxa" w:w="3312"/>
+            <w:tcW w:type="dxa" w:w="3360"/>
           </w:tcPr>
           <w:p>
             <w:r>
@@ -2389,7 +2442,7 @@
       <w:tr>
         <w:tc>
           <w:tcPr>
-            <w:tcW w:type="dxa" w:w="3312"/>
+            <w:tcW w:type="dxa" w:w="3360"/>
           </w:tcPr>
           <w:p>
             <w:r>
@@ -2399,7 +2452,7 @@
         </w:tc>
         <w:tc>
           <w:tcPr>
-            <w:tcW w:type="dxa" w:w="3312"/>
+            <w:tcW w:type="dxa" w:w="3360"/>
           </w:tcPr>
           <w:p>
             <w:r>
@@ -2409,7 +2462,7 @@
         </w:tc>
         <w:tc>
           <w:tcPr>
-            <w:tcW w:type="dxa" w:w="3312"/>
+            <w:tcW w:type="dxa" w:w="3360"/>
           </w:tcPr>
           <w:p>
             <w:r>
@@ -2421,7 +2474,7 @@
       <w:tr>
         <w:tc>
           <w:tcPr>
-            <w:tcW w:type="dxa" w:w="3312"/>
+            <w:tcW w:type="dxa" w:w="3360"/>
           </w:tcPr>
           <w:p>
             <w:r>
@@ -2431,7 +2484,7 @@
         </w:tc>
         <w:tc>
           <w:tcPr>
-            <w:tcW w:type="dxa" w:w="3312"/>
+            <w:tcW w:type="dxa" w:w="3360"/>
           </w:tcPr>
           <w:p>
             <w:r>
@@ -2441,7 +2494,7 @@
         </w:tc>
         <w:tc>
           <w:tcPr>
-            <w:tcW w:type="dxa" w:w="3312"/>
+            <w:tcW w:type="dxa" w:w="3360"/>
           </w:tcPr>
           <w:p>
             <w:r>
@@ -2453,7 +2506,7 @@
       <w:tr>
         <w:tc>
           <w:tcPr>
-            <w:tcW w:type="dxa" w:w="3312"/>
+            <w:tcW w:type="dxa" w:w="3360"/>
           </w:tcPr>
           <w:p>
             <w:r>
@@ -2463,7 +2516,7 @@
         </w:tc>
         <w:tc>
           <w:tcPr>
-            <w:tcW w:type="dxa" w:w="3312"/>
+            <w:tcW w:type="dxa" w:w="3360"/>
           </w:tcPr>
           <w:p>
             <w:r>
@@ -2473,7 +2526,7 @@
         </w:tc>
         <w:tc>
           <w:tcPr>
-            <w:tcW w:type="dxa" w:w="3312"/>
+            <w:tcW w:type="dxa" w:w="3360"/>
           </w:tcPr>
           <w:p>
             <w:r>
@@ -2485,7 +2538,7 @@
       <w:tr>
         <w:tc>
           <w:tcPr>
-            <w:tcW w:type="dxa" w:w="3312"/>
+            <w:tcW w:type="dxa" w:w="3360"/>
           </w:tcPr>
           <w:p>
             <w:r>
@@ -2495,7 +2548,7 @@
         </w:tc>
         <w:tc>
           <w:tcPr>
-            <w:tcW w:type="dxa" w:w="3312"/>
+            <w:tcW w:type="dxa" w:w="3360"/>
           </w:tcPr>
           <w:p>
             <w:r>
@@ -2505,7 +2558,7 @@
         </w:tc>
         <w:tc>
           <w:tcPr>
-            <w:tcW w:type="dxa" w:w="3312"/>
+            <w:tcW w:type="dxa" w:w="3360"/>
           </w:tcPr>
           <w:p>
             <w:r>
@@ -2517,7 +2570,7 @@
       <w:tr>
         <w:tc>
           <w:tcPr>
-            <w:tcW w:type="dxa" w:w="3312"/>
+            <w:tcW w:type="dxa" w:w="3360"/>
           </w:tcPr>
           <w:p>
             <w:r>
@@ -2527,7 +2580,7 @@
         </w:tc>
         <w:tc>
           <w:tcPr>
-            <w:tcW w:type="dxa" w:w="3312"/>
+            <w:tcW w:type="dxa" w:w="3360"/>
           </w:tcPr>
           <w:p>
             <w:r>
@@ -2537,7 +2590,7 @@
         </w:tc>
         <w:tc>
           <w:tcPr>
-            <w:tcW w:type="dxa" w:w="3312"/>
+            <w:tcW w:type="dxa" w:w="3360"/>
           </w:tcPr>
           <w:p>
             <w:r>
@@ -2549,7 +2602,7 @@
       <w:tr>
         <w:tc>
           <w:tcPr>
-            <w:tcW w:type="dxa" w:w="3312"/>
+            <w:tcW w:type="dxa" w:w="3360"/>
           </w:tcPr>
           <w:p>
             <w:r>
@@ -2559,7 +2612,7 @@
         </w:tc>
         <w:tc>
           <w:tcPr>
-            <w:tcW w:type="dxa" w:w="3312"/>
+            <w:tcW w:type="dxa" w:w="3360"/>
           </w:tcPr>
           <w:p>
             <w:r>
@@ -2569,7 +2622,7 @@
         </w:tc>
         <w:tc>
           <w:tcPr>
-            <w:tcW w:type="dxa" w:w="3312"/>
+            <w:tcW w:type="dxa" w:w="3360"/>
           </w:tcPr>
           <w:p>
             <w:r>
@@ -2581,7 +2634,7 @@
       <w:tr>
         <w:tc>
           <w:tcPr>
-            <w:tcW w:type="dxa" w:w="3312"/>
+            <w:tcW w:type="dxa" w:w="3360"/>
           </w:tcPr>
           <w:p>
             <w:r>
@@ -2591,7 +2644,7 @@
         </w:tc>
         <w:tc>
           <w:tcPr>
-            <w:tcW w:type="dxa" w:w="3312"/>
+            <w:tcW w:type="dxa" w:w="3360"/>
           </w:tcPr>
           <w:p>
             <w:r>
@@ -2601,7 +2654,7 @@
         </w:tc>
         <w:tc>
           <w:tcPr>
-            <w:tcW w:type="dxa" w:w="3312"/>
+            <w:tcW w:type="dxa" w:w="3360"/>
           </w:tcPr>
           <w:p>
             <w:r>
@@ -2613,7 +2666,7 @@
       <w:tr>
         <w:tc>
           <w:tcPr>
-            <w:tcW w:type="dxa" w:w="3312"/>
+            <w:tcW w:type="dxa" w:w="3360"/>
           </w:tcPr>
           <w:p>
             <w:r>
@@ -2623,7 +2676,7 @@
         </w:tc>
         <w:tc>
           <w:tcPr>
-            <w:tcW w:type="dxa" w:w="3312"/>
+            <w:tcW w:type="dxa" w:w="3360"/>
           </w:tcPr>
           <w:p>
             <w:r>
@@ -2633,7 +2686,7 @@
         </w:tc>
         <w:tc>
           <w:tcPr>
-            <w:tcW w:type="dxa" w:w="3312"/>
+            <w:tcW w:type="dxa" w:w="3360"/>
           </w:tcPr>
           <w:p>
             <w:r>
@@ -2645,7 +2698,7 @@
       <w:tr>
         <w:tc>
           <w:tcPr>
-            <w:tcW w:type="dxa" w:w="3312"/>
+            <w:tcW w:type="dxa" w:w="3360"/>
           </w:tcPr>
           <w:p>
             <w:r>
@@ -2655,7 +2708,7 @@
         </w:tc>
         <w:tc>
           <w:tcPr>
-            <w:tcW w:type="dxa" w:w="3312"/>
+            <w:tcW w:type="dxa" w:w="3360"/>
           </w:tcPr>
           <w:p>
             <w:r>
@@ -2665,7 +2718,7 @@
         </w:tc>
         <w:tc>
           <w:tcPr>
-            <w:tcW w:type="dxa" w:w="3312"/>
+            <w:tcW w:type="dxa" w:w="3360"/>
           </w:tcPr>
           <w:p>
             <w:r>
@@ -2677,7 +2730,7 @@
       <w:tr>
         <w:tc>
           <w:tcPr>
-            <w:tcW w:type="dxa" w:w="3312"/>
+            <w:tcW w:type="dxa" w:w="3360"/>
           </w:tcPr>
           <w:p>
             <w:r>
@@ -2687,7 +2740,7 @@
         </w:tc>
         <w:tc>
           <w:tcPr>
-            <w:tcW w:type="dxa" w:w="3312"/>
+            <w:tcW w:type="dxa" w:w="3360"/>
           </w:tcPr>
           <w:p>
             <w:r>
@@ -2697,7 +2750,7 @@
         </w:tc>
         <w:tc>
           <w:tcPr>
-            <w:tcW w:type="dxa" w:w="3312"/>
+            <w:tcW w:type="dxa" w:w="3360"/>
           </w:tcPr>
           <w:p>
             <w:r>
@@ -2709,7 +2762,7 @@
       <w:tr>
         <w:tc>
           <w:tcPr>
-            <w:tcW w:type="dxa" w:w="3312"/>
+            <w:tcW w:type="dxa" w:w="3360"/>
           </w:tcPr>
           <w:p>
             <w:r>
@@ -2719,7 +2772,7 @@
         </w:tc>
         <w:tc>
           <w:tcPr>
-            <w:tcW w:type="dxa" w:w="3312"/>
+            <w:tcW w:type="dxa" w:w="3360"/>
           </w:tcPr>
           <w:p>
             <w:r>
@@ -2729,7 +2782,7 @@
         </w:tc>
         <w:tc>
           <w:tcPr>
-            <w:tcW w:type="dxa" w:w="3312"/>
+            <w:tcW w:type="dxa" w:w="3360"/>
           </w:tcPr>
           <w:p>
             <w:r>
@@ -2741,7 +2794,7 @@
       <w:tr>
         <w:tc>
           <w:tcPr>
-            <w:tcW w:type="dxa" w:w="3312"/>
+            <w:tcW w:type="dxa" w:w="3360"/>
           </w:tcPr>
           <w:p>
             <w:r>
@@ -2751,7 +2804,7 @@
         </w:tc>
         <w:tc>
           <w:tcPr>
-            <w:tcW w:type="dxa" w:w="3312"/>
+            <w:tcW w:type="dxa" w:w="3360"/>
           </w:tcPr>
           <w:p>
             <w:r>
@@ -2761,7 +2814,7 @@
         </w:tc>
         <w:tc>
           <w:tcPr>
-            <w:tcW w:type="dxa" w:w="3312"/>
+            <w:tcW w:type="dxa" w:w="3360"/>
           </w:tcPr>
           <w:p>
             <w:r>
@@ -2773,7 +2826,7 @@
       <w:tr>
         <w:tc>
           <w:tcPr>
-            <w:tcW w:type="dxa" w:w="3312"/>
+            <w:tcW w:type="dxa" w:w="3360"/>
           </w:tcPr>
           <w:p>
             <w:r>
@@ -2783,7 +2836,7 @@
         </w:tc>
         <w:tc>
           <w:tcPr>
-            <w:tcW w:type="dxa" w:w="3312"/>
+            <w:tcW w:type="dxa" w:w="3360"/>
           </w:tcPr>
           <w:p>
             <w:r>
@@ -2793,7 +2846,7 @@
         </w:tc>
         <w:tc>
           <w:tcPr>
-            <w:tcW w:type="dxa" w:w="3312"/>
+            <w:tcW w:type="dxa" w:w="3360"/>
           </w:tcPr>
           <w:p>
             <w:r>
@@ -2805,7 +2858,7 @@
       <w:tr>
         <w:tc>
           <w:tcPr>
-            <w:tcW w:type="dxa" w:w="3312"/>
+            <w:tcW w:type="dxa" w:w="3360"/>
           </w:tcPr>
           <w:p>
             <w:r>
@@ -2815,7 +2868,7 @@
         </w:tc>
         <w:tc>
           <w:tcPr>
-            <w:tcW w:type="dxa" w:w="3312"/>
+            <w:tcW w:type="dxa" w:w="3360"/>
           </w:tcPr>
           <w:p>
             <w:r>
@@ -2825,7 +2878,7 @@
         </w:tc>
         <w:tc>
           <w:tcPr>
-            <w:tcW w:type="dxa" w:w="3312"/>
+            <w:tcW w:type="dxa" w:w="3360"/>
           </w:tcPr>
           <w:p>
             <w:r>
@@ -2837,7 +2890,7 @@
       <w:tr>
         <w:tc>
           <w:tcPr>
-            <w:tcW w:type="dxa" w:w="3312"/>
+            <w:tcW w:type="dxa" w:w="3360"/>
           </w:tcPr>
           <w:p>
             <w:r>
@@ -2847,7 +2900,7 @@
         </w:tc>
         <w:tc>
           <w:tcPr>
-            <w:tcW w:type="dxa" w:w="3312"/>
+            <w:tcW w:type="dxa" w:w="3360"/>
           </w:tcPr>
           <w:p>
             <w:r>
@@ -2857,7 +2910,7 @@
         </w:tc>
         <w:tc>
           <w:tcPr>
-            <w:tcW w:type="dxa" w:w="3312"/>
+            <w:tcW w:type="dxa" w:w="3360"/>
           </w:tcPr>
           <w:p>
             <w:r>
@@ -2869,7 +2922,7 @@
       <w:tr>
         <w:tc>
           <w:tcPr>
-            <w:tcW w:type="dxa" w:w="3312"/>
+            <w:tcW w:type="dxa" w:w="3360"/>
           </w:tcPr>
           <w:p>
             <w:r>
@@ -2879,7 +2932,7 @@
         </w:tc>
         <w:tc>
           <w:tcPr>
-            <w:tcW w:type="dxa" w:w="3312"/>
+            <w:tcW w:type="dxa" w:w="3360"/>
           </w:tcPr>
           <w:p>
             <w:r>
@@ -2889,7 +2942,7 @@
         </w:tc>
         <w:tc>
           <w:tcPr>
-            <w:tcW w:type="dxa" w:w="3312"/>
+            <w:tcW w:type="dxa" w:w="3360"/>
           </w:tcPr>
           <w:p>
             <w:r>
@@ -2901,7 +2954,7 @@
       <w:tr>
         <w:tc>
           <w:tcPr>
-            <w:tcW w:type="dxa" w:w="3312"/>
+            <w:tcW w:type="dxa" w:w="3360"/>
           </w:tcPr>
           <w:p>
             <w:r>
@@ -2911,7 +2964,7 @@
         </w:tc>
         <w:tc>
           <w:tcPr>
-            <w:tcW w:type="dxa" w:w="3312"/>
+            <w:tcW w:type="dxa" w:w="3360"/>
           </w:tcPr>
           <w:p>
             <w:r>
@@ -2921,7 +2974,7 @@
         </w:tc>
         <w:tc>
           <w:tcPr>
-            <w:tcW w:type="dxa" w:w="3312"/>
+            <w:tcW w:type="dxa" w:w="3360"/>
           </w:tcPr>
           <w:p>
             <w:r>
@@ -2933,7 +2986,7 @@
       <w:tr>
         <w:tc>
           <w:tcPr>
-            <w:tcW w:type="dxa" w:w="3312"/>
+            <w:tcW w:type="dxa" w:w="3360"/>
           </w:tcPr>
           <w:p>
             <w:r>
@@ -2943,7 +2996,7 @@
         </w:tc>
         <w:tc>
           <w:tcPr>
-            <w:tcW w:type="dxa" w:w="3312"/>
+            <w:tcW w:type="dxa" w:w="3360"/>
           </w:tcPr>
           <w:p>
             <w:r>
@@ -2953,7 +3006,7 @@
         </w:tc>
         <w:tc>
           <w:tcPr>
-            <w:tcW w:type="dxa" w:w="3312"/>
+            <w:tcW w:type="dxa" w:w="3360"/>
           </w:tcPr>
           <w:p>
             <w:r>
@@ -2965,7 +3018,7 @@
       <w:tr>
         <w:tc>
           <w:tcPr>
-            <w:tcW w:type="dxa" w:w="3312"/>
+            <w:tcW w:type="dxa" w:w="3360"/>
           </w:tcPr>
           <w:p>
             <w:r>
@@ -2975,7 +3028,7 @@
         </w:tc>
         <w:tc>
           <w:tcPr>
-            <w:tcW w:type="dxa" w:w="3312"/>
+            <w:tcW w:type="dxa" w:w="3360"/>
           </w:tcPr>
           <w:p>
             <w:r>
@@ -2985,7 +3038,7 @@
         </w:tc>
         <w:tc>
           <w:tcPr>
-            <w:tcW w:type="dxa" w:w="3312"/>
+            <w:tcW w:type="dxa" w:w="3360"/>
           </w:tcPr>
           <w:p>
             <w:r>
@@ -2997,7 +3050,7 @@
       <w:tr>
         <w:tc>
           <w:tcPr>
-            <w:tcW w:type="dxa" w:w="3312"/>
+            <w:tcW w:type="dxa" w:w="3360"/>
           </w:tcPr>
           <w:p>
             <w:r>
@@ -3007,7 +3060,7 @@
         </w:tc>
         <w:tc>
           <w:tcPr>
-            <w:tcW w:type="dxa" w:w="3312"/>
+            <w:tcW w:type="dxa" w:w="3360"/>
           </w:tcPr>
           <w:p>
             <w:r>
@@ -3017,7 +3070,7 @@
         </w:tc>
         <w:tc>
           <w:tcPr>
-            <w:tcW w:type="dxa" w:w="3312"/>
+            <w:tcW w:type="dxa" w:w="3360"/>
           </w:tcPr>
           <w:p>
             <w:r>
@@ -3029,7 +3082,7 @@
       <w:tr>
         <w:tc>
           <w:tcPr>
-            <w:tcW w:type="dxa" w:w="3312"/>
+            <w:tcW w:type="dxa" w:w="3360"/>
           </w:tcPr>
           <w:p>
             <w:r>
@@ -3039,7 +3092,7 @@
         </w:tc>
         <w:tc>
           <w:tcPr>
-            <w:tcW w:type="dxa" w:w="3312"/>
+            <w:tcW w:type="dxa" w:w="3360"/>
           </w:tcPr>
           <w:p>
             <w:r>
@@ -3049,7 +3102,7 @@
         </w:tc>
         <w:tc>
           <w:tcPr>
-            <w:tcW w:type="dxa" w:w="3312"/>
+            <w:tcW w:type="dxa" w:w="3360"/>
           </w:tcPr>
           <w:p>
             <w:r>
@@ -3061,7 +3114,7 @@
       <w:tr>
         <w:tc>
           <w:tcPr>
-            <w:tcW w:type="dxa" w:w="3312"/>
+            <w:tcW w:type="dxa" w:w="3360"/>
           </w:tcPr>
           <w:p>
             <w:r>
@@ -3071,7 +3124,7 @@
         </w:tc>
         <w:tc>
           <w:tcPr>
-            <w:tcW w:type="dxa" w:w="3312"/>
+            <w:tcW w:type="dxa" w:w="3360"/>
           </w:tcPr>
           <w:p>
             <w:r>
@@ -3081,7 +3134,7 @@
         </w:tc>
         <w:tc>
           <w:tcPr>
-            <w:tcW w:type="dxa" w:w="3312"/>
+            <w:tcW w:type="dxa" w:w="3360"/>
           </w:tcPr>
           <w:p>
             <w:r>
@@ -3093,7 +3146,7 @@
       <w:tr>
         <w:tc>
           <w:tcPr>
-            <w:tcW w:type="dxa" w:w="3312"/>
+            <w:tcW w:type="dxa" w:w="3360"/>
           </w:tcPr>
           <w:p>
             <w:r>
@@ -3103,7 +3156,7 @@
         </w:tc>
         <w:tc>
           <w:tcPr>
-            <w:tcW w:type="dxa" w:w="3312"/>
+            <w:tcW w:type="dxa" w:w="3360"/>
           </w:tcPr>
           <w:p>
             <w:r>
@@ -3113,7 +3166,7 @@
         </w:tc>
         <w:tc>
           <w:tcPr>
-            <w:tcW w:type="dxa" w:w="3312"/>
+            <w:tcW w:type="dxa" w:w="3360"/>
           </w:tcPr>
           <w:p>
             <w:r>
@@ -3125,7 +3178,7 @@
       <w:tr>
         <w:tc>
           <w:tcPr>
-            <w:tcW w:type="dxa" w:w="3312"/>
+            <w:tcW w:type="dxa" w:w="3360"/>
           </w:tcPr>
           <w:p>
             <w:r>
@@ -3135,7 +3188,7 @@
         </w:tc>
         <w:tc>
           <w:tcPr>
-            <w:tcW w:type="dxa" w:w="3312"/>
+            <w:tcW w:type="dxa" w:w="3360"/>
           </w:tcPr>
           <w:p>
             <w:r>
@@ -3145,7 +3198,7 @@
         </w:tc>
         <w:tc>
           <w:tcPr>
-            <w:tcW w:type="dxa" w:w="3312"/>
+            <w:tcW w:type="dxa" w:w="3360"/>
           </w:tcPr>
           <w:p>
             <w:r>
@@ -3157,7 +3210,7 @@
       <w:tr>
         <w:tc>
           <w:tcPr>
-            <w:tcW w:type="dxa" w:w="3312"/>
+            <w:tcW w:type="dxa" w:w="3360"/>
           </w:tcPr>
           <w:p>
             <w:r>
@@ -3167,7 +3220,7 @@
         </w:tc>
         <w:tc>
           <w:tcPr>
-            <w:tcW w:type="dxa" w:w="3312"/>
+            <w:tcW w:type="dxa" w:w="3360"/>
           </w:tcPr>
           <w:p>
             <w:r>
@@ -3177,7 +3230,7 @@
         </w:tc>
         <w:tc>
           <w:tcPr>
-            <w:tcW w:type="dxa" w:w="3312"/>
+            <w:tcW w:type="dxa" w:w="3360"/>
           </w:tcPr>
           <w:p>
             <w:r>
@@ -3189,7 +3242,7 @@
       <w:tr>
         <w:tc>
           <w:tcPr>
-            <w:tcW w:type="dxa" w:w="3312"/>
+            <w:tcW w:type="dxa" w:w="3360"/>
           </w:tcPr>
           <w:p>
             <w:r>
@@ -3199,7 +3252,7 @@
         </w:tc>
         <w:tc>
           <w:tcPr>
-            <w:tcW w:type="dxa" w:w="3312"/>
+            <w:tcW w:type="dxa" w:w="3360"/>
           </w:tcPr>
           <w:p>
             <w:r>
@@ -3209,7 +3262,7 @@
         </w:tc>
         <w:tc>
           <w:tcPr>
-            <w:tcW w:type="dxa" w:w="3312"/>
+            <w:tcW w:type="dxa" w:w="3360"/>
           </w:tcPr>
           <w:p>
             <w:r>
@@ -3221,7 +3274,7 @@
       <w:tr>
         <w:tc>
           <w:tcPr>
-            <w:tcW w:type="dxa" w:w="3312"/>
+            <w:tcW w:type="dxa" w:w="3360"/>
           </w:tcPr>
           <w:p>
             <w:r>
@@ -3231,7 +3284,7 @@
         </w:tc>
         <w:tc>
           <w:tcPr>
-            <w:tcW w:type="dxa" w:w="3312"/>
+            <w:tcW w:type="dxa" w:w="3360"/>
           </w:tcPr>
           <w:p>
             <w:r>
@@ -3241,7 +3294,7 @@
         </w:tc>
         <w:tc>
           <w:tcPr>
-            <w:tcW w:type="dxa" w:w="3312"/>
+            <w:tcW w:type="dxa" w:w="3360"/>
           </w:tcPr>
           <w:p>
             <w:r>
@@ -3253,7 +3306,7 @@
       <w:tr>
         <w:tc>
           <w:tcPr>
-            <w:tcW w:type="dxa" w:w="3312"/>
+            <w:tcW w:type="dxa" w:w="3360"/>
           </w:tcPr>
           <w:p>
             <w:r>
@@ -3263,7 +3316,7 @@
         </w:tc>
         <w:tc>
           <w:tcPr>
-            <w:tcW w:type="dxa" w:w="3312"/>
+            <w:tcW w:type="dxa" w:w="3360"/>
           </w:tcPr>
           <w:p>
             <w:r>
@@ -3273,7 +3326,7 @@
         </w:tc>
         <w:tc>
           <w:tcPr>
-            <w:tcW w:type="dxa" w:w="3312"/>
+            <w:tcW w:type="dxa" w:w="3360"/>
           </w:tcPr>
           <w:p>
             <w:r>
@@ -3285,7 +3338,7 @@
       <w:tr>
         <w:tc>
           <w:tcPr>
-            <w:tcW w:type="dxa" w:w="3312"/>
+            <w:tcW w:type="dxa" w:w="3360"/>
           </w:tcPr>
           <w:p>
             <w:r>
@@ -3295,7 +3348,7 @@
         </w:tc>
         <w:tc>
           <w:tcPr>
-            <w:tcW w:type="dxa" w:w="3312"/>
+            <w:tcW w:type="dxa" w:w="3360"/>
           </w:tcPr>
           <w:p>
             <w:r>
@@ -3305,7 +3358,7 @@
         </w:tc>
         <w:tc>
           <w:tcPr>
-            <w:tcW w:type="dxa" w:w="3312"/>
+            <w:tcW w:type="dxa" w:w="3360"/>
           </w:tcPr>
           <w:p>
             <w:r>
@@ -3317,7 +3370,7 @@
       <w:tr>
         <w:tc>
           <w:tcPr>
-            <w:tcW w:type="dxa" w:w="3312"/>
+            <w:tcW w:type="dxa" w:w="3360"/>
           </w:tcPr>
           <w:p>
             <w:r>
@@ -3327,7 +3380,7 @@
         </w:tc>
         <w:tc>
           <w:tcPr>
-            <w:tcW w:type="dxa" w:w="3312"/>
+            <w:tcW w:type="dxa" w:w="3360"/>
           </w:tcPr>
           <w:p>
             <w:r>
@@ -3337,7 +3390,7 @@
         </w:tc>
         <w:tc>
           <w:tcPr>
-            <w:tcW w:type="dxa" w:w="3312"/>
+            <w:tcW w:type="dxa" w:w="3360"/>
           </w:tcPr>
           <w:p>
             <w:r>
@@ -3349,7 +3402,7 @@
       <w:tr>
         <w:tc>
           <w:tcPr>
-            <w:tcW w:type="dxa" w:w="3312"/>
+            <w:tcW w:type="dxa" w:w="3360"/>
           </w:tcPr>
           <w:p>
             <w:r>
@@ -3359,7 +3412,7 @@
         </w:tc>
         <w:tc>
           <w:tcPr>
-            <w:tcW w:type="dxa" w:w="3312"/>
+            <w:tcW w:type="dxa" w:w="3360"/>
           </w:tcPr>
           <w:p>
             <w:r>
@@ -3369,7 +3422,7 @@
         </w:tc>
         <w:tc>
           <w:tcPr>
-            <w:tcW w:type="dxa" w:w="3312"/>
+            <w:tcW w:type="dxa" w:w="3360"/>
           </w:tcPr>
           <w:p>
             <w:r>
@@ -3381,7 +3434,7 @@
       <w:tr>
         <w:tc>
           <w:tcPr>
-            <w:tcW w:type="dxa" w:w="3312"/>
+            <w:tcW w:type="dxa" w:w="3360"/>
           </w:tcPr>
           <w:p>
             <w:r>
@@ -3391,7 +3444,7 @@
         </w:tc>
         <w:tc>
           <w:tcPr>
-            <w:tcW w:type="dxa" w:w="3312"/>
+            <w:tcW w:type="dxa" w:w="3360"/>
           </w:tcPr>
           <w:p>
             <w:r>
@@ -3401,7 +3454,7 @@
         </w:tc>
         <w:tc>
           <w:tcPr>
-            <w:tcW w:type="dxa" w:w="3312"/>
+            <w:tcW w:type="dxa" w:w="3360"/>
           </w:tcPr>
           <w:p>
             <w:r>
@@ -3413,7 +3466,7 @@
       <w:tr>
         <w:tc>
           <w:tcPr>
-            <w:tcW w:type="dxa" w:w="3312"/>
+            <w:tcW w:type="dxa" w:w="3360"/>
           </w:tcPr>
           <w:p>
             <w:r>
@@ -3423,7 +3476,7 @@
         </w:tc>
         <w:tc>
           <w:tcPr>
-            <w:tcW w:type="dxa" w:w="3312"/>
+            <w:tcW w:type="dxa" w:w="3360"/>
           </w:tcPr>
           <w:p>
             <w:r>
@@ -3433,7 +3486,7 @@
         </w:tc>
         <w:tc>
           <w:tcPr>
-            <w:tcW w:type="dxa" w:w="3312"/>
+            <w:tcW w:type="dxa" w:w="3360"/>
           </w:tcPr>
           <w:p>
             <w:r>
@@ -3445,7 +3498,7 @@
       <w:tr>
         <w:tc>
           <w:tcPr>
-            <w:tcW w:type="dxa" w:w="3312"/>
+            <w:tcW w:type="dxa" w:w="3360"/>
           </w:tcPr>
           <w:p>
             <w:r>
@@ -3455,7 +3508,7 @@
         </w:tc>
         <w:tc>
           <w:tcPr>
-            <w:tcW w:type="dxa" w:w="3312"/>
+            <w:tcW w:type="dxa" w:w="3360"/>
           </w:tcPr>
           <w:p>
             <w:r>
@@ -3465,7 +3518,7 @@
         </w:tc>
         <w:tc>
           <w:tcPr>
-            <w:tcW w:type="dxa" w:w="3312"/>
+            <w:tcW w:type="dxa" w:w="3360"/>
           </w:tcPr>
           <w:p>
             <w:r>
@@ -3477,7 +3530,7 @@
       <w:tr>
         <w:tc>
           <w:tcPr>
-            <w:tcW w:type="dxa" w:w="3312"/>
+            <w:tcW w:type="dxa" w:w="3360"/>
           </w:tcPr>
           <w:p>
             <w:r>
@@ -3487,7 +3540,7 @@
         </w:tc>
         <w:tc>
           <w:tcPr>
-            <w:tcW w:type="dxa" w:w="3312"/>
+            <w:tcW w:type="dxa" w:w="3360"/>
           </w:tcPr>
           <w:p>
             <w:r>
@@ -3497,7 +3550,7 @@
         </w:tc>
         <w:tc>
           <w:tcPr>
-            <w:tcW w:type="dxa" w:w="3312"/>
+            <w:tcW w:type="dxa" w:w="3360"/>
           </w:tcPr>
           <w:p>
             <w:r>
@@ -3509,7 +3562,7 @@
       <w:tr>
         <w:tc>
           <w:tcPr>
-            <w:tcW w:type="dxa" w:w="3312"/>
+            <w:tcW w:type="dxa" w:w="3360"/>
           </w:tcPr>
           <w:p>
             <w:r>
@@ -3519,7 +3572,7 @@
         </w:tc>
         <w:tc>
           <w:tcPr>
-            <w:tcW w:type="dxa" w:w="3312"/>
+            <w:tcW w:type="dxa" w:w="3360"/>
           </w:tcPr>
           <w:p>
             <w:r>
@@ -3529,7 +3582,7 @@
         </w:tc>
         <w:tc>
           <w:tcPr>
-            <w:tcW w:type="dxa" w:w="3312"/>
+            <w:tcW w:type="dxa" w:w="3360"/>
           </w:tcPr>
           <w:p>
             <w:r>
@@ -3541,7 +3594,7 @@
       <w:tr>
         <w:tc>
           <w:tcPr>
-            <w:tcW w:type="dxa" w:w="3312"/>
+            <w:tcW w:type="dxa" w:w="3360"/>
           </w:tcPr>
           <w:p>
             <w:r>
@@ -3551,7 +3604,7 @@
         </w:tc>
         <w:tc>
           <w:tcPr>
-            <w:tcW w:type="dxa" w:w="3312"/>
+            <w:tcW w:type="dxa" w:w="3360"/>
           </w:tcPr>
           <w:p>
             <w:r>
@@ -3561,7 +3614,7 @@
         </w:tc>
         <w:tc>
           <w:tcPr>
-            <w:tcW w:type="dxa" w:w="3312"/>
+            <w:tcW w:type="dxa" w:w="3360"/>
           </w:tcPr>
           <w:p>
             <w:r>
@@ -3573,7 +3626,7 @@
       <w:tr>
         <w:tc>
           <w:tcPr>
-            <w:tcW w:type="dxa" w:w="3312"/>
+            <w:tcW w:type="dxa" w:w="3360"/>
           </w:tcPr>
           <w:p>
             <w:r>
@@ -3583,7 +3636,7 @@
         </w:tc>
         <w:tc>
           <w:tcPr>
-            <w:tcW w:type="dxa" w:w="3312"/>
+            <w:tcW w:type="dxa" w:w="3360"/>
           </w:tcPr>
           <w:p>
             <w:r>
@@ -3593,7 +3646,7 @@
         </w:tc>
         <w:tc>
           <w:tcPr>
-            <w:tcW w:type="dxa" w:w="3312"/>
+            <w:tcW w:type="dxa" w:w="3360"/>
           </w:tcPr>
           <w:p>
             <w:r>
@@ -3605,7 +3658,7 @@
       <w:tr>
         <w:tc>
           <w:tcPr>
-            <w:tcW w:type="dxa" w:w="3312"/>
+            <w:tcW w:type="dxa" w:w="3360"/>
           </w:tcPr>
           <w:p>
             <w:r>
@@ -3615,7 +3668,7 @@
         </w:tc>
         <w:tc>
           <w:tcPr>
-            <w:tcW w:type="dxa" w:w="3312"/>
+            <w:tcW w:type="dxa" w:w="3360"/>
           </w:tcPr>
           <w:p>
             <w:r>
@@ -3625,7 +3678,7 @@
         </w:tc>
         <w:tc>
           <w:tcPr>
-            <w:tcW w:type="dxa" w:w="3312"/>
+            <w:tcW w:type="dxa" w:w="3360"/>
           </w:tcPr>
           <w:p>
             <w:r>
@@ -3637,7 +3690,7 @@
       <w:tr>
         <w:tc>
           <w:tcPr>
-            <w:tcW w:type="dxa" w:w="3312"/>
+            <w:tcW w:type="dxa" w:w="3360"/>
           </w:tcPr>
           <w:p>
             <w:r>
@@ -3647,7 +3700,7 @@
         </w:tc>
         <w:tc>
           <w:tcPr>
-            <w:tcW w:type="dxa" w:w="3312"/>
+            <w:tcW w:type="dxa" w:w="3360"/>
           </w:tcPr>
           <w:p>
             <w:r>
@@ -3657,7 +3710,7 @@
         </w:tc>
         <w:tc>
           <w:tcPr>
-            <w:tcW w:type="dxa" w:w="3312"/>
+            <w:tcW w:type="dxa" w:w="3360"/>
           </w:tcPr>
           <w:p>
             <w:r>
@@ -3669,7 +3722,7 @@
       <w:tr>
         <w:tc>
           <w:tcPr>
-            <w:tcW w:type="dxa" w:w="3312"/>
+            <w:tcW w:type="dxa" w:w="3360"/>
           </w:tcPr>
           <w:p>
             <w:r>
@@ -3679,7 +3732,7 @@
         </w:tc>
         <w:tc>
           <w:tcPr>
-            <w:tcW w:type="dxa" w:w="3312"/>
+            <w:tcW w:type="dxa" w:w="3360"/>
           </w:tcPr>
           <w:p>
             <w:r>
@@ -3689,7 +3742,7 @@
         </w:tc>
         <w:tc>
           <w:tcPr>
-            <w:tcW w:type="dxa" w:w="3312"/>
+            <w:tcW w:type="dxa" w:w="3360"/>
           </w:tcPr>
           <w:p>
             <w:r>
@@ -3701,7 +3754,7 @@
       <w:tr>
         <w:tc>
           <w:tcPr>
-            <w:tcW w:type="dxa" w:w="3312"/>
+            <w:tcW w:type="dxa" w:w="3360"/>
           </w:tcPr>
           <w:p>
             <w:r>
@@ -3711,7 +3764,7 @@
         </w:tc>
         <w:tc>
           <w:tcPr>
-            <w:tcW w:type="dxa" w:w="3312"/>
+            <w:tcW w:type="dxa" w:w="3360"/>
           </w:tcPr>
           <w:p>
             <w:r>
@@ -3721,7 +3774,7 @@
         </w:tc>
         <w:tc>
           <w:tcPr>
-            <w:tcW w:type="dxa" w:w="3312"/>
+            <w:tcW w:type="dxa" w:w="3360"/>
           </w:tcPr>
           <w:p>
             <w:r>
@@ -3733,7 +3786,7 @@
       <w:tr>
         <w:tc>
           <w:tcPr>
-            <w:tcW w:type="dxa" w:w="3312"/>
+            <w:tcW w:type="dxa" w:w="3360"/>
           </w:tcPr>
           <w:p>
             <w:r>
@@ -3743,7 +3796,7 @@
         </w:tc>
         <w:tc>
           <w:tcPr>
-            <w:tcW w:type="dxa" w:w="3312"/>
+            <w:tcW w:type="dxa" w:w="3360"/>
           </w:tcPr>
           <w:p>
             <w:r>
@@ -3753,7 +3806,7 @@
         </w:tc>
         <w:tc>
           <w:tcPr>
-            <w:tcW w:type="dxa" w:w="3312"/>
+            <w:tcW w:type="dxa" w:w="3360"/>
           </w:tcPr>
           <w:p>
             <w:r>
@@ -3765,7 +3818,7 @@
       <w:tr>
         <w:tc>
           <w:tcPr>
-            <w:tcW w:type="dxa" w:w="3312"/>
+            <w:tcW w:type="dxa" w:w="3360"/>
           </w:tcPr>
           <w:p>
             <w:r>
@@ -3775,7 +3828,7 @@
         </w:tc>
         <w:tc>
           <w:tcPr>
-            <w:tcW w:type="dxa" w:w="3312"/>
+            <w:tcW w:type="dxa" w:w="3360"/>
           </w:tcPr>
           <w:p>
             <w:r>
@@ -3785,7 +3838,7 @@
         </w:tc>
         <w:tc>
           <w:tcPr>
-            <w:tcW w:type="dxa" w:w="3312"/>
+            <w:tcW w:type="dxa" w:w="3360"/>
           </w:tcPr>
           <w:p>
             <w:r>
@@ -3797,7 +3850,7 @@
       <w:tr>
         <w:tc>
           <w:tcPr>
-            <w:tcW w:type="dxa" w:w="3312"/>
+            <w:tcW w:type="dxa" w:w="3360"/>
           </w:tcPr>
           <w:p>
             <w:r>
@@ -3807,7 +3860,7 @@
         </w:tc>
         <w:tc>
           <w:tcPr>
-            <w:tcW w:type="dxa" w:w="3312"/>
+            <w:tcW w:type="dxa" w:w="3360"/>
           </w:tcPr>
           <w:p>
             <w:r>
@@ -3817,7 +3870,7 @@
         </w:tc>
         <w:tc>
           <w:tcPr>
-            <w:tcW w:type="dxa" w:w="3312"/>
+            <w:tcW w:type="dxa" w:w="3360"/>
           </w:tcPr>
           <w:p>
             <w:r>
@@ -3829,7 +3882,7 @@
       <w:tr>
         <w:tc>
           <w:tcPr>
-            <w:tcW w:type="dxa" w:w="3312"/>
+            <w:tcW w:type="dxa" w:w="3360"/>
           </w:tcPr>
           <w:p>
             <w:r>
@@ -3839,7 +3892,7 @@
         </w:tc>
         <w:tc>
           <w:tcPr>
-            <w:tcW w:type="dxa" w:w="3312"/>
+            <w:tcW w:type="dxa" w:w="3360"/>
           </w:tcPr>
           <w:p>
             <w:r>
@@ -3849,7 +3902,7 @@
         </w:tc>
         <w:tc>
           <w:tcPr>
-            <w:tcW w:type="dxa" w:w="3312"/>
+            <w:tcW w:type="dxa" w:w="3360"/>
           </w:tcPr>
           <w:p>
             <w:r>
@@ -3861,7 +3914,7 @@
       <w:tr>
         <w:tc>
           <w:tcPr>
-            <w:tcW w:type="dxa" w:w="3312"/>
+            <w:tcW w:type="dxa" w:w="3360"/>
           </w:tcPr>
           <w:p>
             <w:r>
@@ -3871,7 +3924,7 @@
         </w:tc>
         <w:tc>
           <w:tcPr>
-            <w:tcW w:type="dxa" w:w="3312"/>
+            <w:tcW w:type="dxa" w:w="3360"/>
           </w:tcPr>
           <w:p>
             <w:r>
@@ -3881,7 +3934,7 @@
         </w:tc>
         <w:tc>
           <w:tcPr>
-            <w:tcW w:type="dxa" w:w="3312"/>
+            <w:tcW w:type="dxa" w:w="3360"/>
           </w:tcPr>
           <w:p>
             <w:r>
@@ -3893,7 +3946,7 @@
       <w:tr>
         <w:tc>
           <w:tcPr>
-            <w:tcW w:type="dxa" w:w="3312"/>
+            <w:tcW w:type="dxa" w:w="3360"/>
           </w:tcPr>
           <w:p>
             <w:r>
@@ -3903,7 +3956,7 @@
         </w:tc>
         <w:tc>
           <w:tcPr>
-            <w:tcW w:type="dxa" w:w="3312"/>
+            <w:tcW w:type="dxa" w:w="3360"/>
           </w:tcPr>
           <w:p>
             <w:r>
@@ -3913,7 +3966,7 @@
         </w:tc>
         <w:tc>
           <w:tcPr>
-            <w:tcW w:type="dxa" w:w="3312"/>
+            <w:tcW w:type="dxa" w:w="3360"/>
           </w:tcPr>
           <w:p>
             <w:r>
@@ -3925,7 +3978,7 @@
       <w:tr>
         <w:tc>
           <w:tcPr>
-            <w:tcW w:type="dxa" w:w="3312"/>
+            <w:tcW w:type="dxa" w:w="3360"/>
           </w:tcPr>
           <w:p>
             <w:r>
@@ -3935,7 +3988,7 @@
         </w:tc>
         <w:tc>
           <w:tcPr>
-            <w:tcW w:type="dxa" w:w="3312"/>
+            <w:tcW w:type="dxa" w:w="3360"/>
           </w:tcPr>
           <w:p>
             <w:r>
@@ -3945,7 +3998,7 @@
         </w:tc>
         <w:tc>
           <w:tcPr>
-            <w:tcW w:type="dxa" w:w="3312"/>
+            <w:tcW w:type="dxa" w:w="3360"/>
           </w:tcPr>
           <w:p>
             <w:r>
@@ -3957,7 +4010,7 @@
       <w:tr>
         <w:tc>
           <w:tcPr>
-            <w:tcW w:type="dxa" w:w="3312"/>
+            <w:tcW w:type="dxa" w:w="3360"/>
           </w:tcPr>
           <w:p>
             <w:r>
@@ -3967,7 +4020,7 @@
         </w:tc>
         <w:tc>
           <w:tcPr>
-            <w:tcW w:type="dxa" w:w="3312"/>
+            <w:tcW w:type="dxa" w:w="3360"/>
           </w:tcPr>
           <w:p>
             <w:r>
@@ -3977,7 +4030,7 @@
         </w:tc>
         <w:tc>
           <w:tcPr>
-            <w:tcW w:type="dxa" w:w="3312"/>
+            <w:tcW w:type="dxa" w:w="3360"/>
           </w:tcPr>
           <w:p>
             <w:r>
@@ -3989,7 +4042,7 @@
       <w:tr>
         <w:tc>
           <w:tcPr>
-            <w:tcW w:type="dxa" w:w="3312"/>
+            <w:tcW w:type="dxa" w:w="3360"/>
           </w:tcPr>
           <w:p>
             <w:r>
@@ -3999,7 +4052,7 @@
         </w:tc>
         <w:tc>
           <w:tcPr>
-            <w:tcW w:type="dxa" w:w="3312"/>
+            <w:tcW w:type="dxa" w:w="3360"/>
           </w:tcPr>
           <w:p>
             <w:r>
@@ -4009,7 +4062,7 @@
         </w:tc>
         <w:tc>
           <w:tcPr>
-            <w:tcW w:type="dxa" w:w="3312"/>
+            <w:tcW w:type="dxa" w:w="3360"/>
           </w:tcPr>
           <w:p>
             <w:r>
@@ -4021,7 +4074,7 @@
       <w:tr>
         <w:tc>
           <w:tcPr>
-            <w:tcW w:type="dxa" w:w="3312"/>
+            <w:tcW w:type="dxa" w:w="3360"/>
           </w:tcPr>
           <w:p>
             <w:r>
@@ -4031,7 +4084,7 @@
         </w:tc>
         <w:tc>
           <w:tcPr>
-            <w:tcW w:type="dxa" w:w="3312"/>
+            <w:tcW w:type="dxa" w:w="3360"/>
           </w:tcPr>
           <w:p>
             <w:r>
@@ -4041,7 +4094,7 @@
         </w:tc>
         <w:tc>
           <w:tcPr>
-            <w:tcW w:type="dxa" w:w="3312"/>
+            <w:tcW w:type="dxa" w:w="3360"/>
           </w:tcPr>
           <w:p>
             <w:r>
@@ -4053,7 +4106,7 @@
       <w:tr>
         <w:tc>
           <w:tcPr>
-            <w:tcW w:type="dxa" w:w="3312"/>
+            <w:tcW w:type="dxa" w:w="3360"/>
           </w:tcPr>
           <w:p>
             <w:r>
@@ -4063,7 +4116,7 @@
         </w:tc>
         <w:tc>
           <w:tcPr>
-            <w:tcW w:type="dxa" w:w="3312"/>
+            <w:tcW w:type="dxa" w:w="3360"/>
           </w:tcPr>
           <w:p>
             <w:r>
@@ -4073,7 +4126,7 @@
         </w:tc>
         <w:tc>
           <w:tcPr>
-            <w:tcW w:type="dxa" w:w="3312"/>
+            <w:tcW w:type="dxa" w:w="3360"/>
           </w:tcPr>
           <w:p>
             <w:r>
@@ -4085,7 +4138,7 @@
       <w:tr>
         <w:tc>
           <w:tcPr>
-            <w:tcW w:type="dxa" w:w="3312"/>
+            <w:tcW w:type="dxa" w:w="3360"/>
           </w:tcPr>
           <w:p>
             <w:r>
@@ -4095,7 +4148,7 @@
         </w:tc>
         <w:tc>
           <w:tcPr>
-            <w:tcW w:type="dxa" w:w="3312"/>
+            <w:tcW w:type="dxa" w:w="3360"/>
           </w:tcPr>
           <w:p>
             <w:r>
@@ -4105,7 +4158,7 @@
         </w:tc>
         <w:tc>
           <w:tcPr>
-            <w:tcW w:type="dxa" w:w="3312"/>
+            <w:tcW w:type="dxa" w:w="3360"/>
           </w:tcPr>
           <w:p>
             <w:r>
@@ -4117,7 +4170,7 @@
       <w:tr>
         <w:tc>
           <w:tcPr>
-            <w:tcW w:type="dxa" w:w="3312"/>
+            <w:tcW w:type="dxa" w:w="3360"/>
           </w:tcPr>
           <w:p>
             <w:r>
@@ -4127,7 +4180,7 @@
         </w:tc>
         <w:tc>
           <w:tcPr>
-            <w:tcW w:type="dxa" w:w="3312"/>
+            <w:tcW w:type="dxa" w:w="3360"/>
           </w:tcPr>
           <w:p>
             <w:r>
@@ -4137,7 +4190,7 @@
         </w:tc>
         <w:tc>
           <w:tcPr>
-            <w:tcW w:type="dxa" w:w="3312"/>
+            <w:tcW w:type="dxa" w:w="3360"/>
           </w:tcPr>
           <w:p>
             <w:r>
@@ -4149,7 +4202,7 @@
       <w:tr>
         <w:tc>
           <w:tcPr>
-            <w:tcW w:type="dxa" w:w="3312"/>
+            <w:tcW w:type="dxa" w:w="3360"/>
           </w:tcPr>
           <w:p>
             <w:r>
@@ -4159,7 +4212,7 @@
         </w:tc>
         <w:tc>
           <w:tcPr>
-            <w:tcW w:type="dxa" w:w="3312"/>
+            <w:tcW w:type="dxa" w:w="3360"/>
           </w:tcPr>
           <w:p>
             <w:r>
@@ -4169,7 +4222,7 @@
         </w:tc>
         <w:tc>
           <w:tcPr>
-            <w:tcW w:type="dxa" w:w="3312"/>
+            <w:tcW w:type="dxa" w:w="3360"/>
           </w:tcPr>
           <w:p>
             <w:r>
@@ -4181,7 +4234,7 @@
       <w:tr>
         <w:tc>
           <w:tcPr>
-            <w:tcW w:type="dxa" w:w="3312"/>
+            <w:tcW w:type="dxa" w:w="3360"/>
           </w:tcPr>
           <w:p>
             <w:r>
@@ -4191,7 +4244,7 @@
         </w:tc>
         <w:tc>
           <w:tcPr>
-            <w:tcW w:type="dxa" w:w="3312"/>
+            <w:tcW w:type="dxa" w:w="3360"/>
           </w:tcPr>
           <w:p>
             <w:r>
@@ -4201,7 +4254,7 @@
         </w:tc>
         <w:tc>
           <w:tcPr>
-            <w:tcW w:type="dxa" w:w="3312"/>
+            <w:tcW w:type="dxa" w:w="3360"/>
           </w:tcPr>
           <w:p>
             <w:r>
@@ -4213,7 +4266,7 @@
       <w:tr>
         <w:tc>
           <w:tcPr>
-            <w:tcW w:type="dxa" w:w="3312"/>
+            <w:tcW w:type="dxa" w:w="3360"/>
           </w:tcPr>
           <w:p>
             <w:r>
@@ -4223,7 +4276,7 @@
         </w:tc>
         <w:tc>
           <w:tcPr>
-            <w:tcW w:type="dxa" w:w="3312"/>
+            <w:tcW w:type="dxa" w:w="3360"/>
           </w:tcPr>
           <w:p>
             <w:r>
@@ -4233,7 +4286,7 @@
         </w:tc>
         <w:tc>
           <w:tcPr>
-            <w:tcW w:type="dxa" w:w="3312"/>
+            <w:tcW w:type="dxa" w:w="3360"/>
           </w:tcPr>
           <w:p>
             <w:r>
@@ -4245,7 +4298,7 @@
       <w:tr>
         <w:tc>
           <w:tcPr>
-            <w:tcW w:type="dxa" w:w="3312"/>
+            <w:tcW w:type="dxa" w:w="3360"/>
           </w:tcPr>
           <w:p>
             <w:r>
@@ -4255,7 +4308,7 @@
         </w:tc>
         <w:tc>
           <w:tcPr>
-            <w:tcW w:type="dxa" w:w="3312"/>
+            <w:tcW w:type="dxa" w:w="3360"/>
           </w:tcPr>
           <w:p>
             <w:r>
@@ -4265,7 +4318,7 @@
         </w:tc>
         <w:tc>
           <w:tcPr>
-            <w:tcW w:type="dxa" w:w="3312"/>
+            <w:tcW w:type="dxa" w:w="3360"/>
           </w:tcPr>
           <w:p>
             <w:r>
@@ -4277,7 +4330,7 @@
       <w:tr>
         <w:tc>
           <w:tcPr>
-            <w:tcW w:type="dxa" w:w="3312"/>
+            <w:tcW w:type="dxa" w:w="3360"/>
           </w:tcPr>
           <w:p>
             <w:r>
@@ -4287,7 +4340,7 @@
         </w:tc>
         <w:tc>
           <w:tcPr>
-            <w:tcW w:type="dxa" w:w="3312"/>
+            <w:tcW w:type="dxa" w:w="3360"/>
           </w:tcPr>
           <w:p>
             <w:r>
@@ -4297,7 +4350,7 @@
         </w:tc>
         <w:tc>
           <w:tcPr>
-            <w:tcW w:type="dxa" w:w="3312"/>
+            <w:tcW w:type="dxa" w:w="3360"/>
           </w:tcPr>
           <w:p>
             <w:r>
@@ -4309,7 +4362,7 @@
       <w:tr>
         <w:tc>
           <w:tcPr>
-            <w:tcW w:type="dxa" w:w="3312"/>
+            <w:tcW w:type="dxa" w:w="3360"/>
           </w:tcPr>
           <w:p>
             <w:r>
@@ -4319,7 +4372,7 @@
         </w:tc>
         <w:tc>
           <w:tcPr>
-            <w:tcW w:type="dxa" w:w="3312"/>
+            <w:tcW w:type="dxa" w:w="3360"/>
           </w:tcPr>
           <w:p>
             <w:r>
@@ -4329,7 +4382,7 @@
         </w:tc>
         <w:tc>
           <w:tcPr>
-            <w:tcW w:type="dxa" w:w="3312"/>
+            <w:tcW w:type="dxa" w:w="3360"/>
           </w:tcPr>
           <w:p>
             <w:r>
@@ -4341,7 +4394,7 @@
       <w:tr>
         <w:tc>
           <w:tcPr>
-            <w:tcW w:type="dxa" w:w="3312"/>
+            <w:tcW w:type="dxa" w:w="3360"/>
           </w:tcPr>
           <w:p>
             <w:r>
@@ -4351,7 +4404,7 @@
         </w:tc>
         <w:tc>
           <w:tcPr>
-            <w:tcW w:type="dxa" w:w="3312"/>
+            <w:tcW w:type="dxa" w:w="3360"/>
           </w:tcPr>
           <w:p>
             <w:r>
@@ -4361,7 +4414,7 @@
         </w:tc>
         <w:tc>
           <w:tcPr>
-            <w:tcW w:type="dxa" w:w="3312"/>
+            <w:tcW w:type="dxa" w:w="3360"/>
           </w:tcPr>
           <w:p>
             <w:r>
@@ -4373,7 +4426,7 @@
       <w:tr>
         <w:tc>
           <w:tcPr>
-            <w:tcW w:type="dxa" w:w="3312"/>
+            <w:tcW w:type="dxa" w:w="3360"/>
           </w:tcPr>
           <w:p>
             <w:r>
@@ -4383,7 +4436,7 @@
         </w:tc>
         <w:tc>
           <w:tcPr>
-            <w:tcW w:type="dxa" w:w="3312"/>
+            <w:tcW w:type="dxa" w:w="3360"/>
           </w:tcPr>
           <w:p>
             <w:r>
@@ -4393,7 +4446,7 @@
         </w:tc>
         <w:tc>
           <w:tcPr>
-            <w:tcW w:type="dxa" w:w="3312"/>
+            <w:tcW w:type="dxa" w:w="3360"/>
           </w:tcPr>
           <w:p>
             <w:r>
@@ -4405,7 +4458,7 @@
       <w:tr>
         <w:tc>
           <w:tcPr>
-            <w:tcW w:type="dxa" w:w="3312"/>
+            <w:tcW w:type="dxa" w:w="3360"/>
           </w:tcPr>
           <w:p>
             <w:r>
@@ -4415,7 +4468,7 @@
         </w:tc>
         <w:tc>
           <w:tcPr>
-            <w:tcW w:type="dxa" w:w="3312"/>
+            <w:tcW w:type="dxa" w:w="3360"/>
           </w:tcPr>
           <w:p>
             <w:r>
@@ -4425,7 +4478,7 @@
         </w:tc>
         <w:tc>
           <w:tcPr>
-            <w:tcW w:type="dxa" w:w="3312"/>
+            <w:tcW w:type="dxa" w:w="3360"/>
           </w:tcPr>
           <w:p>
             <w:r>
@@ -4437,7 +4490,7 @@
       <w:tr>
         <w:tc>
           <w:tcPr>
-            <w:tcW w:type="dxa" w:w="3312"/>
+            <w:tcW w:type="dxa" w:w="3360"/>
           </w:tcPr>
           <w:p>
             <w:r>
@@ -4447,7 +4500,7 @@
         </w:tc>
         <w:tc>
           <w:tcPr>
-            <w:tcW w:type="dxa" w:w="3312"/>
+            <w:tcW w:type="dxa" w:w="3360"/>
           </w:tcPr>
           <w:p>
             <w:r>
@@ -4457,7 +4510,7 @@
         </w:tc>
         <w:tc>
           <w:tcPr>
-            <w:tcW w:type="dxa" w:w="3312"/>
+            <w:tcW w:type="dxa" w:w="3360"/>
           </w:tcPr>
           <w:p>
             <w:r>
@@ -4469,7 +4522,7 @@
       <w:tr>
         <w:tc>
           <w:tcPr>
-            <w:tcW w:type="dxa" w:w="3312"/>
+            <w:tcW w:type="dxa" w:w="3360"/>
           </w:tcPr>
           <w:p>
             <w:r>
@@ -4479,7 +4532,7 @@
         </w:tc>
         <w:tc>
           <w:tcPr>
-            <w:tcW w:type="dxa" w:w="3312"/>
+            <w:tcW w:type="dxa" w:w="3360"/>
           </w:tcPr>
           <w:p>
             <w:r>
@@ -4489,7 +4542,7 @@
         </w:tc>
         <w:tc>
           <w:tcPr>
-            <w:tcW w:type="dxa" w:w="3312"/>
+            <w:tcW w:type="dxa" w:w="3360"/>
           </w:tcPr>
           <w:p>
             <w:r>
@@ -4501,7 +4554,7 @@
       <w:tr>
         <w:tc>
           <w:tcPr>
-            <w:tcW w:type="dxa" w:w="3312"/>
+            <w:tcW w:type="dxa" w:w="3360"/>
           </w:tcPr>
           <w:p>
             <w:r>
@@ -4511,7 +4564,7 @@
         </w:tc>
         <w:tc>
           <w:tcPr>
-            <w:tcW w:type="dxa" w:w="3312"/>
+            <w:tcW w:type="dxa" w:w="3360"/>
           </w:tcPr>
           <w:p>
             <w:r>
@@ -4521,7 +4574,7 @@
         </w:tc>
         <w:tc>
           <w:tcPr>
-            <w:tcW w:type="dxa" w:w="3312"/>
+            <w:tcW w:type="dxa" w:w="3360"/>
           </w:tcPr>
           <w:p>
             <w:r>
@@ -4533,7 +4586,7 @@
       <w:tr>
         <w:tc>
           <w:tcPr>
-            <w:tcW w:type="dxa" w:w="3312"/>
+            <w:tcW w:type="dxa" w:w="3360"/>
           </w:tcPr>
           <w:p>
             <w:r>
@@ -4543,7 +4596,7 @@
         </w:tc>
         <w:tc>
           <w:tcPr>
-            <w:tcW w:type="dxa" w:w="3312"/>
+            <w:tcW w:type="dxa" w:w="3360"/>
           </w:tcPr>
           <w:p>
             <w:r>
@@ -4553,7 +4606,7 @@
         </w:tc>
         <w:tc>
           <w:tcPr>
-            <w:tcW w:type="dxa" w:w="3312"/>
+            <w:tcW w:type="dxa" w:w="3360"/>
           </w:tcPr>
           <w:p>
             <w:r>
@@ -4565,7 +4618,7 @@
       <w:tr>
         <w:tc>
           <w:tcPr>
-            <w:tcW w:type="dxa" w:w="3312"/>
+            <w:tcW w:type="dxa" w:w="3360"/>
           </w:tcPr>
           <w:p>
             <w:r>
@@ -4575,7 +4628,7 @@
         </w:tc>
         <w:tc>
           <w:tcPr>
-            <w:tcW w:type="dxa" w:w="3312"/>
+            <w:tcW w:type="dxa" w:w="3360"/>
           </w:tcPr>
           <w:p>
             <w:r>
@@ -4585,7 +4638,7 @@
         </w:tc>
         <w:tc>
           <w:tcPr>
-            <w:tcW w:type="dxa" w:w="3312"/>
+            <w:tcW w:type="dxa" w:w="3360"/>
           </w:tcPr>
           <w:p>
             <w:r>
@@ -4597,7 +4650,7 @@
       <w:tr>
         <w:tc>
           <w:tcPr>
-            <w:tcW w:type="dxa" w:w="3312"/>
+            <w:tcW w:type="dxa" w:w="3360"/>
           </w:tcPr>
           <w:p>
             <w:r>
@@ -4607,7 +4660,7 @@
         </w:tc>
         <w:tc>
           <w:tcPr>
-            <w:tcW w:type="dxa" w:w="3312"/>
+            <w:tcW w:type="dxa" w:w="3360"/>
           </w:tcPr>
           <w:p>
             <w:r>
@@ -4617,7 +4670,7 @@
         </w:tc>
         <w:tc>
           <w:tcPr>
-            <w:tcW w:type="dxa" w:w="3312"/>
+            <w:tcW w:type="dxa" w:w="3360"/>
           </w:tcPr>
           <w:p>
             <w:r>
@@ -4629,7 +4682,7 @@
       <w:tr>
         <w:tc>
           <w:tcPr>
-            <w:tcW w:type="dxa" w:w="3312"/>
+            <w:tcW w:type="dxa" w:w="3360"/>
           </w:tcPr>
           <w:p>
             <w:r>
@@ -4639,7 +4692,7 @@
         </w:tc>
         <w:tc>
           <w:tcPr>
-            <w:tcW w:type="dxa" w:w="3312"/>
+            <w:tcW w:type="dxa" w:w="3360"/>
           </w:tcPr>
           <w:p>
             <w:r>
@@ -4649,7 +4702,7 @@
         </w:tc>
         <w:tc>
           <w:tcPr>
-            <w:tcW w:type="dxa" w:w="3312"/>
+            <w:tcW w:type="dxa" w:w="3360"/>
           </w:tcPr>
           <w:p>
             <w:r>
@@ -4661,7 +4714,7 @@
       <w:tr>
         <w:tc>
           <w:tcPr>
-            <w:tcW w:type="dxa" w:w="3312"/>
+            <w:tcW w:type="dxa" w:w="3360"/>
           </w:tcPr>
           <w:p>
             <w:r>
@@ -4671,7 +4724,7 @@
         </w:tc>
         <w:tc>
           <w:tcPr>
-            <w:tcW w:type="dxa" w:w="3312"/>
+            <w:tcW w:type="dxa" w:w="3360"/>
           </w:tcPr>
           <w:p>
             <w:r>
@@ -4681,7 +4734,7 @@
         </w:tc>
         <w:tc>
           <w:tcPr>
-            <w:tcW w:type="dxa" w:w="3312"/>
+            <w:tcW w:type="dxa" w:w="3360"/>
           </w:tcPr>
           <w:p>
             <w:r>
@@ -4693,7 +4746,7 @@
       <w:tr>
         <w:tc>
           <w:tcPr>
-            <w:tcW w:type="dxa" w:w="3312"/>
+            <w:tcW w:type="dxa" w:w="3360"/>
           </w:tcPr>
           <w:p>
             <w:r>
@@ -4703,7 +4756,7 @@
         </w:tc>
         <w:tc>
           <w:tcPr>
-            <w:tcW w:type="dxa" w:w="3312"/>
+            <w:tcW w:type="dxa" w:w="3360"/>
           </w:tcPr>
           <w:p>
             <w:r>
@@ -4713,7 +4766,7 @@
         </w:tc>
         <w:tc>
           <w:tcPr>
-            <w:tcW w:type="dxa" w:w="3312"/>
+            <w:tcW w:type="dxa" w:w="3360"/>
           </w:tcPr>
           <w:p>
             <w:r>
@@ -4725,7 +4778,7 @@
       <w:tr>
         <w:tc>
           <w:tcPr>
-            <w:tcW w:type="dxa" w:w="3312"/>
+            <w:tcW w:type="dxa" w:w="3360"/>
           </w:tcPr>
           <w:p>
             <w:r>
@@ -4735,7 +4788,7 @@
         </w:tc>
         <w:tc>
           <w:tcPr>
-            <w:tcW w:type="dxa" w:w="3312"/>
+            <w:tcW w:type="dxa" w:w="3360"/>
           </w:tcPr>
           <w:p>
             <w:r>
@@ -4745,7 +4798,7 @@
         </w:tc>
         <w:tc>
           <w:tcPr>
-            <w:tcW w:type="dxa" w:w="3312"/>
+            <w:tcW w:type="dxa" w:w="3360"/>
           </w:tcPr>
           <w:p>
             <w:r>
@@ -4757,7 +4810,7 @@
       <w:tr>
         <w:tc>
           <w:tcPr>
-            <w:tcW w:type="dxa" w:w="3312"/>
+            <w:tcW w:type="dxa" w:w="3360"/>
           </w:tcPr>
           <w:p>
             <w:r>
@@ -4767,7 +4820,7 @@
         </w:tc>
         <w:tc>
           <w:tcPr>
-            <w:tcW w:type="dxa" w:w="3312"/>
+            <w:tcW w:type="dxa" w:w="3360"/>
           </w:tcPr>
           <w:p>
             <w:r>
@@ -4777,7 +4830,7 @@
         </w:tc>
         <w:tc>
           <w:tcPr>
-            <w:tcW w:type="dxa" w:w="3312"/>
+            <w:tcW w:type="dxa" w:w="3360"/>
           </w:tcPr>
           <w:p>
             <w:r>
@@ -4789,7 +4842,7 @@
       <w:tr>
         <w:tc>
           <w:tcPr>
-            <w:tcW w:type="dxa" w:w="3312"/>
+            <w:tcW w:type="dxa" w:w="3360"/>
           </w:tcPr>
           <w:p>
             <w:r>
@@ -4799,7 +4852,7 @@
         </w:tc>
         <w:tc>
           <w:tcPr>
-            <w:tcW w:type="dxa" w:w="3312"/>
+            <w:tcW w:type="dxa" w:w="3360"/>
           </w:tcPr>
           <w:p>
             <w:r>
@@ -4809,7 +4862,7 @@
         </w:tc>
         <w:tc>
           <w:tcPr>
-            <w:tcW w:type="dxa" w:w="3312"/>
+            <w:tcW w:type="dxa" w:w="3360"/>
           </w:tcPr>
           <w:p>
             <w:r>
@@ -4821,7 +4874,7 @@
       <w:tr>
         <w:tc>
           <w:tcPr>
-            <w:tcW w:type="dxa" w:w="3312"/>
+            <w:tcW w:type="dxa" w:w="3360"/>
           </w:tcPr>
           <w:p>
             <w:r>
@@ -4831,7 +4884,7 @@
         </w:tc>
         <w:tc>
           <w:tcPr>
-            <w:tcW w:type="dxa" w:w="3312"/>
+            <w:tcW w:type="dxa" w:w="3360"/>
           </w:tcPr>
           <w:p>
             <w:r>
@@ -4841,7 +4894,7 @@
         </w:tc>
         <w:tc>
           <w:tcPr>
-            <w:tcW w:type="dxa" w:w="3312"/>
+            <w:tcW w:type="dxa" w:w="3360"/>
           </w:tcPr>
           <w:p>
             <w:r>
@@ -4854,16 +4907,4414 @@
     <w:p/>
     <w:p>
       <w:r>
-        <w:rPr>
-          <w:i/>
-        </w:rPr>
-        <w:t>Lưu ý: Tài liệu trên Scribd tại link trên chỉ hiển thị PART 1 (148 câu). Nếu cần PART 2, 3, 4, hãy báo lại để bổ sung.</w:t>
+        <w:br w:type="page"/>
+      </w:r>
+    </w:p>
+    <w:p>
+      <w:pPr>
+        <w:pStyle w:val="Heading1"/>
+      </w:pPr>
+      <w:r>
+        <w:t>PART 2</w:t>
+      </w:r>
+    </w:p>
+    <w:p>
+      <w:r>
+        <w:t>Note: Câu 14 có 4 người A, B, C, D cùng nói về một chủ đề. Hội đồng Anh hay tráo thứ tự người nói — phải nghe kỹ để ghép đúng.</w:t>
+      </w:r>
+    </w:p>
+    <w:p>
+      <w:pPr>
+        <w:pStyle w:val="Heading2"/>
+      </w:pPr>
+      <w:r>
+        <w:t>Topic: Protect the environment</w:t>
+      </w:r>
+    </w:p>
+    <w:tbl>
+      <w:tblPr>
+        <w:tblStyle w:val="TableGrid"/>
+        <w:tblW w:type="auto" w:w="0"/>
+        <w:tblLook w:firstColumn="1" w:firstRow="1" w:lastColumn="0" w:lastRow="0" w:noHBand="0" w:noVBand="1" w:val="04A0"/>
+      </w:tblPr>
+      <w:tblGrid>
+        <w:gridCol w:w="5040"/>
+        <w:gridCol w:w="5040"/>
+      </w:tblGrid>
+      <w:tr>
+        <w:tc>
+          <w:tcPr>
+            <w:tcW w:type="dxa" w:w="5040"/>
+          </w:tcPr>
+          <w:p>
+            <w:r>
+              <w:rPr>
+                <w:b/>
+              </w:rPr>
+              <w:t>Người nói</w:t>
+            </w:r>
+          </w:p>
+        </w:tc>
+        <w:tc>
+          <w:tcPr>
+            <w:tcW w:type="dxa" w:w="5040"/>
+          </w:tcPr>
+          <w:p>
+            <w:r>
+              <w:rPr>
+                <w:b/>
+              </w:rPr>
+              <w:t>Key / Ý chính</w:t>
+            </w:r>
+          </w:p>
+        </w:tc>
+      </w:tr>
+      <w:tr>
+        <w:tc>
+          <w:tcPr>
+            <w:tcW w:type="dxa" w:w="5040"/>
+          </w:tcPr>
+          <w:p>
+            <w:r>
+              <w:t>A</w:t>
+            </w:r>
+          </w:p>
+        </w:tc>
+        <w:tc>
+          <w:tcPr>
+            <w:tcW w:type="dxa" w:w="5040"/>
+          </w:tcPr>
+          <w:p>
+            <w:r>
+              <w:t>Buy environmentally friendly products</w:t>
+            </w:r>
+          </w:p>
+        </w:tc>
+      </w:tr>
+      <w:tr>
+        <w:tc>
+          <w:tcPr>
+            <w:tcW w:type="dxa" w:w="5040"/>
+          </w:tcPr>
+          <w:p>
+            <w:r>
+              <w:t>B</w:t>
+            </w:r>
+          </w:p>
+        </w:tc>
+        <w:tc>
+          <w:tcPr>
+            <w:tcW w:type="dxa" w:w="5040"/>
+          </w:tcPr>
+          <w:p>
+            <w:r>
+              <w:t>Give away used items</w:t>
+            </w:r>
+          </w:p>
+        </w:tc>
+      </w:tr>
+      <w:tr>
+        <w:tc>
+          <w:tcPr>
+            <w:tcW w:type="dxa" w:w="5040"/>
+          </w:tcPr>
+          <w:p>
+            <w:r>
+              <w:t>C</w:t>
+            </w:r>
+          </w:p>
+        </w:tc>
+        <w:tc>
+          <w:tcPr>
+            <w:tcW w:type="dxa" w:w="5040"/>
+          </w:tcPr>
+          <w:p>
+            <w:r>
+              <w:t>Does not use commercial cleaning products</w:t>
+            </w:r>
+          </w:p>
+        </w:tc>
+      </w:tr>
+      <w:tr>
+        <w:tc>
+          <w:tcPr>
+            <w:tcW w:type="dxa" w:w="5040"/>
+          </w:tcPr>
+          <w:p>
+            <w:r>
+              <w:t>D</w:t>
+            </w:r>
+          </w:p>
+        </w:tc>
+        <w:tc>
+          <w:tcPr>
+            <w:tcW w:type="dxa" w:w="5040"/>
+          </w:tcPr>
+          <w:p>
+            <w:r>
+              <w:t>Reuse containers for storing food</w:t>
+            </w:r>
+          </w:p>
+        </w:tc>
+      </w:tr>
+    </w:tbl>
+    <w:p/>
+    <w:p>
+      <w:pPr>
+        <w:pStyle w:val="Heading2"/>
+      </w:pPr>
+      <w:r>
+        <w:t>Topic: Online shopping</w:t>
+      </w:r>
+    </w:p>
+    <w:tbl>
+      <w:tblPr>
+        <w:tblStyle w:val="TableGrid"/>
+        <w:tblW w:type="auto" w:w="0"/>
+        <w:tblLook w:firstColumn="1" w:firstRow="1" w:lastColumn="0" w:lastRow="0" w:noHBand="0" w:noVBand="1" w:val="04A0"/>
+      </w:tblPr>
+      <w:tblGrid>
+        <w:gridCol w:w="5040"/>
+        <w:gridCol w:w="5040"/>
+      </w:tblGrid>
+      <w:tr>
+        <w:tc>
+          <w:tcPr>
+            <w:tcW w:type="dxa" w:w="5040"/>
+          </w:tcPr>
+          <w:p>
+            <w:r>
+              <w:rPr>
+                <w:b/>
+              </w:rPr>
+              <w:t>Người nói</w:t>
+            </w:r>
+          </w:p>
+        </w:tc>
+        <w:tc>
+          <w:tcPr>
+            <w:tcW w:type="dxa" w:w="5040"/>
+          </w:tcPr>
+          <w:p>
+            <w:r>
+              <w:rPr>
+                <w:b/>
+              </w:rPr>
+              <w:t>Key / Ý chính</w:t>
+            </w:r>
+          </w:p>
+        </w:tc>
+      </w:tr>
+      <w:tr>
+        <w:tc>
+          <w:tcPr>
+            <w:tcW w:type="dxa" w:w="5040"/>
+          </w:tcPr>
+          <w:p>
+            <w:r>
+              <w:t>A</w:t>
+            </w:r>
+          </w:p>
+        </w:tc>
+        <w:tc>
+          <w:tcPr>
+            <w:tcW w:type="dxa" w:w="5040"/>
+          </w:tcPr>
+          <w:p>
+            <w:r>
+              <w:t>The products are delivered</w:t>
+            </w:r>
+          </w:p>
+        </w:tc>
+      </w:tr>
+      <w:tr>
+        <w:tc>
+          <w:tcPr>
+            <w:tcW w:type="dxa" w:w="5040"/>
+          </w:tcPr>
+          <w:p>
+            <w:r>
+              <w:t>B</w:t>
+            </w:r>
+          </w:p>
+        </w:tc>
+        <w:tc>
+          <w:tcPr>
+            <w:tcW w:type="dxa" w:w="5040"/>
+          </w:tcPr>
+          <w:p>
+            <w:r>
+              <w:t>There are more choices</w:t>
+            </w:r>
+          </w:p>
+        </w:tc>
+      </w:tr>
+      <w:tr>
+        <w:tc>
+          <w:tcPr>
+            <w:tcW w:type="dxa" w:w="5040"/>
+          </w:tcPr>
+          <w:p>
+            <w:r>
+              <w:t>C</w:t>
+            </w:r>
+          </w:p>
+        </w:tc>
+        <w:tc>
+          <w:tcPr>
+            <w:tcW w:type="dxa" w:w="5040"/>
+          </w:tcPr>
+          <w:p>
+            <w:r>
+              <w:t>It saves time</w:t>
+            </w:r>
+          </w:p>
+        </w:tc>
+      </w:tr>
+      <w:tr>
+        <w:tc>
+          <w:tcPr>
+            <w:tcW w:type="dxa" w:w="5040"/>
+          </w:tcPr>
+          <w:p>
+            <w:r>
+              <w:t>D</w:t>
+            </w:r>
+          </w:p>
+        </w:tc>
+        <w:tc>
+          <w:tcPr>
+            <w:tcW w:type="dxa" w:w="5040"/>
+          </w:tcPr>
+          <w:p>
+            <w:r>
+              <w:t>It is cheaper</w:t>
+            </w:r>
+          </w:p>
+        </w:tc>
+      </w:tr>
+    </w:tbl>
+    <w:p/>
+    <w:p>
+      <w:pPr>
+        <w:pStyle w:val="Heading2"/>
+      </w:pPr>
+      <w:r>
+        <w:t>Topic: Studying</w:t>
+      </w:r>
+    </w:p>
+    <w:tbl>
+      <w:tblPr>
+        <w:tblStyle w:val="TableGrid"/>
+        <w:tblW w:type="auto" w:w="0"/>
+        <w:tblLook w:firstColumn="1" w:firstRow="1" w:lastColumn="0" w:lastRow="0" w:noHBand="0" w:noVBand="1" w:val="04A0"/>
+      </w:tblPr>
+      <w:tblGrid>
+        <w:gridCol w:w="5040"/>
+        <w:gridCol w:w="5040"/>
+      </w:tblGrid>
+      <w:tr>
+        <w:tc>
+          <w:tcPr>
+            <w:tcW w:type="dxa" w:w="5040"/>
+          </w:tcPr>
+          <w:p>
+            <w:r>
+              <w:rPr>
+                <w:b/>
+              </w:rPr>
+              <w:t>Người nói</w:t>
+            </w:r>
+          </w:p>
+        </w:tc>
+        <w:tc>
+          <w:tcPr>
+            <w:tcW w:type="dxa" w:w="5040"/>
+          </w:tcPr>
+          <w:p>
+            <w:r>
+              <w:rPr>
+                <w:b/>
+              </w:rPr>
+              <w:t>Key / Ý chính</w:t>
+            </w:r>
+          </w:p>
+        </w:tc>
+      </w:tr>
+      <w:tr>
+        <w:tc>
+          <w:tcPr>
+            <w:tcW w:type="dxa" w:w="5040"/>
+          </w:tcPr>
+          <w:p>
+            <w:r>
+              <w:t>A</w:t>
+            </w:r>
+          </w:p>
+        </w:tc>
+        <w:tc>
+          <w:tcPr>
+            <w:tcW w:type="dxa" w:w="5040"/>
+          </w:tcPr>
+          <w:p>
+            <w:r>
+              <w:t>In various places</w:t>
+            </w:r>
+          </w:p>
+        </w:tc>
+      </w:tr>
+      <w:tr>
+        <w:tc>
+          <w:tcPr>
+            <w:tcW w:type="dxa" w:w="5040"/>
+          </w:tcPr>
+          <w:p>
+            <w:r>
+              <w:t>B</w:t>
+            </w:r>
+          </w:p>
+        </w:tc>
+        <w:tc>
+          <w:tcPr>
+            <w:tcW w:type="dxa" w:w="5040"/>
+          </w:tcPr>
+          <w:p>
+            <w:r>
+              <w:t>In a quiet place</w:t>
+            </w:r>
+          </w:p>
+        </w:tc>
+      </w:tr>
+      <w:tr>
+        <w:tc>
+          <w:tcPr>
+            <w:tcW w:type="dxa" w:w="5040"/>
+          </w:tcPr>
+          <w:p>
+            <w:r>
+              <w:t>C</w:t>
+            </w:r>
+          </w:p>
+        </w:tc>
+        <w:tc>
+          <w:tcPr>
+            <w:tcW w:type="dxa" w:w="5040"/>
+          </w:tcPr>
+          <w:p>
+            <w:r>
+              <w:t>With music</w:t>
+            </w:r>
+          </w:p>
+        </w:tc>
+      </w:tr>
+      <w:tr>
+        <w:tc>
+          <w:tcPr>
+            <w:tcW w:type="dxa" w:w="5040"/>
+          </w:tcPr>
+          <w:p>
+            <w:r>
+              <w:t>D</w:t>
+            </w:r>
+          </w:p>
+        </w:tc>
+        <w:tc>
+          <w:tcPr>
+            <w:tcW w:type="dxa" w:w="5040"/>
+          </w:tcPr>
+          <w:p>
+            <w:r>
+              <w:t>Late at night</w:t>
+            </w:r>
+          </w:p>
+        </w:tc>
+      </w:tr>
+    </w:tbl>
+    <w:p/>
+    <w:p>
+      <w:pPr>
+        <w:pStyle w:val="Heading2"/>
+      </w:pPr>
+      <w:r>
+        <w:t>Topic: Studying (2)</w:t>
+      </w:r>
+    </w:p>
+    <w:tbl>
+      <w:tblPr>
+        <w:tblStyle w:val="TableGrid"/>
+        <w:tblW w:type="auto" w:w="0"/>
+        <w:tblLook w:firstColumn="1" w:firstRow="1" w:lastColumn="0" w:lastRow="0" w:noHBand="0" w:noVBand="1" w:val="04A0"/>
+      </w:tblPr>
+      <w:tblGrid>
+        <w:gridCol w:w="5040"/>
+        <w:gridCol w:w="5040"/>
+      </w:tblGrid>
+      <w:tr>
+        <w:tc>
+          <w:tcPr>
+            <w:tcW w:type="dxa" w:w="5040"/>
+          </w:tcPr>
+          <w:p>
+            <w:r>
+              <w:rPr>
+                <w:b/>
+              </w:rPr>
+              <w:t>Người nói</w:t>
+            </w:r>
+          </w:p>
+        </w:tc>
+        <w:tc>
+          <w:tcPr>
+            <w:tcW w:type="dxa" w:w="5040"/>
+          </w:tcPr>
+          <w:p>
+            <w:r>
+              <w:rPr>
+                <w:b/>
+              </w:rPr>
+              <w:t>Key / Ý chính</w:t>
+            </w:r>
+          </w:p>
+        </w:tc>
+      </w:tr>
+      <w:tr>
+        <w:tc>
+          <w:tcPr>
+            <w:tcW w:type="dxa" w:w="5040"/>
+          </w:tcPr>
+          <w:p>
+            <w:r>
+              <w:t>A</w:t>
+            </w:r>
+          </w:p>
+        </w:tc>
+        <w:tc>
+          <w:tcPr>
+            <w:tcW w:type="dxa" w:w="5040"/>
+          </w:tcPr>
+          <w:p>
+            <w:r>
+              <w:t>In the coffee shop</w:t>
+            </w:r>
+          </w:p>
+        </w:tc>
+      </w:tr>
+      <w:tr>
+        <w:tc>
+          <w:tcPr>
+            <w:tcW w:type="dxa" w:w="5040"/>
+          </w:tcPr>
+          <w:p>
+            <w:r>
+              <w:t>B</w:t>
+            </w:r>
+          </w:p>
+        </w:tc>
+        <w:tc>
+          <w:tcPr>
+            <w:tcW w:type="dxa" w:w="5040"/>
+          </w:tcPr>
+          <w:p>
+            <w:r>
+              <w:t>In the park</w:t>
+            </w:r>
+          </w:p>
+        </w:tc>
+      </w:tr>
+      <w:tr>
+        <w:tc>
+          <w:tcPr>
+            <w:tcW w:type="dxa" w:w="5040"/>
+          </w:tcPr>
+          <w:p>
+            <w:r>
+              <w:t>C</w:t>
+            </w:r>
+          </w:p>
+        </w:tc>
+        <w:tc>
+          <w:tcPr>
+            <w:tcW w:type="dxa" w:w="5040"/>
+          </w:tcPr>
+          <w:p>
+            <w:r>
+              <w:t>On public transport</w:t>
+            </w:r>
+          </w:p>
+        </w:tc>
+      </w:tr>
+      <w:tr>
+        <w:tc>
+          <w:tcPr>
+            <w:tcW w:type="dxa" w:w="5040"/>
+          </w:tcPr>
+          <w:p>
+            <w:r>
+              <w:t>D</w:t>
+            </w:r>
+          </w:p>
+        </w:tc>
+        <w:tc>
+          <w:tcPr>
+            <w:tcW w:type="dxa" w:w="5040"/>
+          </w:tcPr>
+          <w:p>
+            <w:r>
+              <w:t>At home</w:t>
+            </w:r>
+          </w:p>
+        </w:tc>
+      </w:tr>
+    </w:tbl>
+    <w:p/>
+    <w:p>
+      <w:pPr>
+        <w:pStyle w:val="Heading2"/>
+      </w:pPr>
+      <w:r>
+        <w:t>Topic: Listening to music</w:t>
+      </w:r>
+    </w:p>
+    <w:tbl>
+      <w:tblPr>
+        <w:tblStyle w:val="TableGrid"/>
+        <w:tblW w:type="auto" w:w="0"/>
+        <w:tblLook w:firstColumn="1" w:firstRow="1" w:lastColumn="0" w:lastRow="0" w:noHBand="0" w:noVBand="1" w:val="04A0"/>
+      </w:tblPr>
+      <w:tblGrid>
+        <w:gridCol w:w="5040"/>
+        <w:gridCol w:w="5040"/>
+      </w:tblGrid>
+      <w:tr>
+        <w:tc>
+          <w:tcPr>
+            <w:tcW w:type="dxa" w:w="5040"/>
+          </w:tcPr>
+          <w:p>
+            <w:r>
+              <w:rPr>
+                <w:b/>
+              </w:rPr>
+              <w:t>Người nói</w:t>
+            </w:r>
+          </w:p>
+        </w:tc>
+        <w:tc>
+          <w:tcPr>
+            <w:tcW w:type="dxa" w:w="5040"/>
+          </w:tcPr>
+          <w:p>
+            <w:r>
+              <w:rPr>
+                <w:b/>
+              </w:rPr>
+              <w:t>Key / Ý chính</w:t>
+            </w:r>
+          </w:p>
+        </w:tc>
+      </w:tr>
+      <w:tr>
+        <w:tc>
+          <w:tcPr>
+            <w:tcW w:type="dxa" w:w="5040"/>
+          </w:tcPr>
+          <w:p>
+            <w:r>
+              <w:t>A</w:t>
+            </w:r>
+          </w:p>
+        </w:tc>
+        <w:tc>
+          <w:tcPr>
+            <w:tcW w:type="dxa" w:w="5040"/>
+          </w:tcPr>
+          <w:p>
+            <w:r>
+              <w:t>To relax</w:t>
+            </w:r>
+          </w:p>
+        </w:tc>
+      </w:tr>
+      <w:tr>
+        <w:tc>
+          <w:tcPr>
+            <w:tcW w:type="dxa" w:w="5040"/>
+          </w:tcPr>
+          <w:p>
+            <w:r>
+              <w:t>B</w:t>
+            </w:r>
+          </w:p>
+        </w:tc>
+        <w:tc>
+          <w:tcPr>
+            <w:tcW w:type="dxa" w:w="5040"/>
+          </w:tcPr>
+          <w:p>
+            <w:r>
+              <w:t>While studying</w:t>
+            </w:r>
+          </w:p>
+        </w:tc>
+      </w:tr>
+      <w:tr>
+        <w:tc>
+          <w:tcPr>
+            <w:tcW w:type="dxa" w:w="5040"/>
+          </w:tcPr>
+          <w:p>
+            <w:r>
+              <w:t>C</w:t>
+            </w:r>
+          </w:p>
+        </w:tc>
+        <w:tc>
+          <w:tcPr>
+            <w:tcW w:type="dxa" w:w="5040"/>
+          </w:tcPr>
+          <w:p>
+            <w:r>
+              <w:t>While singing</w:t>
+            </w:r>
+          </w:p>
+        </w:tc>
+      </w:tr>
+      <w:tr>
+        <w:tc>
+          <w:tcPr>
+            <w:tcW w:type="dxa" w:w="5040"/>
+          </w:tcPr>
+          <w:p>
+            <w:r>
+              <w:t>D</w:t>
+            </w:r>
+          </w:p>
+        </w:tc>
+        <w:tc>
+          <w:tcPr>
+            <w:tcW w:type="dxa" w:w="5040"/>
+          </w:tcPr>
+          <w:p>
+            <w:r>
+              <w:t>After waking up</w:t>
+            </w:r>
+          </w:p>
+        </w:tc>
+      </w:tr>
+    </w:tbl>
+    <w:p/>
+    <w:p>
+      <w:pPr>
+        <w:pStyle w:val="Heading2"/>
+      </w:pPr>
+      <w:r>
+        <w:t>Topic: Protecting the environment (2)</w:t>
+      </w:r>
+    </w:p>
+    <w:tbl>
+      <w:tblPr>
+        <w:tblStyle w:val="TableGrid"/>
+        <w:tblW w:type="auto" w:w="0"/>
+        <w:tblLook w:firstColumn="1" w:firstRow="1" w:lastColumn="0" w:lastRow="0" w:noHBand="0" w:noVBand="1" w:val="04A0"/>
+      </w:tblPr>
+      <w:tblGrid>
+        <w:gridCol w:w="5040"/>
+        <w:gridCol w:w="5040"/>
+      </w:tblGrid>
+      <w:tr>
+        <w:tc>
+          <w:tcPr>
+            <w:tcW w:type="dxa" w:w="5040"/>
+          </w:tcPr>
+          <w:p>
+            <w:r>
+              <w:rPr>
+                <w:b/>
+              </w:rPr>
+              <w:t>Người nói</w:t>
+            </w:r>
+          </w:p>
+        </w:tc>
+        <w:tc>
+          <w:tcPr>
+            <w:tcW w:type="dxa" w:w="5040"/>
+          </w:tcPr>
+          <w:p>
+            <w:r>
+              <w:rPr>
+                <w:b/>
+              </w:rPr>
+              <w:t>Key / Ý chính</w:t>
+            </w:r>
+          </w:p>
+        </w:tc>
+      </w:tr>
+      <w:tr>
+        <w:tc>
+          <w:tcPr>
+            <w:tcW w:type="dxa" w:w="5040"/>
+          </w:tcPr>
+          <w:p>
+            <w:r>
+              <w:t>A</w:t>
+            </w:r>
+          </w:p>
+        </w:tc>
+        <w:tc>
+          <w:tcPr>
+            <w:tcW w:type="dxa" w:w="5040"/>
+          </w:tcPr>
+          <w:p>
+            <w:r>
+              <w:t>Using less electricity</w:t>
+            </w:r>
+          </w:p>
+        </w:tc>
+      </w:tr>
+      <w:tr>
+        <w:tc>
+          <w:tcPr>
+            <w:tcW w:type="dxa" w:w="5040"/>
+          </w:tcPr>
+          <w:p>
+            <w:r>
+              <w:t>B</w:t>
+            </w:r>
+          </w:p>
+        </w:tc>
+        <w:tc>
+          <w:tcPr>
+            <w:tcW w:type="dxa" w:w="5040"/>
+          </w:tcPr>
+          <w:p>
+            <w:r>
+              <w:t>Not driving to work</w:t>
+            </w:r>
+          </w:p>
+        </w:tc>
+      </w:tr>
+      <w:tr>
+        <w:tc>
+          <w:tcPr>
+            <w:tcW w:type="dxa" w:w="5040"/>
+          </w:tcPr>
+          <w:p>
+            <w:r>
+              <w:t>C</w:t>
+            </w:r>
+          </w:p>
+        </w:tc>
+        <w:tc>
+          <w:tcPr>
+            <w:tcW w:type="dxa" w:w="5040"/>
+          </w:tcPr>
+          <w:p>
+            <w:r>
+              <w:t>Shopping online</w:t>
+            </w:r>
+          </w:p>
+        </w:tc>
+      </w:tr>
+      <w:tr>
+        <w:tc>
+          <w:tcPr>
+            <w:tcW w:type="dxa" w:w="5040"/>
+          </w:tcPr>
+          <w:p>
+            <w:r>
+              <w:t>D</w:t>
+            </w:r>
+          </w:p>
+        </w:tc>
+        <w:tc>
+          <w:tcPr>
+            <w:tcW w:type="dxa" w:w="5040"/>
+          </w:tcPr>
+          <w:p>
+            <w:r>
+              <w:t>Using less water</w:t>
+            </w:r>
+          </w:p>
+        </w:tc>
+      </w:tr>
+    </w:tbl>
+    <w:p/>
+    <w:p>
+      <w:pPr>
+        <w:pStyle w:val="Heading2"/>
+      </w:pPr>
+      <w:r>
+        <w:t>Topic: Outdoor activities</w:t>
+      </w:r>
+    </w:p>
+    <w:tbl>
+      <w:tblPr>
+        <w:tblStyle w:val="TableGrid"/>
+        <w:tblW w:type="auto" w:w="0"/>
+        <w:tblLook w:firstColumn="1" w:firstRow="1" w:lastColumn="0" w:lastRow="0" w:noHBand="0" w:noVBand="1" w:val="04A0"/>
+      </w:tblPr>
+      <w:tblGrid>
+        <w:gridCol w:w="5040"/>
+        <w:gridCol w:w="5040"/>
+      </w:tblGrid>
+      <w:tr>
+        <w:tc>
+          <w:tcPr>
+            <w:tcW w:type="dxa" w:w="5040"/>
+          </w:tcPr>
+          <w:p>
+            <w:r>
+              <w:rPr>
+                <w:b/>
+              </w:rPr>
+              <w:t>Người nói</w:t>
+            </w:r>
+          </w:p>
+        </w:tc>
+        <w:tc>
+          <w:tcPr>
+            <w:tcW w:type="dxa" w:w="5040"/>
+          </w:tcPr>
+          <w:p>
+            <w:r>
+              <w:rPr>
+                <w:b/>
+              </w:rPr>
+              <w:t>Key / Ý chính</w:t>
+            </w:r>
+          </w:p>
+        </w:tc>
+      </w:tr>
+      <w:tr>
+        <w:tc>
+          <w:tcPr>
+            <w:tcW w:type="dxa" w:w="5040"/>
+          </w:tcPr>
+          <w:p>
+            <w:r>
+              <w:t>A</w:t>
+            </w:r>
+          </w:p>
+        </w:tc>
+        <w:tc>
+          <w:tcPr>
+            <w:tcW w:type="dxa" w:w="5040"/>
+          </w:tcPr>
+          <w:p>
+            <w:r>
+              <w:t>Horse riding</w:t>
+            </w:r>
+          </w:p>
+        </w:tc>
+      </w:tr>
+      <w:tr>
+        <w:tc>
+          <w:tcPr>
+            <w:tcW w:type="dxa" w:w="5040"/>
+          </w:tcPr>
+          <w:p>
+            <w:r>
+              <w:t>B</w:t>
+            </w:r>
+          </w:p>
+        </w:tc>
+        <w:tc>
+          <w:tcPr>
+            <w:tcW w:type="dxa" w:w="5040"/>
+          </w:tcPr>
+          <w:p>
+            <w:r>
+              <w:t>Going for a run</w:t>
+            </w:r>
+          </w:p>
+        </w:tc>
+      </w:tr>
+      <w:tr>
+        <w:tc>
+          <w:tcPr>
+            <w:tcW w:type="dxa" w:w="5040"/>
+          </w:tcPr>
+          <w:p>
+            <w:r>
+              <w:t>C</w:t>
+            </w:r>
+          </w:p>
+        </w:tc>
+        <w:tc>
+          <w:tcPr>
+            <w:tcW w:type="dxa" w:w="5040"/>
+          </w:tcPr>
+          <w:p>
+            <w:r>
+              <w:t>Climbing</w:t>
+            </w:r>
+          </w:p>
+        </w:tc>
+      </w:tr>
+      <w:tr>
+        <w:tc>
+          <w:tcPr>
+            <w:tcW w:type="dxa" w:w="5040"/>
+          </w:tcPr>
+          <w:p>
+            <w:r>
+              <w:t>D</w:t>
+            </w:r>
+          </w:p>
+        </w:tc>
+        <w:tc>
+          <w:tcPr>
+            <w:tcW w:type="dxa" w:w="5040"/>
+          </w:tcPr>
+          <w:p>
+            <w:r>
+              <w:t>Mountain biking</w:t>
+            </w:r>
+          </w:p>
+        </w:tc>
+      </w:tr>
+    </w:tbl>
+    <w:p/>
+    <w:p>
+      <w:pPr>
+        <w:pStyle w:val="Heading2"/>
+      </w:pPr>
+      <w:r>
+        <w:t>Topic: The place to run</w:t>
+      </w:r>
+    </w:p>
+    <w:tbl>
+      <w:tblPr>
+        <w:tblStyle w:val="TableGrid"/>
+        <w:tblW w:type="auto" w:w="0"/>
+        <w:tblLook w:firstColumn="1" w:firstRow="1" w:lastColumn="0" w:lastRow="0" w:noHBand="0" w:noVBand="1" w:val="04A0"/>
+      </w:tblPr>
+      <w:tblGrid>
+        <w:gridCol w:w="5040"/>
+        <w:gridCol w:w="5040"/>
+      </w:tblGrid>
+      <w:tr>
+        <w:tc>
+          <w:tcPr>
+            <w:tcW w:type="dxa" w:w="5040"/>
+          </w:tcPr>
+          <w:p>
+            <w:r>
+              <w:rPr>
+                <w:b/>
+              </w:rPr>
+              <w:t>Người nói</w:t>
+            </w:r>
+          </w:p>
+        </w:tc>
+        <w:tc>
+          <w:tcPr>
+            <w:tcW w:type="dxa" w:w="5040"/>
+          </w:tcPr>
+          <w:p>
+            <w:r>
+              <w:rPr>
+                <w:b/>
+              </w:rPr>
+              <w:t>Key / Ý chính</w:t>
+            </w:r>
+          </w:p>
+        </w:tc>
+      </w:tr>
+      <w:tr>
+        <w:tc>
+          <w:tcPr>
+            <w:tcW w:type="dxa" w:w="5040"/>
+          </w:tcPr>
+          <w:p>
+            <w:r>
+              <w:t>A</w:t>
+            </w:r>
+          </w:p>
+        </w:tc>
+        <w:tc>
+          <w:tcPr>
+            <w:tcW w:type="dxa" w:w="5040"/>
+          </w:tcPr>
+          <w:p>
+            <w:r>
+              <w:t>In the fitness centre</w:t>
+            </w:r>
+          </w:p>
+        </w:tc>
+      </w:tr>
+      <w:tr>
+        <w:tc>
+          <w:tcPr>
+            <w:tcW w:type="dxa" w:w="5040"/>
+          </w:tcPr>
+          <w:p>
+            <w:r>
+              <w:t>B</w:t>
+            </w:r>
+          </w:p>
+        </w:tc>
+        <w:tc>
+          <w:tcPr>
+            <w:tcW w:type="dxa" w:w="5040"/>
+          </w:tcPr>
+          <w:p>
+            <w:r>
+              <w:t>At the seaside</w:t>
+            </w:r>
+          </w:p>
+        </w:tc>
+      </w:tr>
+      <w:tr>
+        <w:tc>
+          <w:tcPr>
+            <w:tcW w:type="dxa" w:w="5040"/>
+          </w:tcPr>
+          <w:p>
+            <w:r>
+              <w:t>C</w:t>
+            </w:r>
+          </w:p>
+        </w:tc>
+        <w:tc>
+          <w:tcPr>
+            <w:tcW w:type="dxa" w:w="5040"/>
+          </w:tcPr>
+          <w:p>
+            <w:r>
+              <w:t>In the street</w:t>
+            </w:r>
+          </w:p>
+        </w:tc>
+      </w:tr>
+      <w:tr>
+        <w:tc>
+          <w:tcPr>
+            <w:tcW w:type="dxa" w:w="5040"/>
+          </w:tcPr>
+          <w:p>
+            <w:r>
+              <w:t>D</w:t>
+            </w:r>
+          </w:p>
+        </w:tc>
+        <w:tc>
+          <w:tcPr>
+            <w:tcW w:type="dxa" w:w="5040"/>
+          </w:tcPr>
+          <w:p>
+            <w:r>
+              <w:t>On the running track</w:t>
+            </w:r>
+          </w:p>
+        </w:tc>
+      </w:tr>
+    </w:tbl>
+    <w:p/>
+    <w:p>
+      <w:pPr>
+        <w:pStyle w:val="Heading2"/>
+      </w:pPr>
+      <w:r>
+        <w:t>Topic: Do exercise</w:t>
+      </w:r>
+    </w:p>
+    <w:tbl>
+      <w:tblPr>
+        <w:tblStyle w:val="TableGrid"/>
+        <w:tblW w:type="auto" w:w="0"/>
+        <w:tblLook w:firstColumn="1" w:firstRow="1" w:lastColumn="0" w:lastRow="0" w:noHBand="0" w:noVBand="1" w:val="04A0"/>
+      </w:tblPr>
+      <w:tblGrid>
+        <w:gridCol w:w="5040"/>
+        <w:gridCol w:w="5040"/>
+      </w:tblGrid>
+      <w:tr>
+        <w:tc>
+          <w:tcPr>
+            <w:tcW w:type="dxa" w:w="5040"/>
+          </w:tcPr>
+          <w:p>
+            <w:r>
+              <w:rPr>
+                <w:b/>
+              </w:rPr>
+              <w:t>Người nói</w:t>
+            </w:r>
+          </w:p>
+        </w:tc>
+        <w:tc>
+          <w:tcPr>
+            <w:tcW w:type="dxa" w:w="5040"/>
+          </w:tcPr>
+          <w:p>
+            <w:r>
+              <w:rPr>
+                <w:b/>
+              </w:rPr>
+              <w:t>Key / Ý chính</w:t>
+            </w:r>
+          </w:p>
+        </w:tc>
+      </w:tr>
+      <w:tr>
+        <w:tc>
+          <w:tcPr>
+            <w:tcW w:type="dxa" w:w="5040"/>
+          </w:tcPr>
+          <w:p>
+            <w:r>
+              <w:t>A</w:t>
+            </w:r>
+          </w:p>
+        </w:tc>
+        <w:tc>
+          <w:tcPr>
+            <w:tcW w:type="dxa" w:w="5040"/>
+          </w:tcPr>
+          <w:p>
+            <w:r>
+              <w:t>Hate exercising</w:t>
+            </w:r>
+          </w:p>
+        </w:tc>
+      </w:tr>
+      <w:tr>
+        <w:tc>
+          <w:tcPr>
+            <w:tcW w:type="dxa" w:w="5040"/>
+          </w:tcPr>
+          <w:p>
+            <w:r>
+              <w:t>B</w:t>
+            </w:r>
+          </w:p>
+        </w:tc>
+        <w:tc>
+          <w:tcPr>
+            <w:tcW w:type="dxa" w:w="5040"/>
+          </w:tcPr>
+          <w:p>
+            <w:r>
+              <w:t>Help improve work performance</w:t>
+            </w:r>
+          </w:p>
+        </w:tc>
+      </w:tr>
+      <w:tr>
+        <w:tc>
+          <w:tcPr>
+            <w:tcW w:type="dxa" w:w="5040"/>
+          </w:tcPr>
+          <w:p>
+            <w:r>
+              <w:t>C</w:t>
+            </w:r>
+          </w:p>
+        </w:tc>
+        <w:tc>
+          <w:tcPr>
+            <w:tcW w:type="dxa" w:w="5040"/>
+          </w:tcPr>
+          <w:p>
+            <w:r>
+              <w:t>Find exercise tiring</w:t>
+            </w:r>
+          </w:p>
+        </w:tc>
+      </w:tr>
+      <w:tr>
+        <w:tc>
+          <w:tcPr>
+            <w:tcW w:type="dxa" w:w="5040"/>
+          </w:tcPr>
+          <w:p>
+            <w:r>
+              <w:t>D</w:t>
+            </w:r>
+          </w:p>
+        </w:tc>
+        <w:tc>
+          <w:tcPr>
+            <w:tcW w:type="dxa" w:w="5040"/>
+          </w:tcPr>
+          <w:p>
+            <w:r>
+              <w:t>Has fun when exercising with friends</w:t>
+            </w:r>
+          </w:p>
+        </w:tc>
+      </w:tr>
+    </w:tbl>
+    <w:p/>
+    <w:p>
+      <w:pPr>
+        <w:pStyle w:val="Heading2"/>
+      </w:pPr>
+      <w:r>
+        <w:t>Topic: Use the internet</w:t>
+      </w:r>
+    </w:p>
+    <w:tbl>
+      <w:tblPr>
+        <w:tblStyle w:val="TableGrid"/>
+        <w:tblW w:type="auto" w:w="0"/>
+        <w:tblLook w:firstColumn="1" w:firstRow="1" w:lastColumn="0" w:lastRow="0" w:noHBand="0" w:noVBand="1" w:val="04A0"/>
+      </w:tblPr>
+      <w:tblGrid>
+        <w:gridCol w:w="5040"/>
+        <w:gridCol w:w="5040"/>
+      </w:tblGrid>
+      <w:tr>
+        <w:tc>
+          <w:tcPr>
+            <w:tcW w:type="dxa" w:w="5040"/>
+          </w:tcPr>
+          <w:p>
+            <w:r>
+              <w:rPr>
+                <w:b/>
+              </w:rPr>
+              <w:t>Người nói</w:t>
+            </w:r>
+          </w:p>
+        </w:tc>
+        <w:tc>
+          <w:tcPr>
+            <w:tcW w:type="dxa" w:w="5040"/>
+          </w:tcPr>
+          <w:p>
+            <w:r>
+              <w:rPr>
+                <w:b/>
+              </w:rPr>
+              <w:t>Key / Ý chính</w:t>
+            </w:r>
+          </w:p>
+        </w:tc>
+      </w:tr>
+      <w:tr>
+        <w:tc>
+          <w:tcPr>
+            <w:tcW w:type="dxa" w:w="5040"/>
+          </w:tcPr>
+          <w:p>
+            <w:r>
+              <w:t>A</w:t>
+            </w:r>
+          </w:p>
+        </w:tc>
+        <w:tc>
+          <w:tcPr>
+            <w:tcW w:type="dxa" w:w="5040"/>
+          </w:tcPr>
+          <w:p>
+            <w:r>
+              <w:t>Watch films</w:t>
+            </w:r>
+          </w:p>
+        </w:tc>
+      </w:tr>
+      <w:tr>
+        <w:tc>
+          <w:tcPr>
+            <w:tcW w:type="dxa" w:w="5040"/>
+          </w:tcPr>
+          <w:p>
+            <w:r>
+              <w:t>B</w:t>
+            </w:r>
+          </w:p>
+        </w:tc>
+        <w:tc>
+          <w:tcPr>
+            <w:tcW w:type="dxa" w:w="5040"/>
+          </w:tcPr>
+          <w:p>
+            <w:r>
+              <w:t>Communicate with friends</w:t>
+            </w:r>
+          </w:p>
+        </w:tc>
+      </w:tr>
+      <w:tr>
+        <w:tc>
+          <w:tcPr>
+            <w:tcW w:type="dxa" w:w="5040"/>
+          </w:tcPr>
+          <w:p>
+            <w:r>
+              <w:t>C</w:t>
+            </w:r>
+          </w:p>
+        </w:tc>
+        <w:tc>
+          <w:tcPr>
+            <w:tcW w:type="dxa" w:w="5040"/>
+          </w:tcPr>
+          <w:p>
+            <w:r>
+              <w:t>Complete assignments</w:t>
+            </w:r>
+          </w:p>
+        </w:tc>
+      </w:tr>
+      <w:tr>
+        <w:tc>
+          <w:tcPr>
+            <w:tcW w:type="dxa" w:w="5040"/>
+          </w:tcPr>
+          <w:p>
+            <w:r>
+              <w:t>D</w:t>
+            </w:r>
+          </w:p>
+        </w:tc>
+        <w:tc>
+          <w:tcPr>
+            <w:tcW w:type="dxa" w:w="5040"/>
+          </w:tcPr>
+          <w:p>
+            <w:r>
+              <w:t>Find transport information</w:t>
+            </w:r>
+          </w:p>
+        </w:tc>
+      </w:tr>
+    </w:tbl>
+    <w:p/>
+    <w:p>
+      <w:pPr>
+        <w:pStyle w:val="Heading2"/>
+      </w:pPr>
+      <w:r>
+        <w:t>Topic: Art</w:t>
+      </w:r>
+    </w:p>
+    <w:tbl>
+      <w:tblPr>
+        <w:tblStyle w:val="TableGrid"/>
+        <w:tblW w:type="auto" w:w="0"/>
+        <w:tblLook w:firstColumn="1" w:firstRow="1" w:lastColumn="0" w:lastRow="0" w:noHBand="0" w:noVBand="1" w:val="04A0"/>
+      </w:tblPr>
+      <w:tblGrid>
+        <w:gridCol w:w="5040"/>
+        <w:gridCol w:w="5040"/>
+      </w:tblGrid>
+      <w:tr>
+        <w:tc>
+          <w:tcPr>
+            <w:tcW w:type="dxa" w:w="5040"/>
+          </w:tcPr>
+          <w:p>
+            <w:r>
+              <w:rPr>
+                <w:b/>
+              </w:rPr>
+              <w:t>Người nói</w:t>
+            </w:r>
+          </w:p>
+        </w:tc>
+        <w:tc>
+          <w:tcPr>
+            <w:tcW w:type="dxa" w:w="5040"/>
+          </w:tcPr>
+          <w:p>
+            <w:r>
+              <w:rPr>
+                <w:b/>
+              </w:rPr>
+              <w:t>Key / Ý chính</w:t>
+            </w:r>
+          </w:p>
+        </w:tc>
+      </w:tr>
+      <w:tr>
+        <w:tc>
+          <w:tcPr>
+            <w:tcW w:type="dxa" w:w="5040"/>
+          </w:tcPr>
+          <w:p>
+            <w:r>
+              <w:t>A</w:t>
+            </w:r>
+          </w:p>
+        </w:tc>
+        <w:tc>
+          <w:tcPr>
+            <w:tcW w:type="dxa" w:w="5040"/>
+          </w:tcPr>
+          <w:p>
+            <w:r>
+              <w:t>Social activity</w:t>
+            </w:r>
+          </w:p>
+        </w:tc>
+      </w:tr>
+      <w:tr>
+        <w:tc>
+          <w:tcPr>
+            <w:tcW w:type="dxa" w:w="5040"/>
+          </w:tcPr>
+          <w:p>
+            <w:r>
+              <w:t>B</w:t>
+            </w:r>
+          </w:p>
+        </w:tc>
+        <w:tc>
+          <w:tcPr>
+            <w:tcW w:type="dxa" w:w="5040"/>
+          </w:tcPr>
+          <w:p>
+            <w:r>
+              <w:t>With children</w:t>
+            </w:r>
+          </w:p>
+        </w:tc>
+      </w:tr>
+      <w:tr>
+        <w:tc>
+          <w:tcPr>
+            <w:tcW w:type="dxa" w:w="5040"/>
+          </w:tcPr>
+          <w:p>
+            <w:r>
+              <w:t>C</w:t>
+            </w:r>
+          </w:p>
+        </w:tc>
+        <w:tc>
+          <w:tcPr>
+            <w:tcW w:type="dxa" w:w="5040"/>
+          </w:tcPr>
+          <w:p>
+            <w:r>
+              <w:t>As part of their job</w:t>
+            </w:r>
+          </w:p>
+        </w:tc>
+      </w:tr>
+      <w:tr>
+        <w:tc>
+          <w:tcPr>
+            <w:tcW w:type="dxa" w:w="5040"/>
+          </w:tcPr>
+          <w:p>
+            <w:r>
+              <w:t>D</w:t>
+            </w:r>
+          </w:p>
+        </w:tc>
+        <w:tc>
+          <w:tcPr>
+            <w:tcW w:type="dxa" w:w="5040"/>
+          </w:tcPr>
+          <w:p>
+            <w:r>
+              <w:t>Alone</w:t>
+            </w:r>
+          </w:p>
+        </w:tc>
+      </w:tr>
+    </w:tbl>
+    <w:p/>
+    <w:p>
+      <w:pPr>
+        <w:pStyle w:val="Heading2"/>
+      </w:pPr>
+      <w:r>
+        <w:t>Topic: Travel to work</w:t>
+      </w:r>
+    </w:p>
+    <w:tbl>
+      <w:tblPr>
+        <w:tblStyle w:val="TableGrid"/>
+        <w:tblW w:type="auto" w:w="0"/>
+        <w:tblLook w:firstColumn="1" w:firstRow="1" w:lastColumn="0" w:lastRow="0" w:noHBand="0" w:noVBand="1" w:val="04A0"/>
+      </w:tblPr>
+      <w:tblGrid>
+        <w:gridCol w:w="5040"/>
+        <w:gridCol w:w="5040"/>
+      </w:tblGrid>
+      <w:tr>
+        <w:tc>
+          <w:tcPr>
+            <w:tcW w:type="dxa" w:w="5040"/>
+          </w:tcPr>
+          <w:p>
+            <w:r>
+              <w:rPr>
+                <w:b/>
+              </w:rPr>
+              <w:t>Người nói</w:t>
+            </w:r>
+          </w:p>
+        </w:tc>
+        <w:tc>
+          <w:tcPr>
+            <w:tcW w:type="dxa" w:w="5040"/>
+          </w:tcPr>
+          <w:p>
+            <w:r>
+              <w:rPr>
+                <w:b/>
+              </w:rPr>
+              <w:t>Key / Ý chính</w:t>
+            </w:r>
+          </w:p>
+        </w:tc>
+      </w:tr>
+      <w:tr>
+        <w:tc>
+          <w:tcPr>
+            <w:tcW w:type="dxa" w:w="5040"/>
+          </w:tcPr>
+          <w:p>
+            <w:r>
+              <w:t>A</w:t>
+            </w:r>
+          </w:p>
+        </w:tc>
+        <w:tc>
+          <w:tcPr>
+            <w:tcW w:type="dxa" w:w="5040"/>
+          </w:tcPr>
+          <w:p>
+            <w:r>
+              <w:t>Travel by bus</w:t>
+            </w:r>
+          </w:p>
+        </w:tc>
+      </w:tr>
+      <w:tr>
+        <w:tc>
+          <w:tcPr>
+            <w:tcW w:type="dxa" w:w="5040"/>
+          </w:tcPr>
+          <w:p>
+            <w:r>
+              <w:t>B</w:t>
+            </w:r>
+          </w:p>
+        </w:tc>
+        <w:tc>
+          <w:tcPr>
+            <w:tcW w:type="dxa" w:w="5040"/>
+          </w:tcPr>
+          <w:p>
+            <w:r>
+              <w:t>Travel by car</w:t>
+            </w:r>
+          </w:p>
+        </w:tc>
+      </w:tr>
+      <w:tr>
+        <w:tc>
+          <w:tcPr>
+            <w:tcW w:type="dxa" w:w="5040"/>
+          </w:tcPr>
+          <w:p>
+            <w:r>
+              <w:t>C</w:t>
+            </w:r>
+          </w:p>
+        </w:tc>
+        <w:tc>
+          <w:tcPr>
+            <w:tcW w:type="dxa" w:w="5040"/>
+          </w:tcPr>
+          <w:p>
+            <w:r>
+              <w:t>Walk alone</w:t>
+            </w:r>
+          </w:p>
+        </w:tc>
+      </w:tr>
+      <w:tr>
+        <w:tc>
+          <w:tcPr>
+            <w:tcW w:type="dxa" w:w="5040"/>
+          </w:tcPr>
+          <w:p>
+            <w:r>
+              <w:t>D</w:t>
+            </w:r>
+          </w:p>
+        </w:tc>
+        <w:tc>
+          <w:tcPr>
+            <w:tcW w:type="dxa" w:w="5040"/>
+          </w:tcPr>
+          <w:p>
+            <w:r>
+              <w:t>Walk with a friend</w:t>
+            </w:r>
+          </w:p>
+        </w:tc>
+      </w:tr>
+    </w:tbl>
+    <w:p/>
+    <w:p>
+      <w:r>
+        <w:br w:type="page"/>
+      </w:r>
+    </w:p>
+    <w:p>
+      <w:pPr>
+        <w:pStyle w:val="Heading1"/>
+      </w:pPr>
+      <w:r>
+        <w:t>PART 3</w:t>
+      </w:r>
+    </w:p>
+    <w:p>
+      <w:r>
+        <w:t>Note: Hội đồng Anh rất hay tráo giọng nói nam - nữ, dẫn đến đáp án Woman/Man bị đảo vị trí. Đáp án Both thường giữ nguyên. Phải nghe cẩn thận.</w:t>
+      </w:r>
+    </w:p>
+    <w:p>
+      <w:pPr>
+        <w:pStyle w:val="Heading2"/>
+      </w:pPr>
+      <w:r>
+        <w:t>Topic: Changes in the workplace (Man start)</w:t>
+      </w:r>
+    </w:p>
+    <w:tbl>
+      <w:tblPr>
+        <w:tblStyle w:val="TableGrid"/>
+        <w:tblW w:type="auto" w:w="0"/>
+        <w:tblLook w:firstColumn="1" w:firstRow="1" w:lastColumn="0" w:lastRow="0" w:noHBand="0" w:noVBand="1" w:val="04A0"/>
+      </w:tblPr>
+      <w:tblGrid>
+        <w:gridCol w:w="5040"/>
+        <w:gridCol w:w="5040"/>
+      </w:tblGrid>
+      <w:tr>
+        <w:tc>
+          <w:tcPr>
+            <w:tcW w:type="dxa" w:w="5040"/>
+          </w:tcPr>
+          <w:p>
+            <w:r>
+              <w:rPr>
+                <w:b/>
+              </w:rPr>
+              <w:t>Phát biểu</w:t>
+            </w:r>
+          </w:p>
+        </w:tc>
+        <w:tc>
+          <w:tcPr>
+            <w:tcW w:type="dxa" w:w="5040"/>
+          </w:tcPr>
+          <w:p>
+            <w:r>
+              <w:rPr>
+                <w:b/>
+              </w:rPr>
+              <w:t>Đáp án</w:t>
+            </w:r>
+          </w:p>
+        </w:tc>
+      </w:tr>
+      <w:tr>
+        <w:tc>
+          <w:tcPr>
+            <w:tcW w:type="dxa" w:w="5040"/>
+          </w:tcPr>
+          <w:p>
+            <w:r>
+              <w:t>Continuity is important when planning a career</w:t>
+            </w:r>
+          </w:p>
+        </w:tc>
+        <w:tc>
+          <w:tcPr>
+            <w:tcW w:type="dxa" w:w="5040"/>
+          </w:tcPr>
+          <w:p>
+            <w:r>
+              <w:t>Man</w:t>
+            </w:r>
+          </w:p>
+        </w:tc>
+      </w:tr>
+      <w:tr>
+        <w:tc>
+          <w:tcPr>
+            <w:tcW w:type="dxa" w:w="5040"/>
+          </w:tcPr>
+          <w:p>
+            <w:r>
+              <w:t>Job security cannot be guaranteed</w:t>
+            </w:r>
+          </w:p>
+        </w:tc>
+        <w:tc>
+          <w:tcPr>
+            <w:tcW w:type="dxa" w:w="5040"/>
+          </w:tcPr>
+          <w:p>
+            <w:r>
+              <w:t>Woman</w:t>
+            </w:r>
+          </w:p>
+        </w:tc>
+      </w:tr>
+      <w:tr>
+        <w:tc>
+          <w:tcPr>
+            <w:tcW w:type="dxa" w:w="5040"/>
+          </w:tcPr>
+          <w:p>
+            <w:r>
+              <w:t>Job satisfaction is important for motivator</w:t>
+            </w:r>
+          </w:p>
+        </w:tc>
+        <w:tc>
+          <w:tcPr>
+            <w:tcW w:type="dxa" w:w="5040"/>
+          </w:tcPr>
+          <w:p>
+            <w:r>
+              <w:t>Both</w:t>
+            </w:r>
+          </w:p>
+        </w:tc>
+      </w:tr>
+      <w:tr>
+        <w:tc>
+          <w:tcPr>
+            <w:tcW w:type="dxa" w:w="5040"/>
+          </w:tcPr>
+          <w:p>
+            <w:r>
+              <w:t>Technological improvement is good for the economy</w:t>
+            </w:r>
+          </w:p>
+        </w:tc>
+        <w:tc>
+          <w:tcPr>
+            <w:tcW w:type="dxa" w:w="5040"/>
+          </w:tcPr>
+          <w:p>
+            <w:r>
+              <w:t>Man</w:t>
+            </w:r>
+          </w:p>
+        </w:tc>
+      </w:tr>
+    </w:tbl>
+    <w:p/>
+    <w:p>
+      <w:pPr>
+        <w:pStyle w:val="Heading2"/>
+      </w:pPr>
+      <w:r>
+        <w:t>Topic: Changes in the workplace (Woman start)</w:t>
+      </w:r>
+    </w:p>
+    <w:tbl>
+      <w:tblPr>
+        <w:tblStyle w:val="TableGrid"/>
+        <w:tblW w:type="auto" w:w="0"/>
+        <w:tblLook w:firstColumn="1" w:firstRow="1" w:lastColumn="0" w:lastRow="0" w:noHBand="0" w:noVBand="1" w:val="04A0"/>
+      </w:tblPr>
+      <w:tblGrid>
+        <w:gridCol w:w="5040"/>
+        <w:gridCol w:w="5040"/>
+      </w:tblGrid>
+      <w:tr>
+        <w:tc>
+          <w:tcPr>
+            <w:tcW w:type="dxa" w:w="5040"/>
+          </w:tcPr>
+          <w:p>
+            <w:r>
+              <w:rPr>
+                <w:b/>
+              </w:rPr>
+              <w:t>Phát biểu</w:t>
+            </w:r>
+          </w:p>
+        </w:tc>
+        <w:tc>
+          <w:tcPr>
+            <w:tcW w:type="dxa" w:w="5040"/>
+          </w:tcPr>
+          <w:p>
+            <w:r>
+              <w:rPr>
+                <w:b/>
+              </w:rPr>
+              <w:t>Đáp án</w:t>
+            </w:r>
+          </w:p>
+        </w:tc>
+      </w:tr>
+      <w:tr>
+        <w:tc>
+          <w:tcPr>
+            <w:tcW w:type="dxa" w:w="5040"/>
+          </w:tcPr>
+          <w:p>
+            <w:r>
+              <w:t>Continuity is important when planning a career</w:t>
+            </w:r>
+          </w:p>
+        </w:tc>
+        <w:tc>
+          <w:tcPr>
+            <w:tcW w:type="dxa" w:w="5040"/>
+          </w:tcPr>
+          <w:p>
+            <w:r>
+              <w:t>Woman</w:t>
+            </w:r>
+          </w:p>
+        </w:tc>
+      </w:tr>
+      <w:tr>
+        <w:tc>
+          <w:tcPr>
+            <w:tcW w:type="dxa" w:w="5040"/>
+          </w:tcPr>
+          <w:p>
+            <w:r>
+              <w:t>Job security cannot be guaranteed</w:t>
+            </w:r>
+          </w:p>
+        </w:tc>
+        <w:tc>
+          <w:tcPr>
+            <w:tcW w:type="dxa" w:w="5040"/>
+          </w:tcPr>
+          <w:p>
+            <w:r>
+              <w:t>Man</w:t>
+            </w:r>
+          </w:p>
+        </w:tc>
+      </w:tr>
+      <w:tr>
+        <w:tc>
+          <w:tcPr>
+            <w:tcW w:type="dxa" w:w="5040"/>
+          </w:tcPr>
+          <w:p>
+            <w:r>
+              <w:t>Job satisfaction is important for motivator</w:t>
+            </w:r>
+          </w:p>
+        </w:tc>
+        <w:tc>
+          <w:tcPr>
+            <w:tcW w:type="dxa" w:w="5040"/>
+          </w:tcPr>
+          <w:p>
+            <w:r>
+              <w:t>Both</w:t>
+            </w:r>
+          </w:p>
+        </w:tc>
+      </w:tr>
+      <w:tr>
+        <w:tc>
+          <w:tcPr>
+            <w:tcW w:type="dxa" w:w="5040"/>
+          </w:tcPr>
+          <w:p>
+            <w:r>
+              <w:t>Technological improvement is good for the economy</w:t>
+            </w:r>
+          </w:p>
+        </w:tc>
+        <w:tc>
+          <w:tcPr>
+            <w:tcW w:type="dxa" w:w="5040"/>
+          </w:tcPr>
+          <w:p>
+            <w:r>
+              <w:t>Woman</w:t>
+            </w:r>
+          </w:p>
+        </w:tc>
+      </w:tr>
+    </w:tbl>
+    <w:p/>
+    <w:p>
+      <w:pPr>
+        <w:pStyle w:val="Heading2"/>
+      </w:pPr>
+      <w:r>
+        <w:t>Topic: The subject of beauty (MWBW)</w:t>
+      </w:r>
+    </w:p>
+    <w:tbl>
+      <w:tblPr>
+        <w:tblStyle w:val="TableGrid"/>
+        <w:tblW w:type="auto" w:w="0"/>
+        <w:tblLook w:firstColumn="1" w:firstRow="1" w:lastColumn="0" w:lastRow="0" w:noHBand="0" w:noVBand="1" w:val="04A0"/>
+      </w:tblPr>
+      <w:tblGrid>
+        <w:gridCol w:w="5040"/>
+        <w:gridCol w:w="5040"/>
+      </w:tblGrid>
+      <w:tr>
+        <w:tc>
+          <w:tcPr>
+            <w:tcW w:type="dxa" w:w="5040"/>
+          </w:tcPr>
+          <w:p>
+            <w:r>
+              <w:rPr>
+                <w:b/>
+              </w:rPr>
+              <w:t>Phát biểu</w:t>
+            </w:r>
+          </w:p>
+        </w:tc>
+        <w:tc>
+          <w:tcPr>
+            <w:tcW w:type="dxa" w:w="5040"/>
+          </w:tcPr>
+          <w:p>
+            <w:r>
+              <w:rPr>
+                <w:b/>
+              </w:rPr>
+              <w:t>Đáp án</w:t>
+            </w:r>
+          </w:p>
+        </w:tc>
+      </w:tr>
+      <w:tr>
+        <w:tc>
+          <w:tcPr>
+            <w:tcW w:type="dxa" w:w="5040"/>
+          </w:tcPr>
+          <w:p>
+            <w:r>
+              <w:t>People share the very similar ideas about beauty</w:t>
+            </w:r>
+          </w:p>
+        </w:tc>
+        <w:tc>
+          <w:tcPr>
+            <w:tcW w:type="dxa" w:w="5040"/>
+          </w:tcPr>
+          <w:p>
+            <w:r>
+              <w:t>Man</w:t>
+            </w:r>
+          </w:p>
+        </w:tc>
+      </w:tr>
+      <w:tr>
+        <w:tc>
+          <w:tcPr>
+            <w:tcW w:type="dxa" w:w="5040"/>
+          </w:tcPr>
+          <w:p>
+            <w:r>
+              <w:t>Views of beauty change over time</w:t>
+            </w:r>
+          </w:p>
+        </w:tc>
+        <w:tc>
+          <w:tcPr>
+            <w:tcW w:type="dxa" w:w="5040"/>
+          </w:tcPr>
+          <w:p>
+            <w:r>
+              <w:t>Woman</w:t>
+            </w:r>
+          </w:p>
+        </w:tc>
+      </w:tr>
+      <w:tr>
+        <w:tc>
+          <w:tcPr>
+            <w:tcW w:type="dxa" w:w="5040"/>
+          </w:tcPr>
+          <w:p>
+            <w:r>
+              <w:t>Beauty can be found in unlikely places</w:t>
+            </w:r>
+          </w:p>
+        </w:tc>
+        <w:tc>
+          <w:tcPr>
+            <w:tcW w:type="dxa" w:w="5040"/>
+          </w:tcPr>
+          <w:p>
+            <w:r>
+              <w:t>Both</w:t>
+            </w:r>
+          </w:p>
+        </w:tc>
+      </w:tr>
+      <w:tr>
+        <w:tc>
+          <w:tcPr>
+            <w:tcW w:type="dxa" w:w="5040"/>
+          </w:tcPr>
+          <w:p>
+            <w:r>
+              <w:t>Traditional ideas of beauty are going to change</w:t>
+            </w:r>
+          </w:p>
+        </w:tc>
+        <w:tc>
+          <w:tcPr>
+            <w:tcW w:type="dxa" w:w="5040"/>
+          </w:tcPr>
+          <w:p>
+            <w:r>
+              <w:t>Woman</w:t>
+            </w:r>
+          </w:p>
+        </w:tc>
+      </w:tr>
+    </w:tbl>
+    <w:p/>
+    <w:p>
+      <w:pPr>
+        <w:pStyle w:val="Heading2"/>
+      </w:pPr>
+      <w:r>
+        <w:t>Topic: The subject of beauty (variant 2)</w:t>
+      </w:r>
+    </w:p>
+    <w:tbl>
+      <w:tblPr>
+        <w:tblStyle w:val="TableGrid"/>
+        <w:tblW w:type="auto" w:w="0"/>
+        <w:tblLook w:firstColumn="1" w:firstRow="1" w:lastColumn="0" w:lastRow="0" w:noHBand="0" w:noVBand="1" w:val="04A0"/>
+      </w:tblPr>
+      <w:tblGrid>
+        <w:gridCol w:w="5040"/>
+        <w:gridCol w:w="5040"/>
+      </w:tblGrid>
+      <w:tr>
+        <w:tc>
+          <w:tcPr>
+            <w:tcW w:type="dxa" w:w="5040"/>
+          </w:tcPr>
+          <w:p>
+            <w:r>
+              <w:rPr>
+                <w:b/>
+              </w:rPr>
+              <w:t>Phát biểu</w:t>
+            </w:r>
+          </w:p>
+        </w:tc>
+        <w:tc>
+          <w:tcPr>
+            <w:tcW w:type="dxa" w:w="5040"/>
+          </w:tcPr>
+          <w:p>
+            <w:r>
+              <w:rPr>
+                <w:b/>
+              </w:rPr>
+              <w:t>Đáp án</w:t>
+            </w:r>
+          </w:p>
+        </w:tc>
+      </w:tr>
+      <w:tr>
+        <w:tc>
+          <w:tcPr>
+            <w:tcW w:type="dxa" w:w="5040"/>
+          </w:tcPr>
+          <w:p>
+            <w:r>
+              <w:t>People share the very similar ideas about beauty</w:t>
+            </w:r>
+          </w:p>
+        </w:tc>
+        <w:tc>
+          <w:tcPr>
+            <w:tcW w:type="dxa" w:w="5040"/>
+          </w:tcPr>
+          <w:p>
+            <w:r>
+              <w:t>Woman</w:t>
+            </w:r>
+          </w:p>
+        </w:tc>
+      </w:tr>
+      <w:tr>
+        <w:tc>
+          <w:tcPr>
+            <w:tcW w:type="dxa" w:w="5040"/>
+          </w:tcPr>
+          <w:p>
+            <w:r>
+              <w:t>Views of beauty change over time</w:t>
+            </w:r>
+          </w:p>
+        </w:tc>
+        <w:tc>
+          <w:tcPr>
+            <w:tcW w:type="dxa" w:w="5040"/>
+          </w:tcPr>
+          <w:p>
+            <w:r>
+              <w:t>Man</w:t>
+            </w:r>
+          </w:p>
+        </w:tc>
+      </w:tr>
+      <w:tr>
+        <w:tc>
+          <w:tcPr>
+            <w:tcW w:type="dxa" w:w="5040"/>
+          </w:tcPr>
+          <w:p>
+            <w:r>
+              <w:t>Beauty can be found in unlikely places</w:t>
+            </w:r>
+          </w:p>
+        </w:tc>
+        <w:tc>
+          <w:tcPr>
+            <w:tcW w:type="dxa" w:w="5040"/>
+          </w:tcPr>
+          <w:p>
+            <w:r>
+              <w:t>Both</w:t>
+            </w:r>
+          </w:p>
+        </w:tc>
+      </w:tr>
+      <w:tr>
+        <w:tc>
+          <w:tcPr>
+            <w:tcW w:type="dxa" w:w="5040"/>
+          </w:tcPr>
+          <w:p>
+            <w:r>
+              <w:t>Traditional ideas of beauty are going to change</w:t>
+            </w:r>
+          </w:p>
+        </w:tc>
+        <w:tc>
+          <w:tcPr>
+            <w:tcW w:type="dxa" w:w="5040"/>
+          </w:tcPr>
+          <w:p>
+            <w:r>
+              <w:t>Man</w:t>
+            </w:r>
+          </w:p>
+        </w:tc>
+      </w:tr>
+    </w:tbl>
+    <w:p/>
+    <w:p>
+      <w:pPr>
+        <w:pStyle w:val="Heading2"/>
+      </w:pPr>
+      <w:r>
+        <w:t>Topic: Actors (MWBB)</w:t>
+      </w:r>
+    </w:p>
+    <w:tbl>
+      <w:tblPr>
+        <w:tblStyle w:val="TableGrid"/>
+        <w:tblW w:type="auto" w:w="0"/>
+        <w:tblLook w:firstColumn="1" w:firstRow="1" w:lastColumn="0" w:lastRow="0" w:noHBand="0" w:noVBand="1" w:val="04A0"/>
+      </w:tblPr>
+      <w:tblGrid>
+        <w:gridCol w:w="5040"/>
+        <w:gridCol w:w="5040"/>
+      </w:tblGrid>
+      <w:tr>
+        <w:tc>
+          <w:tcPr>
+            <w:tcW w:type="dxa" w:w="5040"/>
+          </w:tcPr>
+          <w:p>
+            <w:r>
+              <w:rPr>
+                <w:b/>
+              </w:rPr>
+              <w:t>Phát biểu</w:t>
+            </w:r>
+          </w:p>
+        </w:tc>
+        <w:tc>
+          <w:tcPr>
+            <w:tcW w:type="dxa" w:w="5040"/>
+          </w:tcPr>
+          <w:p>
+            <w:r>
+              <w:rPr>
+                <w:b/>
+              </w:rPr>
+              <w:t>Đáp án</w:t>
+            </w:r>
+          </w:p>
+        </w:tc>
+      </w:tr>
+      <w:tr>
+        <w:tc>
+          <w:tcPr>
+            <w:tcW w:type="dxa" w:w="5040"/>
+          </w:tcPr>
+          <w:p>
+            <w:r>
+              <w:t>Auditions are the most important of casting</w:t>
+            </w:r>
+          </w:p>
+        </w:tc>
+        <w:tc>
+          <w:tcPr>
+            <w:tcW w:type="dxa" w:w="5040"/>
+          </w:tcPr>
+          <w:p>
+            <w:r>
+              <w:t>Man</w:t>
+            </w:r>
+          </w:p>
+        </w:tc>
+      </w:tr>
+      <w:tr>
+        <w:tc>
+          <w:tcPr>
+            <w:tcW w:type="dxa" w:w="5040"/>
+          </w:tcPr>
+          <w:p>
+            <w:r>
+              <w:t>Actors respond best to a strong script</w:t>
+            </w:r>
+          </w:p>
+        </w:tc>
+        <w:tc>
+          <w:tcPr>
+            <w:tcW w:type="dxa" w:w="5040"/>
+          </w:tcPr>
+          <w:p>
+            <w:r>
+              <w:t>Woman</w:t>
+            </w:r>
+          </w:p>
+        </w:tc>
+      </w:tr>
+      <w:tr>
+        <w:tc>
+          <w:tcPr>
+            <w:tcW w:type="dxa" w:w="5040"/>
+          </w:tcPr>
+          <w:p>
+            <w:r>
+              <w:t>Theatre acting and movie acting require different skills</w:t>
+            </w:r>
+          </w:p>
+        </w:tc>
+        <w:tc>
+          <w:tcPr>
+            <w:tcW w:type="dxa" w:w="5040"/>
+          </w:tcPr>
+          <w:p>
+            <w:r>
+              <w:t>Both</w:t>
+            </w:r>
+          </w:p>
+        </w:tc>
+      </w:tr>
+      <w:tr>
+        <w:tc>
+          <w:tcPr>
+            <w:tcW w:type="dxa" w:w="5040"/>
+          </w:tcPr>
+          <w:p>
+            <w:r>
+              <w:t>Actors need to be praised</w:t>
+            </w:r>
+          </w:p>
+        </w:tc>
+        <w:tc>
+          <w:tcPr>
+            <w:tcW w:type="dxa" w:w="5040"/>
+          </w:tcPr>
+          <w:p>
+            <w:r>
+              <w:t>Both</w:t>
+            </w:r>
+          </w:p>
+        </w:tc>
+      </w:tr>
+    </w:tbl>
+    <w:p/>
+    <w:p>
+      <w:pPr>
+        <w:pStyle w:val="Heading2"/>
+      </w:pPr>
+      <w:r>
+        <w:t>Topic: Information and technology (MWWB)</w:t>
+      </w:r>
+    </w:p>
+    <w:tbl>
+      <w:tblPr>
+        <w:tblStyle w:val="TableGrid"/>
+        <w:tblW w:type="auto" w:w="0"/>
+        <w:tblLook w:firstColumn="1" w:firstRow="1" w:lastColumn="0" w:lastRow="0" w:noHBand="0" w:noVBand="1" w:val="04A0"/>
+      </w:tblPr>
+      <w:tblGrid>
+        <w:gridCol w:w="5040"/>
+        <w:gridCol w:w="5040"/>
+      </w:tblGrid>
+      <w:tr>
+        <w:tc>
+          <w:tcPr>
+            <w:tcW w:type="dxa" w:w="5040"/>
+          </w:tcPr>
+          <w:p>
+            <w:r>
+              <w:rPr>
+                <w:b/>
+              </w:rPr>
+              <w:t>Phát biểu</w:t>
+            </w:r>
+          </w:p>
+        </w:tc>
+        <w:tc>
+          <w:tcPr>
+            <w:tcW w:type="dxa" w:w="5040"/>
+          </w:tcPr>
+          <w:p>
+            <w:r>
+              <w:rPr>
+                <w:b/>
+              </w:rPr>
+              <w:t>Đáp án</w:t>
+            </w:r>
+          </w:p>
+        </w:tc>
+      </w:tr>
+      <w:tr>
+        <w:tc>
+          <w:tcPr>
+            <w:tcW w:type="dxa" w:w="5040"/>
+          </w:tcPr>
+          <w:p>
+            <w:r>
+              <w:t>The future generation will fail to cope with new information</w:t>
+            </w:r>
+          </w:p>
+        </w:tc>
+        <w:tc>
+          <w:tcPr>
+            <w:tcW w:type="dxa" w:w="5040"/>
+          </w:tcPr>
+          <w:p>
+            <w:r>
+              <w:t>Man</w:t>
+            </w:r>
+          </w:p>
+        </w:tc>
+      </w:tr>
+      <w:tr>
+        <w:tc>
+          <w:tcPr>
+            <w:tcW w:type="dxa" w:w="5040"/>
+          </w:tcPr>
+          <w:p>
+            <w:r>
+              <w:t>The information revolution will be good for the economy</w:t>
+            </w:r>
+          </w:p>
+        </w:tc>
+        <w:tc>
+          <w:tcPr>
+            <w:tcW w:type="dxa" w:w="5040"/>
+          </w:tcPr>
+          <w:p>
+            <w:r>
+              <w:t>Woman</w:t>
+            </w:r>
+          </w:p>
+        </w:tc>
+      </w:tr>
+      <w:tr>
+        <w:tc>
+          <w:tcPr>
+            <w:tcW w:type="dxa" w:w="5040"/>
+          </w:tcPr>
+          <w:p>
+            <w:r>
+              <w:t>No computer is superior to the human brain</w:t>
+            </w:r>
+          </w:p>
+        </w:tc>
+        <w:tc>
+          <w:tcPr>
+            <w:tcW w:type="dxa" w:w="5040"/>
+          </w:tcPr>
+          <w:p>
+            <w:r>
+              <w:t>Woman</w:t>
+            </w:r>
+          </w:p>
+        </w:tc>
+      </w:tr>
+      <w:tr>
+        <w:tc>
+          <w:tcPr>
+            <w:tcW w:type="dxa" w:w="5040"/>
+          </w:tcPr>
+          <w:p>
+            <w:r>
+              <w:t>More should be done to protect individual privacy</w:t>
+            </w:r>
+          </w:p>
+        </w:tc>
+        <w:tc>
+          <w:tcPr>
+            <w:tcW w:type="dxa" w:w="5040"/>
+          </w:tcPr>
+          <w:p>
+            <w:r>
+              <w:t>Both</w:t>
+            </w:r>
+          </w:p>
+        </w:tc>
+      </w:tr>
+    </w:tbl>
+    <w:p/>
+    <w:p>
+      <w:pPr>
+        <w:pStyle w:val="Heading2"/>
+      </w:pPr>
+      <w:r>
+        <w:t>Topic: Internet (BWWB)</w:t>
+      </w:r>
+    </w:p>
+    <w:tbl>
+      <w:tblPr>
+        <w:tblStyle w:val="TableGrid"/>
+        <w:tblW w:type="auto" w:w="0"/>
+        <w:tblLook w:firstColumn="1" w:firstRow="1" w:lastColumn="0" w:lastRow="0" w:noHBand="0" w:noVBand="1" w:val="04A0"/>
+      </w:tblPr>
+      <w:tblGrid>
+        <w:gridCol w:w="5040"/>
+        <w:gridCol w:w="5040"/>
+      </w:tblGrid>
+      <w:tr>
+        <w:tc>
+          <w:tcPr>
+            <w:tcW w:type="dxa" w:w="5040"/>
+          </w:tcPr>
+          <w:p>
+            <w:r>
+              <w:rPr>
+                <w:b/>
+              </w:rPr>
+              <w:t>Phát biểu</w:t>
+            </w:r>
+          </w:p>
+        </w:tc>
+        <w:tc>
+          <w:tcPr>
+            <w:tcW w:type="dxa" w:w="5040"/>
+          </w:tcPr>
+          <w:p>
+            <w:r>
+              <w:rPr>
+                <w:b/>
+              </w:rPr>
+              <w:t>Đáp án</w:t>
+            </w:r>
+          </w:p>
+        </w:tc>
+      </w:tr>
+      <w:tr>
+        <w:tc>
+          <w:tcPr>
+            <w:tcW w:type="dxa" w:w="5040"/>
+          </w:tcPr>
+          <w:p>
+            <w:r>
+              <w:t>There is too much information on the internet</w:t>
+            </w:r>
+          </w:p>
+        </w:tc>
+        <w:tc>
+          <w:tcPr>
+            <w:tcW w:type="dxa" w:w="5040"/>
+          </w:tcPr>
+          <w:p>
+            <w:r>
+              <w:t>Both</w:t>
+            </w:r>
+          </w:p>
+        </w:tc>
+      </w:tr>
+      <w:tr>
+        <w:tc>
+          <w:tcPr>
+            <w:tcW w:type="dxa" w:w="5040"/>
+          </w:tcPr>
+          <w:p>
+            <w:r>
+              <w:t>Using internet requires skills</w:t>
+            </w:r>
+          </w:p>
+        </w:tc>
+        <w:tc>
+          <w:tcPr>
+            <w:tcW w:type="dxa" w:w="5040"/>
+          </w:tcPr>
+          <w:p>
+            <w:r>
+              <w:t>Woman</w:t>
+            </w:r>
+          </w:p>
+        </w:tc>
+      </w:tr>
+      <w:tr>
+        <w:tc>
+          <w:tcPr>
+            <w:tcW w:type="dxa" w:w="5040"/>
+          </w:tcPr>
+          <w:p>
+            <w:r>
+              <w:t>The internet is changing the way we think</w:t>
+            </w:r>
+          </w:p>
+        </w:tc>
+        <w:tc>
+          <w:tcPr>
+            <w:tcW w:type="dxa" w:w="5040"/>
+          </w:tcPr>
+          <w:p>
+            <w:r>
+              <w:t>Woman</w:t>
+            </w:r>
+          </w:p>
+        </w:tc>
+      </w:tr>
+      <w:tr>
+        <w:tc>
+          <w:tcPr>
+            <w:tcW w:type="dxa" w:w="5040"/>
+          </w:tcPr>
+          <w:p>
+            <w:r>
+              <w:t>Internet has made people less patient</w:t>
+            </w:r>
+          </w:p>
+        </w:tc>
+        <w:tc>
+          <w:tcPr>
+            <w:tcW w:type="dxa" w:w="5040"/>
+          </w:tcPr>
+          <w:p>
+            <w:r>
+              <w:t>Both</w:t>
+            </w:r>
+          </w:p>
+        </w:tc>
+      </w:tr>
+    </w:tbl>
+    <w:p/>
+    <w:p>
+      <w:pPr>
+        <w:pStyle w:val="Heading2"/>
+      </w:pPr>
+      <w:r>
+        <w:t>Topic: Arts (WMBM)</w:t>
+      </w:r>
+    </w:p>
+    <w:tbl>
+      <w:tblPr>
+        <w:tblStyle w:val="TableGrid"/>
+        <w:tblW w:type="auto" w:w="0"/>
+        <w:tblLook w:firstColumn="1" w:firstRow="1" w:lastColumn="0" w:lastRow="0" w:noHBand="0" w:noVBand="1" w:val="04A0"/>
+      </w:tblPr>
+      <w:tblGrid>
+        <w:gridCol w:w="5040"/>
+        <w:gridCol w:w="5040"/>
+      </w:tblGrid>
+      <w:tr>
+        <w:tc>
+          <w:tcPr>
+            <w:tcW w:type="dxa" w:w="5040"/>
+          </w:tcPr>
+          <w:p>
+            <w:r>
+              <w:rPr>
+                <w:b/>
+              </w:rPr>
+              <w:t>Phát biểu</w:t>
+            </w:r>
+          </w:p>
+        </w:tc>
+        <w:tc>
+          <w:tcPr>
+            <w:tcW w:type="dxa" w:w="5040"/>
+          </w:tcPr>
+          <w:p>
+            <w:r>
+              <w:rPr>
+                <w:b/>
+              </w:rPr>
+              <w:t>Đáp án</w:t>
+            </w:r>
+          </w:p>
+        </w:tc>
+      </w:tr>
+      <w:tr>
+        <w:tc>
+          <w:tcPr>
+            <w:tcW w:type="dxa" w:w="5040"/>
+          </w:tcPr>
+          <w:p>
+            <w:r>
+              <w:t>Art is only suitable for the privileged few</w:t>
+            </w:r>
+          </w:p>
+        </w:tc>
+        <w:tc>
+          <w:tcPr>
+            <w:tcW w:type="dxa" w:w="5040"/>
+          </w:tcPr>
+          <w:p>
+            <w:r>
+              <w:t>Woman</w:t>
+            </w:r>
+          </w:p>
+        </w:tc>
+      </w:tr>
+      <w:tr>
+        <w:tc>
+          <w:tcPr>
+            <w:tcW w:type="dxa" w:w="5040"/>
+          </w:tcPr>
+          <w:p>
+            <w:r>
+              <w:t>The government should invest more in arts</w:t>
+            </w:r>
+          </w:p>
+        </w:tc>
+        <w:tc>
+          <w:tcPr>
+            <w:tcW w:type="dxa" w:w="5040"/>
+          </w:tcPr>
+          <w:p>
+            <w:r>
+              <w:t>Man</w:t>
+            </w:r>
+          </w:p>
+        </w:tc>
+      </w:tr>
+      <w:tr>
+        <w:tc>
+          <w:tcPr>
+            <w:tcW w:type="dxa" w:w="5040"/>
+          </w:tcPr>
+          <w:p>
+            <w:r>
+              <w:t>Children should be exposed to art early</w:t>
+            </w:r>
+          </w:p>
+        </w:tc>
+        <w:tc>
+          <w:tcPr>
+            <w:tcW w:type="dxa" w:w="5040"/>
+          </w:tcPr>
+          <w:p>
+            <w:r>
+              <w:t>Both</w:t>
+            </w:r>
+          </w:p>
+        </w:tc>
+      </w:tr>
+      <w:tr>
+        <w:tc>
+          <w:tcPr>
+            <w:tcW w:type="dxa" w:w="5040"/>
+          </w:tcPr>
+          <w:p>
+            <w:r>
+              <w:t>In the future, art will become more accessible</w:t>
+            </w:r>
+          </w:p>
+        </w:tc>
+        <w:tc>
+          <w:tcPr>
+            <w:tcW w:type="dxa" w:w="5040"/>
+          </w:tcPr>
+          <w:p>
+            <w:r>
+              <w:t>Man</w:t>
+            </w:r>
+          </w:p>
+        </w:tc>
+      </w:tr>
+    </w:tbl>
+    <w:p/>
+    <w:p>
+      <w:pPr>
+        <w:pStyle w:val="Heading2"/>
+      </w:pPr>
+      <w:r>
+        <w:t>Topic: Music (MBWB)</w:t>
+      </w:r>
+    </w:p>
+    <w:tbl>
+      <w:tblPr>
+        <w:tblStyle w:val="TableGrid"/>
+        <w:tblW w:type="auto" w:w="0"/>
+        <w:tblLook w:firstColumn="1" w:firstRow="1" w:lastColumn="0" w:lastRow="0" w:noHBand="0" w:noVBand="1" w:val="04A0"/>
+      </w:tblPr>
+      <w:tblGrid>
+        <w:gridCol w:w="5040"/>
+        <w:gridCol w:w="5040"/>
+      </w:tblGrid>
+      <w:tr>
+        <w:tc>
+          <w:tcPr>
+            <w:tcW w:type="dxa" w:w="5040"/>
+          </w:tcPr>
+          <w:p>
+            <w:r>
+              <w:rPr>
+                <w:b/>
+              </w:rPr>
+              <w:t>Phát biểu</w:t>
+            </w:r>
+          </w:p>
+        </w:tc>
+        <w:tc>
+          <w:tcPr>
+            <w:tcW w:type="dxa" w:w="5040"/>
+          </w:tcPr>
+          <w:p>
+            <w:r>
+              <w:rPr>
+                <w:b/>
+              </w:rPr>
+              <w:t>Đáp án</w:t>
+            </w:r>
+          </w:p>
+        </w:tc>
+      </w:tr>
+      <w:tr>
+        <w:tc>
+          <w:tcPr>
+            <w:tcW w:type="dxa" w:w="5040"/>
+          </w:tcPr>
+          <w:p>
+            <w:r>
+              <w:t>Singers play a good role for young people</w:t>
+            </w:r>
+          </w:p>
+        </w:tc>
+        <w:tc>
+          <w:tcPr>
+            <w:tcW w:type="dxa" w:w="5040"/>
+          </w:tcPr>
+          <w:p>
+            <w:r>
+              <w:t>Man</w:t>
+            </w:r>
+          </w:p>
+        </w:tc>
+      </w:tr>
+      <w:tr>
+        <w:tc>
+          <w:tcPr>
+            <w:tcW w:type="dxa" w:w="5040"/>
+          </w:tcPr>
+          <w:p>
+            <w:r>
+              <w:t>Taste in music is a highly personal thing</w:t>
+            </w:r>
+          </w:p>
+        </w:tc>
+        <w:tc>
+          <w:tcPr>
+            <w:tcW w:type="dxa" w:w="5040"/>
+          </w:tcPr>
+          <w:p>
+            <w:r>
+              <w:t>Both</w:t>
+            </w:r>
+          </w:p>
+        </w:tc>
+      </w:tr>
+      <w:tr>
+        <w:tc>
+          <w:tcPr>
+            <w:tcW w:type="dxa" w:w="5040"/>
+          </w:tcPr>
+          <w:p>
+            <w:r>
+              <w:t>Music is a universal language</w:t>
+            </w:r>
+          </w:p>
+        </w:tc>
+        <w:tc>
+          <w:tcPr>
+            <w:tcW w:type="dxa" w:w="5040"/>
+          </w:tcPr>
+          <w:p>
+            <w:r>
+              <w:t>Woman</w:t>
+            </w:r>
+          </w:p>
+        </w:tc>
+      </w:tr>
+      <w:tr>
+        <w:tc>
+          <w:tcPr>
+            <w:tcW w:type="dxa" w:w="5040"/>
+          </w:tcPr>
+          <w:p>
+            <w:r>
+              <w:t>Music can manipulate people's feelings</w:t>
+            </w:r>
+          </w:p>
+        </w:tc>
+        <w:tc>
+          <w:tcPr>
+            <w:tcW w:type="dxa" w:w="5040"/>
+          </w:tcPr>
+          <w:p>
+            <w:r>
+              <w:t>Both</w:t>
+            </w:r>
+          </w:p>
+        </w:tc>
+      </w:tr>
+    </w:tbl>
+    <w:p/>
+    <w:p>
+      <w:pPr>
+        <w:pStyle w:val="Heading2"/>
+      </w:pPr>
+      <w:r>
+        <w:t>Topic: University and technology (BMWW)</w:t>
+      </w:r>
+    </w:p>
+    <w:tbl>
+      <w:tblPr>
+        <w:tblStyle w:val="TableGrid"/>
+        <w:tblW w:type="auto" w:w="0"/>
+        <w:tblLook w:firstColumn="1" w:firstRow="1" w:lastColumn="0" w:lastRow="0" w:noHBand="0" w:noVBand="1" w:val="04A0"/>
+      </w:tblPr>
+      <w:tblGrid>
+        <w:gridCol w:w="5040"/>
+        <w:gridCol w:w="5040"/>
+      </w:tblGrid>
+      <w:tr>
+        <w:tc>
+          <w:tcPr>
+            <w:tcW w:type="dxa" w:w="5040"/>
+          </w:tcPr>
+          <w:p>
+            <w:r>
+              <w:rPr>
+                <w:b/>
+              </w:rPr>
+              <w:t>Phát biểu</w:t>
+            </w:r>
+          </w:p>
+        </w:tc>
+        <w:tc>
+          <w:tcPr>
+            <w:tcW w:type="dxa" w:w="5040"/>
+          </w:tcPr>
+          <w:p>
+            <w:r>
+              <w:rPr>
+                <w:b/>
+              </w:rPr>
+              <w:t>Đáp án</w:t>
+            </w:r>
+          </w:p>
+        </w:tc>
+      </w:tr>
+      <w:tr>
+        <w:tc>
+          <w:tcPr>
+            <w:tcW w:type="dxa" w:w="5040"/>
+          </w:tcPr>
+          <w:p>
+            <w:r>
+              <w:t>Technology helps make education more accessible</w:t>
+            </w:r>
+          </w:p>
+        </w:tc>
+        <w:tc>
+          <w:tcPr>
+            <w:tcW w:type="dxa" w:w="5040"/>
+          </w:tcPr>
+          <w:p>
+            <w:r>
+              <w:t>Both</w:t>
+            </w:r>
+          </w:p>
+        </w:tc>
+      </w:tr>
+      <w:tr>
+        <w:tc>
+          <w:tcPr>
+            <w:tcW w:type="dxa" w:w="5040"/>
+          </w:tcPr>
+          <w:p>
+            <w:r>
+              <w:t>Social interaction is important</w:t>
+            </w:r>
+          </w:p>
+        </w:tc>
+        <w:tc>
+          <w:tcPr>
+            <w:tcW w:type="dxa" w:w="5040"/>
+          </w:tcPr>
+          <w:p>
+            <w:r>
+              <w:t>Man</w:t>
+            </w:r>
+          </w:p>
+        </w:tc>
+      </w:tr>
+      <w:tr>
+        <w:tc>
+          <w:tcPr>
+            <w:tcW w:type="dxa" w:w="5040"/>
+          </w:tcPr>
+          <w:p>
+            <w:r>
+              <w:t>The diverse curriculum is not an advantage</w:t>
+            </w:r>
+          </w:p>
+        </w:tc>
+        <w:tc>
+          <w:tcPr>
+            <w:tcW w:type="dxa" w:w="5040"/>
+          </w:tcPr>
+          <w:p>
+            <w:r>
+              <w:t>Woman</w:t>
+            </w:r>
+          </w:p>
+        </w:tc>
+      </w:tr>
+      <w:tr>
+        <w:tc>
+          <w:tcPr>
+            <w:tcW w:type="dxa" w:w="5040"/>
+          </w:tcPr>
+          <w:p>
+            <w:r>
+              <w:t>University competition should be encouraged</w:t>
+            </w:r>
+          </w:p>
+        </w:tc>
+        <w:tc>
+          <w:tcPr>
+            <w:tcW w:type="dxa" w:w="5040"/>
+          </w:tcPr>
+          <w:p>
+            <w:r>
+              <w:t>Woman</w:t>
+            </w:r>
+          </w:p>
+        </w:tc>
+      </w:tr>
+    </w:tbl>
+    <w:p/>
+    <w:p>
+      <w:pPr>
+        <w:pStyle w:val="Heading2"/>
+      </w:pPr>
+      <w:r>
+        <w:t>Topic: Politics (BMWM)</w:t>
+      </w:r>
+    </w:p>
+    <w:tbl>
+      <w:tblPr>
+        <w:tblStyle w:val="TableGrid"/>
+        <w:tblW w:type="auto" w:w="0"/>
+        <w:tblLook w:firstColumn="1" w:firstRow="1" w:lastColumn="0" w:lastRow="0" w:noHBand="0" w:noVBand="1" w:val="04A0"/>
+      </w:tblPr>
+      <w:tblGrid>
+        <w:gridCol w:w="5040"/>
+        <w:gridCol w:w="5040"/>
+      </w:tblGrid>
+      <w:tr>
+        <w:tc>
+          <w:tcPr>
+            <w:tcW w:type="dxa" w:w="5040"/>
+          </w:tcPr>
+          <w:p>
+            <w:r>
+              <w:rPr>
+                <w:b/>
+              </w:rPr>
+              <w:t>Phát biểu</w:t>
+            </w:r>
+          </w:p>
+        </w:tc>
+        <w:tc>
+          <w:tcPr>
+            <w:tcW w:type="dxa" w:w="5040"/>
+          </w:tcPr>
+          <w:p>
+            <w:r>
+              <w:rPr>
+                <w:b/>
+              </w:rPr>
+              <w:t>Đáp án</w:t>
+            </w:r>
+          </w:p>
+        </w:tc>
+      </w:tr>
+      <w:tr>
+        <w:tc>
+          <w:tcPr>
+            <w:tcW w:type="dxa" w:w="5040"/>
+          </w:tcPr>
+          <w:p>
+            <w:r>
+              <w:t>Young people are becoming more interested in politics</w:t>
+            </w:r>
+          </w:p>
+        </w:tc>
+        <w:tc>
+          <w:tcPr>
+            <w:tcW w:type="dxa" w:w="5040"/>
+          </w:tcPr>
+          <w:p>
+            <w:r>
+              <w:t>Both</w:t>
+            </w:r>
+          </w:p>
+        </w:tc>
+      </w:tr>
+      <w:tr>
+        <w:tc>
+          <w:tcPr>
+            <w:tcW w:type="dxa" w:w="5040"/>
+          </w:tcPr>
+          <w:p>
+            <w:r>
+              <w:t>Social media has changed political activism</w:t>
+            </w:r>
+          </w:p>
+        </w:tc>
+        <w:tc>
+          <w:tcPr>
+            <w:tcW w:type="dxa" w:w="5040"/>
+          </w:tcPr>
+          <w:p>
+            <w:r>
+              <w:t>Man</w:t>
+            </w:r>
+          </w:p>
+        </w:tc>
+      </w:tr>
+      <w:tr>
+        <w:tc>
+          <w:tcPr>
+            <w:tcW w:type="dxa" w:w="5040"/>
+          </w:tcPr>
+          <w:p>
+            <w:r>
+              <w:t>People are better informed political issues</w:t>
+            </w:r>
+          </w:p>
+        </w:tc>
+        <w:tc>
+          <w:tcPr>
+            <w:tcW w:type="dxa" w:w="5040"/>
+          </w:tcPr>
+          <w:p>
+            <w:r>
+              <w:t>Woman</w:t>
+            </w:r>
+          </w:p>
+        </w:tc>
+      </w:tr>
+      <w:tr>
+        <w:tc>
+          <w:tcPr>
+            <w:tcW w:type="dxa" w:w="5040"/>
+          </w:tcPr>
+          <w:p>
+            <w:r>
+              <w:t>More women are likely to participate in politics</w:t>
+            </w:r>
+          </w:p>
+        </w:tc>
+        <w:tc>
+          <w:tcPr>
+            <w:tcW w:type="dxa" w:w="5040"/>
+          </w:tcPr>
+          <w:p>
+            <w:r>
+              <w:t>Man</w:t>
+            </w:r>
+          </w:p>
+        </w:tc>
+      </w:tr>
+    </w:tbl>
+    <w:p/>
+    <w:p>
+      <w:pPr>
+        <w:pStyle w:val="Heading2"/>
+      </w:pPr>
+      <w:r>
+        <w:t>Topic: Urban farming (WMMB)</w:t>
+      </w:r>
+    </w:p>
+    <w:tbl>
+      <w:tblPr>
+        <w:tblStyle w:val="TableGrid"/>
+        <w:tblW w:type="auto" w:w="0"/>
+        <w:tblLook w:firstColumn="1" w:firstRow="1" w:lastColumn="0" w:lastRow="0" w:noHBand="0" w:noVBand="1" w:val="04A0"/>
+      </w:tblPr>
+      <w:tblGrid>
+        <w:gridCol w:w="5040"/>
+        <w:gridCol w:w="5040"/>
+      </w:tblGrid>
+      <w:tr>
+        <w:tc>
+          <w:tcPr>
+            <w:tcW w:type="dxa" w:w="5040"/>
+          </w:tcPr>
+          <w:p>
+            <w:r>
+              <w:rPr>
+                <w:b/>
+              </w:rPr>
+              <w:t>Phát biểu</w:t>
+            </w:r>
+          </w:p>
+        </w:tc>
+        <w:tc>
+          <w:tcPr>
+            <w:tcW w:type="dxa" w:w="5040"/>
+          </w:tcPr>
+          <w:p>
+            <w:r>
+              <w:rPr>
+                <w:b/>
+              </w:rPr>
+              <w:t>Đáp án</w:t>
+            </w:r>
+          </w:p>
+        </w:tc>
+      </w:tr>
+      <w:tr>
+        <w:tc>
+          <w:tcPr>
+            <w:tcW w:type="dxa" w:w="5040"/>
+          </w:tcPr>
+          <w:p>
+            <w:r>
+              <w:t>Living space is more important than farming space</w:t>
+            </w:r>
+          </w:p>
+        </w:tc>
+        <w:tc>
+          <w:tcPr>
+            <w:tcW w:type="dxa" w:w="5040"/>
+          </w:tcPr>
+          <w:p>
+            <w:r>
+              <w:t>Woman</w:t>
+            </w:r>
+          </w:p>
+        </w:tc>
+      </w:tr>
+      <w:tr>
+        <w:tc>
+          <w:tcPr>
+            <w:tcW w:type="dxa" w:w="5040"/>
+          </w:tcPr>
+          <w:p>
+            <w:r>
+              <w:t>Urban farming sites can be visually appealing</w:t>
+            </w:r>
+          </w:p>
+        </w:tc>
+        <w:tc>
+          <w:tcPr>
+            <w:tcW w:type="dxa" w:w="5040"/>
+          </w:tcPr>
+          <w:p>
+            <w:r>
+              <w:t>Man</w:t>
+            </w:r>
+          </w:p>
+        </w:tc>
+      </w:tr>
+      <w:tr>
+        <w:tc>
+          <w:tcPr>
+            <w:tcW w:type="dxa" w:w="5040"/>
+          </w:tcPr>
+          <w:p>
+            <w:r>
+              <w:t>Urban farming can benefit local economics</w:t>
+            </w:r>
+          </w:p>
+        </w:tc>
+        <w:tc>
+          <w:tcPr>
+            <w:tcW w:type="dxa" w:w="5040"/>
+          </w:tcPr>
+          <w:p>
+            <w:r>
+              <w:t>Man</w:t>
+            </w:r>
+          </w:p>
+        </w:tc>
+      </w:tr>
+      <w:tr>
+        <w:tc>
+          <w:tcPr>
+            <w:tcW w:type="dxa" w:w="5040"/>
+          </w:tcPr>
+          <w:p>
+            <w:r>
+              <w:t>Urban farming cannot meet food needs</w:t>
+            </w:r>
+          </w:p>
+        </w:tc>
+        <w:tc>
+          <w:tcPr>
+            <w:tcW w:type="dxa" w:w="5040"/>
+          </w:tcPr>
+          <w:p>
+            <w:r>
+              <w:t>Both</w:t>
+            </w:r>
+          </w:p>
+        </w:tc>
+      </w:tr>
+    </w:tbl>
+    <w:p/>
+    <w:p>
+      <w:pPr>
+        <w:pStyle w:val="Heading2"/>
+      </w:pPr>
+      <w:r>
+        <w:t>Topic: Community (BWMM)</w:t>
+      </w:r>
+    </w:p>
+    <w:tbl>
+      <w:tblPr>
+        <w:tblStyle w:val="TableGrid"/>
+        <w:tblW w:type="auto" w:w="0"/>
+        <w:tblLook w:firstColumn="1" w:firstRow="1" w:lastColumn="0" w:lastRow="0" w:noHBand="0" w:noVBand="1" w:val="04A0"/>
+      </w:tblPr>
+      <w:tblGrid>
+        <w:gridCol w:w="5040"/>
+        <w:gridCol w:w="5040"/>
+      </w:tblGrid>
+      <w:tr>
+        <w:tc>
+          <w:tcPr>
+            <w:tcW w:type="dxa" w:w="5040"/>
+          </w:tcPr>
+          <w:p>
+            <w:r>
+              <w:rPr>
+                <w:b/>
+              </w:rPr>
+              <w:t>Phát biểu</w:t>
+            </w:r>
+          </w:p>
+        </w:tc>
+        <w:tc>
+          <w:tcPr>
+            <w:tcW w:type="dxa" w:w="5040"/>
+          </w:tcPr>
+          <w:p>
+            <w:r>
+              <w:rPr>
+                <w:b/>
+              </w:rPr>
+              <w:t>Đáp án</w:t>
+            </w:r>
+          </w:p>
+        </w:tc>
+      </w:tr>
+      <w:tr>
+        <w:tc>
+          <w:tcPr>
+            <w:tcW w:type="dxa" w:w="5040"/>
+          </w:tcPr>
+          <w:p>
+            <w:r>
+              <w:t>Building design can influence people's behavior</w:t>
+            </w:r>
+          </w:p>
+        </w:tc>
+        <w:tc>
+          <w:tcPr>
+            <w:tcW w:type="dxa" w:w="5040"/>
+          </w:tcPr>
+          <w:p>
+            <w:r>
+              <w:t>Both</w:t>
+            </w:r>
+          </w:p>
+        </w:tc>
+      </w:tr>
+      <w:tr>
+        <w:tc>
+          <w:tcPr>
+            <w:tcW w:type="dxa" w:w="5040"/>
+          </w:tcPr>
+          <w:p>
+            <w:r>
+              <w:t>Creating community can take time</w:t>
+            </w:r>
+          </w:p>
+        </w:tc>
+        <w:tc>
+          <w:tcPr>
+            <w:tcW w:type="dxa" w:w="5040"/>
+          </w:tcPr>
+          <w:p>
+            <w:r>
+              <w:t>Woman</w:t>
+            </w:r>
+          </w:p>
+        </w:tc>
+      </w:tr>
+      <w:tr>
+        <w:tc>
+          <w:tcPr>
+            <w:tcW w:type="dxa" w:w="5040"/>
+          </w:tcPr>
+          <w:p>
+            <w:r>
+              <w:t>Work communities and social communities are the same</w:t>
+            </w:r>
+          </w:p>
+        </w:tc>
+        <w:tc>
+          <w:tcPr>
+            <w:tcW w:type="dxa" w:w="5040"/>
+          </w:tcPr>
+          <w:p>
+            <w:r>
+              <w:t>Man</w:t>
+            </w:r>
+          </w:p>
+        </w:tc>
+      </w:tr>
+      <w:tr>
+        <w:tc>
+          <w:tcPr>
+            <w:tcW w:type="dxa" w:w="5040"/>
+          </w:tcPr>
+          <w:p>
+            <w:r>
+              <w:t>Technology has changed how community forms</w:t>
+            </w:r>
+          </w:p>
+        </w:tc>
+        <w:tc>
+          <w:tcPr>
+            <w:tcW w:type="dxa" w:w="5040"/>
+          </w:tcPr>
+          <w:p>
+            <w:r>
+              <w:t>Man</w:t>
+            </w:r>
+          </w:p>
+        </w:tc>
+      </w:tr>
+    </w:tbl>
+    <w:p/>
+    <w:p>
+      <w:pPr>
+        <w:pStyle w:val="Heading2"/>
+      </w:pPr>
+      <w:r>
+        <w:t>Topic: Information technology (MWWB - đề mới)</w:t>
+      </w:r>
+    </w:p>
+    <w:tbl>
+      <w:tblPr>
+        <w:tblStyle w:val="TableGrid"/>
+        <w:tblW w:type="auto" w:w="0"/>
+        <w:tblLook w:firstColumn="1" w:firstRow="1" w:lastColumn="0" w:lastRow="0" w:noHBand="0" w:noVBand="1" w:val="04A0"/>
+      </w:tblPr>
+      <w:tblGrid>
+        <w:gridCol w:w="5040"/>
+        <w:gridCol w:w="5040"/>
+      </w:tblGrid>
+      <w:tr>
+        <w:tc>
+          <w:tcPr>
+            <w:tcW w:type="dxa" w:w="5040"/>
+          </w:tcPr>
+          <w:p>
+            <w:r>
+              <w:rPr>
+                <w:b/>
+              </w:rPr>
+              <w:t>Phát biểu</w:t>
+            </w:r>
+          </w:p>
+        </w:tc>
+        <w:tc>
+          <w:tcPr>
+            <w:tcW w:type="dxa" w:w="5040"/>
+          </w:tcPr>
+          <w:p>
+            <w:r>
+              <w:rPr>
+                <w:b/>
+              </w:rPr>
+              <w:t>Đáp án</w:t>
+            </w:r>
+          </w:p>
+        </w:tc>
+      </w:tr>
+      <w:tr>
+        <w:tc>
+          <w:tcPr>
+            <w:tcW w:type="dxa" w:w="5040"/>
+          </w:tcPr>
+          <w:p>
+            <w:r>
+              <w:t>Future generations fail to cope with technology information</w:t>
+            </w:r>
+          </w:p>
+        </w:tc>
+        <w:tc>
+          <w:tcPr>
+            <w:tcW w:type="dxa" w:w="5040"/>
+          </w:tcPr>
+          <w:p>
+            <w:r>
+              <w:t>Man</w:t>
+            </w:r>
+          </w:p>
+        </w:tc>
+      </w:tr>
+      <w:tr>
+        <w:tc>
+          <w:tcPr>
+            <w:tcW w:type="dxa" w:w="5040"/>
+          </w:tcPr>
+          <w:p>
+            <w:r>
+              <w:t>Technology revolution is good for the economy</w:t>
+            </w:r>
+          </w:p>
+        </w:tc>
+        <w:tc>
+          <w:tcPr>
+            <w:tcW w:type="dxa" w:w="5040"/>
+          </w:tcPr>
+          <w:p>
+            <w:r>
+              <w:t>Woman</w:t>
+            </w:r>
+          </w:p>
+        </w:tc>
+      </w:tr>
+      <w:tr>
+        <w:tc>
+          <w:tcPr>
+            <w:tcW w:type="dxa" w:w="5040"/>
+          </w:tcPr>
+          <w:p>
+            <w:r>
+              <w:t>No computer is superior to the human brain</w:t>
+            </w:r>
+          </w:p>
+        </w:tc>
+        <w:tc>
+          <w:tcPr>
+            <w:tcW w:type="dxa" w:w="5040"/>
+          </w:tcPr>
+          <w:p>
+            <w:r>
+              <w:t>Woman</w:t>
+            </w:r>
+          </w:p>
+        </w:tc>
+      </w:tr>
+      <w:tr>
+        <w:tc>
+          <w:tcPr>
+            <w:tcW w:type="dxa" w:w="5040"/>
+          </w:tcPr>
+          <w:p>
+            <w:r>
+              <w:t>More should be done to protect individual privacy</w:t>
+            </w:r>
+          </w:p>
+        </w:tc>
+        <w:tc>
+          <w:tcPr>
+            <w:tcW w:type="dxa" w:w="5040"/>
+          </w:tcPr>
+          <w:p>
+            <w:r>
+              <w:t>Both</w:t>
+            </w:r>
+          </w:p>
+        </w:tc>
+      </w:tr>
+    </w:tbl>
+    <w:p/>
+    <w:p>
+      <w:r>
+        <w:br w:type="page"/>
+      </w:r>
+    </w:p>
+    <w:p>
+      <w:pPr>
+        <w:pStyle w:val="Heading1"/>
+      </w:pPr>
+      <w:r>
+        <w:t>PART 4</w:t>
+      </w:r>
+    </w:p>
+    <w:p>
+      <w:r>
+        <w:t>Note: Đề thi thật nhặt 2 trong số các topic dưới đây. Câu 16 và 17 mỗi câu có 2 đáp án đúng.</w:t>
+      </w:r>
+    </w:p>
+    <w:p>
+      <w:pPr>
+        <w:pStyle w:val="Heading2"/>
+      </w:pPr>
+      <w:r>
+        <w:t>Topic: A break from studying</w:t>
+      </w:r>
+    </w:p>
+    <w:p>
+      <w:pPr>
+        <w:pStyle w:val="ListNumber"/>
+      </w:pPr>
+      <w:r>
+        <w:t>He wasn't ready to start higher education</w:t>
+      </w:r>
+    </w:p>
+    <w:p>
+      <w:pPr>
+        <w:pStyle w:val="ListNumber"/>
+      </w:pPr>
+      <w:r>
+        <w:t>To be more independent</w:t>
+      </w:r>
+    </w:p>
+    <w:p>
+      <w:pPr>
+        <w:pStyle w:val="Heading2"/>
+      </w:pPr>
+      <w:r>
+        <w:t>Topic: A book about a life of a scientist</w:t>
+      </w:r>
+    </w:p>
+    <w:p>
+      <w:pPr>
+        <w:pStyle w:val="ListNumber"/>
+      </w:pPr>
+      <w:r>
+        <w:t>It uses simple language to describe complex ideas</w:t>
+      </w:r>
+    </w:p>
+    <w:p>
+      <w:pPr>
+        <w:pStyle w:val="ListNumber"/>
+      </w:pPr>
+      <w:r>
+        <w:t>It is similar to the previous book about the scientist</w:t>
+      </w:r>
+    </w:p>
+    <w:p>
+      <w:pPr>
+        <w:pStyle w:val="Heading2"/>
+      </w:pPr>
+      <w:r>
+        <w:t>Topic: Sport</w:t>
+      </w:r>
+    </w:p>
+    <w:p>
+      <w:pPr>
+        <w:pStyle w:val="ListNumber"/>
+      </w:pPr>
+      <w:r>
+        <w:t>They have a harmful effect</w:t>
+      </w:r>
+    </w:p>
+    <w:p>
+      <w:pPr>
+        <w:pStyle w:val="ListNumber"/>
+      </w:pPr>
+      <w:r>
+        <w:t>It helps balance student's lives</w:t>
+      </w:r>
+    </w:p>
+    <w:p>
+      <w:pPr>
+        <w:pStyle w:val="Heading2"/>
+      </w:pPr>
+      <w:r>
+        <w:t>Topic: Television series</w:t>
+      </w:r>
+    </w:p>
+    <w:p>
+      <w:pPr>
+        <w:pStyle w:val="ListNumber"/>
+      </w:pPr>
+      <w:r>
+        <w:t>It has the consistent quality throughout</w:t>
+      </w:r>
+    </w:p>
+    <w:p>
+      <w:pPr>
+        <w:pStyle w:val="ListNumber"/>
+      </w:pPr>
+      <w:r>
+        <w:t>Viewer habits influence the way that series are made</w:t>
+      </w:r>
+    </w:p>
+    <w:p>
+      <w:pPr>
+        <w:pStyle w:val="Heading2"/>
+      </w:pPr>
+      <w:r>
+        <w:t>Topic: Advertising and sponsoring</w:t>
+      </w:r>
+    </w:p>
+    <w:p>
+      <w:pPr>
+        <w:pStyle w:val="ListNumber"/>
+      </w:pPr>
+      <w:r>
+        <w:t>It can help reach new customers</w:t>
+      </w:r>
+    </w:p>
+    <w:p>
+      <w:pPr>
+        <w:pStyle w:val="ListNumber"/>
+      </w:pPr>
+      <w:r>
+        <w:t>They can generate negative publicity for the sport</w:t>
+      </w:r>
+    </w:p>
+    <w:p>
+      <w:pPr>
+        <w:pStyle w:val="Heading2"/>
+      </w:pPr>
+      <w:r>
+        <w:t>Topic: 2 famous writers</w:t>
+      </w:r>
+    </w:p>
+    <w:p>
+      <w:pPr>
+        <w:pStyle w:val="ListNumber"/>
+      </w:pPr>
+      <w:r>
+        <w:t>They both make references to each other in their work</w:t>
+      </w:r>
+    </w:p>
+    <w:p>
+      <w:pPr>
+        <w:pStyle w:val="ListNumber"/>
+      </w:pPr>
+      <w:r>
+        <w:t>The meaning of their work is not always easily identified</w:t>
+      </w:r>
+    </w:p>
+    <w:p>
+      <w:pPr>
+        <w:pStyle w:val="Heading2"/>
+      </w:pPr>
+      <w:r>
+        <w:t>Topic: A regional development plan</w:t>
+      </w:r>
+    </w:p>
+    <w:p>
+      <w:pPr>
+        <w:pStyle w:val="ListNumber"/>
+      </w:pPr>
+      <w:r>
+        <w:t>It doesn't do enough to promote alternatives to driving</w:t>
+      </w:r>
+    </w:p>
+    <w:p>
+      <w:pPr>
+        <w:pStyle w:val="ListNumber"/>
+      </w:pPr>
+      <w:r>
+        <w:t>The plan is not making efficient use of existing land</w:t>
+      </w:r>
+    </w:p>
+    <w:p>
+      <w:pPr>
+        <w:pStyle w:val="Heading2"/>
+      </w:pPr>
+      <w:r>
+        <w:t>Topic: Life after university</w:t>
+      </w:r>
+    </w:p>
+    <w:p>
+      <w:pPr>
+        <w:pStyle w:val="ListNumber"/>
+      </w:pPr>
+      <w:r>
+        <w:t>Be flexible and open minded</w:t>
+      </w:r>
+    </w:p>
+    <w:p>
+      <w:pPr>
+        <w:pStyle w:val="ListNumber"/>
+      </w:pPr>
+      <w:r>
+        <w:t>They are becoming more competitive</w:t>
+      </w:r>
+    </w:p>
+    <w:p>
+      <w:pPr>
+        <w:pStyle w:val="Heading2"/>
+      </w:pPr>
+      <w:r>
+        <w:t>Topic: Security cameras</w:t>
+      </w:r>
+    </w:p>
+    <w:p>
+      <w:pPr>
+        <w:pStyle w:val="ListNumber"/>
+      </w:pPr>
+      <w:r>
+        <w:t>Employees probably worry unnecessarily</w:t>
+      </w:r>
+    </w:p>
+    <w:p>
+      <w:pPr>
+        <w:pStyle w:val="ListNumber"/>
+      </w:pPr>
+      <w:r>
+        <w:t>People should feel reassured</w:t>
+      </w:r>
+    </w:p>
+    <w:p>
+      <w:pPr>
+        <w:pStyle w:val="Heading2"/>
+      </w:pPr>
+      <w:r>
+        <w:t>Topic: A new novel of a famous writer</w:t>
+      </w:r>
+    </w:p>
+    <w:p>
+      <w:pPr>
+        <w:pStyle w:val="ListNumber"/>
+      </w:pPr>
+      <w:r>
+        <w:t>It is quite different compared to his previous works</w:t>
+      </w:r>
+    </w:p>
+    <w:p>
+      <w:pPr>
+        <w:pStyle w:val="ListNumber"/>
+      </w:pPr>
+      <w:r>
+        <w:t>He should listen to the critics before writing the next novel</w:t>
+      </w:r>
+    </w:p>
+    <w:p>
+      <w:pPr>
+        <w:pStyle w:val="Heading2"/>
+      </w:pPr>
+      <w:r>
+        <w:t>Topic: A musician's life</w:t>
+      </w:r>
+    </w:p>
+    <w:p>
+      <w:pPr>
+        <w:pStyle w:val="ListNumber"/>
+      </w:pPr>
+      <w:r>
+        <w:t>He will probably retire from singing</w:t>
+      </w:r>
+    </w:p>
+    <w:p>
+      <w:pPr>
+        <w:pStyle w:val="ListNumber"/>
+      </w:pPr>
+      <w:r>
+        <w:t>He could have been more successful</w:t>
+      </w:r>
+    </w:p>
+    <w:p>
+      <w:pPr>
+        <w:pStyle w:val="Heading2"/>
+      </w:pPr>
+      <w:r>
+        <w:t>Topic: A new guide</w:t>
+      </w:r>
+    </w:p>
+    <w:p>
+      <w:pPr>
+        <w:pStyle w:val="ListNumber"/>
+      </w:pPr>
+      <w:r>
+        <w:t>It creates a sense of adventure</w:t>
+      </w:r>
+    </w:p>
+    <w:p>
+      <w:pPr>
+        <w:pStyle w:val="ListNumber"/>
+      </w:pPr>
+      <w:r>
+        <w:t>It is only suitable for a particular generation</w:t>
+      </w:r>
+    </w:p>
+    <w:p>
+      <w:pPr>
+        <w:pStyle w:val="Heading2"/>
+      </w:pPr>
+      <w:r>
+        <w:t>Topic: A research into happiness</w:t>
+      </w:r>
+    </w:p>
+    <w:p>
+      <w:pPr>
+        <w:pStyle w:val="ListNumber"/>
+      </w:pPr>
+      <w:r>
+        <w:t>It has not been accurately reported by the media</w:t>
+      </w:r>
+    </w:p>
+    <w:p>
+      <w:pPr>
+        <w:pStyle w:val="ListNumber"/>
+      </w:pPr>
+      <w:r>
+        <w:t>The research is unlikely to find a conclusive answer</w:t>
+      </w:r>
+    </w:p>
+    <w:p>
+      <w:pPr>
+        <w:pStyle w:val="Heading2"/>
+      </w:pPr>
+      <w:r>
+        <w:t>Topic: Criticism of the new novel</w:t>
+      </w:r>
+    </w:p>
+    <w:p>
+      <w:pPr>
+        <w:pStyle w:val="ListNumber"/>
+      </w:pPr>
+      <w:r>
+        <w:t>The characters were interesting</w:t>
+      </w:r>
+    </w:p>
+    <w:p>
+      <w:pPr>
+        <w:pStyle w:val="ListNumber"/>
+      </w:pPr>
+      <w:r>
+        <w:t>It will establish the author's popularity</w:t>
+      </w:r>
+    </w:p>
+    <w:p>
+      <w:pPr>
+        <w:pStyle w:val="Heading2"/>
+      </w:pPr>
+      <w:r>
+        <w:t>Topic: Writer's block</w:t>
+      </w:r>
+    </w:p>
+    <w:p>
+      <w:pPr>
+        <w:pStyle w:val="ListNumber"/>
+      </w:pPr>
+      <w:r>
+        <w:t>Create dedicated periods</w:t>
+      </w:r>
+    </w:p>
+    <w:p>
+      <w:pPr>
+        <w:pStyle w:val="ListNumber"/>
+      </w:pPr>
+      <w:r>
+        <w:t>Refusing to seek the advice of other people</w:t>
+      </w:r>
+    </w:p>
+    <w:p>
+      <w:pPr>
+        <w:pStyle w:val="Heading2"/>
+      </w:pPr>
+      <w:r>
+        <w:t>Topic: Professionalism at work</w:t>
+      </w:r>
+    </w:p>
+    <w:p>
+      <w:pPr>
+        <w:pStyle w:val="ListNumber"/>
+      </w:pPr>
+      <w:r>
+        <w:t>Maintain the positive attitude</w:t>
+      </w:r>
+    </w:p>
+    <w:p>
+      <w:pPr>
+        <w:pStyle w:val="ListNumber"/>
+      </w:pPr>
+      <w:r>
+        <w:t>Change its definition</w:t>
+      </w:r>
+    </w:p>
+    <w:p>
+      <w:pPr>
+        <w:pStyle w:val="Heading2"/>
+      </w:pPr>
+      <w:r>
+        <w:t>Topic: Making plans</w:t>
+      </w:r>
+    </w:p>
+    <w:p>
+      <w:pPr>
+        <w:pStyle w:val="ListNumber"/>
+      </w:pPr>
+      <w:r>
+        <w:t>They help you make decisions</w:t>
+      </w:r>
+    </w:p>
+    <w:p>
+      <w:pPr>
+        <w:pStyle w:val="ListNumber"/>
+      </w:pPr>
+      <w:r>
+        <w:t>It requires you to set yourself certain limits</w:t>
+      </w:r>
+    </w:p>
+    <w:p>
+      <w:pPr>
+        <w:pStyle w:val="Heading2"/>
+      </w:pPr>
+      <w:r>
+        <w:t>Topic: A promotion campaign for a product</w:t>
+      </w:r>
+    </w:p>
+    <w:p>
+      <w:pPr>
+        <w:pStyle w:val="ListNumber"/>
+      </w:pPr>
+      <w:r>
+        <w:t>It is making exaggerated claims</w:t>
+      </w:r>
+    </w:p>
+    <w:p>
+      <w:pPr>
+        <w:pStyle w:val="ListNumber"/>
+      </w:pPr>
+      <w:r>
+        <w:t>It costs too much to make to be profitable</w:t>
+      </w:r>
+    </w:p>
+    <w:p>
+      <w:pPr>
+        <w:pStyle w:val="Heading2"/>
+      </w:pPr>
+      <w:r>
+        <w:t>Topic: Script production</w:t>
+      </w:r>
+    </w:p>
+    <w:p>
+      <w:pPr>
+        <w:pStyle w:val="ListNumber"/>
+      </w:pPr>
+      <w:r>
+        <w:t>The characters' backgrounds are not adequately explored</w:t>
+      </w:r>
+    </w:p>
+    <w:p>
+      <w:pPr>
+        <w:pStyle w:val="ListNumber"/>
+      </w:pPr>
+      <w:r>
+        <w:t>The new industry demands are negatively influencing script production</w:t>
+      </w:r>
+    </w:p>
+    <w:p>
+      <w:pPr>
+        <w:pStyle w:val="Heading2"/>
+      </w:pPr>
+      <w:r>
+        <w:t>Topic: A new restaurant</w:t>
+      </w:r>
+    </w:p>
+    <w:p>
+      <w:pPr>
+        <w:pStyle w:val="ListNumber"/>
+      </w:pPr>
+      <w:r>
+        <w:t>The standard of service wasn't good</w:t>
+      </w:r>
+    </w:p>
+    <w:p>
+      <w:pPr>
+        <w:pStyle w:val="ListNumber"/>
+      </w:pPr>
+      <w:r>
+        <w:t>They need to make the customers feel valued and welcome</w:t>
+      </w:r>
+    </w:p>
+    <w:p>
+      <w:pPr>
+        <w:pStyle w:val="Heading2"/>
+      </w:pPr>
+      <w:r>
+        <w:t>Topic: Work from home</w:t>
+      </w:r>
+    </w:p>
+    <w:p>
+      <w:pPr>
+        <w:pStyle w:val="ListNumber"/>
+      </w:pPr>
+      <w:r>
+        <w:t>It wasn't as good as she expected</w:t>
+      </w:r>
+    </w:p>
+    <w:p>
+      <w:pPr>
+        <w:pStyle w:val="ListNumber"/>
+      </w:pPr>
+      <w:r>
+        <w:t>It depends on your situation and personality</w:t>
+      </w:r>
+    </w:p>
+    <w:p>
+      <w:pPr>
+        <w:pStyle w:val="Heading2"/>
+      </w:pPr>
+      <w:r>
+        <w:t>Topic: Managing financial spending</w:t>
+      </w:r>
+    </w:p>
+    <w:p>
+      <w:pPr>
+        <w:pStyle w:val="ListNumber"/>
+      </w:pPr>
+      <w:r>
+        <w:t>Monitor your spending for a weekly plan</w:t>
+      </w:r>
+    </w:p>
+    <w:p>
+      <w:pPr>
+        <w:pStyle w:val="ListNumber"/>
+      </w:pPr>
+      <w:r>
+        <w:t>Seek advice from someone who has experience</w:t>
+      </w:r>
+    </w:p>
+    <w:p>
+      <w:pPr>
+        <w:pStyle w:val="Heading2"/>
+      </w:pPr>
+      <w:r>
+        <w:t>Topic: The importance of sleep</w:t>
+      </w:r>
+    </w:p>
+    <w:p>
+      <w:pPr>
+        <w:pStyle w:val="ListNumber"/>
+      </w:pPr>
+      <w:r>
+        <w:t>Blocking out noise and light is key</w:t>
+      </w:r>
+    </w:p>
+    <w:p>
+      <w:pPr>
+        <w:pStyle w:val="ListNumber"/>
+      </w:pPr>
+      <w:r>
+        <w:t>People can't always recognize the symptoms of tiredness</w:t>
+      </w:r>
+    </w:p>
+    <w:p>
+      <w:pPr>
+        <w:pStyle w:val="Heading2"/>
+      </w:pPr>
+      <w:r>
+        <w:t>Topic: A newly broadcasted TV series (đề mới 01/2025)</w:t>
+      </w:r>
+    </w:p>
+    <w:p>
+      <w:pPr>
+        <w:pStyle w:val="ListNumber"/>
+      </w:pPr>
+      <w:r>
+        <w:t>It caught the audience's attention from the start</w:t>
+      </w:r>
+    </w:p>
+    <w:p>
+      <w:pPr>
+        <w:pStyle w:val="ListNumber"/>
+      </w:pPr>
+      <w:r>
+        <w:t>It has also helped its network reach new customers</w:t>
+      </w:r>
+    </w:p>
+    <w:p>
+      <w:pPr>
+        <w:pStyle w:val="Heading2"/>
+      </w:pPr>
+      <w:r>
+        <w:t>Topic: The advertising industry (dạng 1 - đề mới)</w:t>
+      </w:r>
+    </w:p>
+    <w:p>
+      <w:pPr>
+        <w:pStyle w:val="ListNumber"/>
+      </w:pPr>
+      <w:r>
+        <w:t>Series are damaged by overexposure</w:t>
+      </w:r>
+    </w:p>
+    <w:p>
+      <w:pPr>
+        <w:pStyle w:val="ListNumber"/>
+      </w:pPr>
+      <w:r>
+        <w:t>They can generate negative publicity for the sport</w:t>
+      </w:r>
+    </w:p>
+    <w:p>
+      <w:pPr>
+        <w:pStyle w:val="Heading2"/>
+      </w:pPr>
+      <w:r>
+        <w:t>Topic: The advertising industry (dạng 2 - đề mới)</w:t>
+      </w:r>
+    </w:p>
+    <w:p>
+      <w:pPr>
+        <w:pStyle w:val="ListNumber"/>
+      </w:pPr>
+      <w:r>
+        <w:t>It helps to reach new customers</w:t>
+      </w:r>
+    </w:p>
+    <w:p>
+      <w:pPr>
+        <w:pStyle w:val="ListNumber"/>
+      </w:pPr>
+      <w:r>
+        <w:t>They are not always good for sport fans</w:t>
+      </w:r>
+    </w:p>
+    <w:p>
+      <w:pPr>
+        <w:pStyle w:val="Heading2"/>
+      </w:pPr>
+      <w:r>
+        <w:t>Topic: A new series (đề mới)</w:t>
+      </w:r>
+    </w:p>
+    <w:p>
+      <w:pPr>
+        <w:pStyle w:val="ListNumber"/>
+      </w:pPr>
+      <w:r>
+        <w:t>The dialogues seem unrealistic</w:t>
+      </w:r>
+    </w:p>
+    <w:p>
+      <w:pPr>
+        <w:pStyle w:val="ListNumber"/>
+      </w:pPr>
+      <w:r>
+        <w:t>The new industry demand is negatively influencing script production</w:t>
+      </w:r>
+    </w:p>
+    <w:p>
+      <w:pPr>
+        <w:pStyle w:val="Heading2"/>
+      </w:pPr>
+      <w:r>
+        <w:t>Topic: Promotion campaign for a product (dạng 2 - đề mới)</w:t>
+      </w:r>
+    </w:p>
+    <w:p>
+      <w:pPr>
+        <w:pStyle w:val="ListNumber"/>
+      </w:pPr>
+      <w:r>
+        <w:t>It is not targeting the correct market</w:t>
+      </w:r>
+    </w:p>
+    <w:p>
+      <w:pPr>
+        <w:pStyle w:val="ListNumber"/>
+      </w:pPr>
+      <w:r>
+        <w:t>It is too similar to many existing products</w:t>
+      </w:r>
+    </w:p>
+    <w:p>
+      <w:pPr>
+        <w:pStyle w:val="Heading2"/>
+      </w:pPr>
+      <w:r>
+        <w:t>Topic: Manage personal finances (đề mới)</w:t>
+      </w:r>
+    </w:p>
+    <w:p>
+      <w:pPr>
+        <w:pStyle w:val="ListNumber"/>
+      </w:pPr>
+      <w:r>
+        <w:t>Organizing their resources more effectively</w:t>
+      </w:r>
+    </w:p>
+    <w:p>
+      <w:pPr>
+        <w:pStyle w:val="ListNumber"/>
+      </w:pPr>
+      <w:r>
+        <w:t>Get advice from people that have experience</w:t>
+      </w:r>
+    </w:p>
+    <w:p>
+      <w:pPr>
+        <w:pStyle w:val="Heading2"/>
+      </w:pPr>
+      <w:r>
+        <w:t>Topic: Security cameras (dạng 2 - đề mới)</w:t>
+      </w:r>
+    </w:p>
+    <w:p>
+      <w:pPr>
+        <w:pStyle w:val="ListNumber"/>
+      </w:pPr>
+      <w:r>
+        <w:t>People are unnecessarily worried about them</w:t>
+      </w:r>
+    </w:p>
+    <w:p>
+      <w:pPr>
+        <w:pStyle w:val="ListNumber"/>
+      </w:pPr>
+      <w:r>
+        <w:t>People should feel reassured</w:t>
+      </w:r>
+    </w:p>
+    <w:p>
+      <w:pPr>
+        <w:pStyle w:val="Heading2"/>
+      </w:pPr>
+      <w:r>
+        <w:t>Topic: A book about a life of a scientist (dạng 2 - đề mới)</w:t>
+      </w:r>
+    </w:p>
+    <w:p>
+      <w:pPr>
+        <w:pStyle w:val="ListNumber"/>
+      </w:pPr>
+      <w:r>
+        <w:t>It is exciting to read</w:t>
+      </w:r>
+    </w:p>
+    <w:p>
+      <w:pPr>
+        <w:pStyle w:val="ListNumber"/>
+      </w:pPr>
+      <w:r>
+        <w:t>It has been written for a general audience</w:t>
+      </w:r>
+    </w:p>
+    <w:p>
+      <w:pPr>
+        <w:pStyle w:val="Heading2"/>
+      </w:pPr>
+      <w:r>
+        <w:t>Topic: Writer's new novel (đề mới)</w:t>
+      </w:r>
+    </w:p>
+    <w:p>
+      <w:pPr>
+        <w:pStyle w:val="ListNumber"/>
+      </w:pPr>
+      <w:r>
+        <w:t>It is different from his earlier works</w:t>
+      </w:r>
+    </w:p>
+    <w:p>
+      <w:pPr>
+        <w:pStyle w:val="ListNumber"/>
+      </w:pPr>
+      <w:r>
+        <w:t>He should listen to critics before writing his next work</w:t>
+      </w:r>
+    </w:p>
+    <w:p>
+      <w:pPr>
+        <w:pStyle w:val="Heading2"/>
+      </w:pPr>
+      <w:r>
+        <w:t>Topic: Goal setting (đề mới)</w:t>
+      </w:r>
+    </w:p>
+    <w:p>
+      <w:pPr>
+        <w:pStyle w:val="ListNumber"/>
+      </w:pPr>
+      <w:r>
+        <w:t>It allows you to be more flexible</w:t>
+      </w:r>
+    </w:p>
+    <w:p>
+      <w:pPr>
+        <w:pStyle w:val="ListNumber"/>
+      </w:pPr>
+      <w:r>
+        <w:t>It can prevent you from making mistakes</w:t>
+      </w:r>
+    </w:p>
+    <w:p>
+      <w:pPr>
+        <w:pStyle w:val="Heading2"/>
+      </w:pPr>
+      <w:r>
+        <w:t>Topic: The latest scripts for a new show (đề mới)</w:t>
+      </w:r>
+    </w:p>
+    <w:p>
+      <w:pPr>
+        <w:pStyle w:val="ListNumber"/>
+      </w:pPr>
+      <w:r>
+        <w:t>They seem unrealistic</w:t>
+      </w:r>
+    </w:p>
+    <w:p>
+      <w:pPr>
+        <w:pStyle w:val="ListNumber"/>
+      </w:pPr>
+      <w:r>
+        <w:t>It is negatively influencing script production</w:t>
       </w:r>
     </w:p>
     <w:sectPr>
       <w:footerReference w:type="default" r:id="rId9"/>
       <w:pgSz w:w="12240" w:h="15840"/>
-      <w:pgMar w:top="1008" w:right="1152" w:bottom="1008" w:left="1152" w:header="720" w:footer="720" w:gutter="0"/>
+      <w:pgMar w:top="936" w:right="1080" w:bottom="936" w:left="1080" w:header="720" w:footer="720" w:gutter="0"/>
       <w:cols w:space="720"/>
       <w:docGrid w:linePitch="360"/>
     </w:sectPr>
@@ -5252,7 +9703,7 @@
     <w:qFormat/>
     <w:rsid w:val="00FC693F"/>
     <w:pPr>
-      <w:spacing w:after="120" w:line="264" w:lineRule="auto"/>
+      <w:spacing w:after="120" w:line="259" w:lineRule="auto"/>
     </w:pPr>
     <w:rPr>
       <w:rFonts w:ascii="Arial" w:hAnsi="Arial" w:eastAsia="Arial"/>
